--- a/Pendidikan Jasmani dan Kebugaran/108_Aisyah Currents_Journaling.docx
+++ b/Pendidikan Jasmani dan Kebugaran/108_Aisyah Currents_Journaling.docx
@@ -23,456 +23,79 @@
           <w:szCs w:val="24"/>
           <w:lang w:val="en-US"/>
         </w:rPr>
-        <w:t>WEEKLY NUTRITION AND CALORIE INTAKE JOURNAL</w:t>
+        <w:t xml:space="preserve">WEEKLY </w:t>
+      </w:r>
+      <w:r>
+        <w:rPr>
+          <w:rFonts w:ascii="Times New Roman" w:eastAsia="Times New Roman" w:hAnsi="Times New Roman" w:cs="Times New Roman"/>
+          <w:b/>
+          <w:bCs/>
+          <w:sz w:val="24"/>
+          <w:szCs w:val="24"/>
+          <w:lang w:val="en-US"/>
+        </w:rPr>
+        <w:t>NUTRITION AND CALORIE INTAKE JOURNAL</w:t>
       </w:r>
     </w:p>
     <w:p>
       <w:pPr>
+        <w:pStyle w:val="Heading1"/>
+        <w:shd w:val="clear" w:color="auto" w:fill="FFFFFF"/>
+        <w:spacing w:before="0" w:after="0" w:line="462" w:lineRule="atLeast"/>
         <w:jc w:val="center"/>
         <w:rPr>
-          <w:rFonts w:ascii="Times New Roman" w:eastAsia="Times New Roman" w:hAnsi="Times New Roman" w:cs="Times New Roman"/>
-          <w:b/>
-          <w:bCs/>
-          <w:sz w:val="24"/>
-          <w:szCs w:val="24"/>
-        </w:rPr>
-      </w:pPr>
-    </w:p>
-    <w:p>
-      <w:pPr>
-        <w:jc w:val="center"/>
-        <w:rPr>
-          <w:rFonts w:ascii="Times New Roman" w:eastAsia="Times New Roman" w:hAnsi="Times New Roman" w:cs="Times New Roman"/>
-          <w:b/>
-          <w:bCs/>
-          <w:sz w:val="24"/>
-          <w:szCs w:val="24"/>
-        </w:rPr>
-      </w:pPr>
-    </w:p>
-    <w:p>
-      <w:pPr>
-        <w:jc w:val="center"/>
-        <w:rPr>
-          <w:rFonts w:ascii="Times New Roman" w:eastAsia="Times New Roman" w:hAnsi="Times New Roman" w:cs="Times New Roman"/>
-          <w:b/>
-          <w:bCs/>
-          <w:sz w:val="24"/>
-          <w:szCs w:val="24"/>
+          <w:color w:val="222222"/>
+          <w:sz w:val="33"/>
+          <w:szCs w:val="33"/>
           <w:lang w:val="en-US"/>
         </w:rPr>
       </w:pPr>
       <w:r>
         <w:rPr>
-          <w:rFonts w:ascii="Times New Roman" w:eastAsia="Times New Roman" w:hAnsi="Times New Roman" w:cs="Times New Roman"/>
-          <w:b/>
-          <w:bCs/>
-          <w:sz w:val="24"/>
-          <w:szCs w:val="24"/>
+          <w:rFonts w:ascii="Times New Roman" w:hAnsi="Times New Roman" w:cs="Times New Roman"/>
+          <w:sz w:val="24"/>
           <w:lang w:val="en-US"/>
         </w:rPr>
-        <w:t>ASSIGNM</w:t>
+        <w:t>Aisyah Currents</w:t>
       </w:r>
       <w:r>
         <w:rPr>
-          <w:rFonts w:ascii="Times New Roman" w:eastAsia="Times New Roman" w:hAnsi="Times New Roman" w:cs="Times New Roman"/>
-          <w:b/>
-          <w:bCs/>
-          <w:sz w:val="24"/>
-          <w:szCs w:val="24"/>
+          <w:rFonts w:ascii="Times New Roman" w:hAnsi="Times New Roman" w:cs="Times New Roman"/>
+          <w:sz w:val="24"/>
+          <w:vertAlign w:val="superscript"/>
           <w:lang w:val="en-US"/>
         </w:rPr>
-        <w:t>ENT FOR THE PHYSICAL EDUCATION</w:t>
+        <w:t>1</w:t>
       </w:r>
       <w:r>
         <w:rPr>
-          <w:rFonts w:ascii="Times New Roman" w:eastAsia="Times New Roman" w:hAnsi="Times New Roman" w:cs="Times New Roman"/>
-          <w:b/>
-          <w:bCs/>
-          <w:sz w:val="24"/>
-          <w:szCs w:val="24"/>
+          <w:rFonts w:ascii="Times New Roman" w:hAnsi="Times New Roman" w:cs="Times New Roman"/>
+          <w:sz w:val="24"/>
           <w:lang w:val="en-US"/>
         </w:rPr>
-        <w:t xml:space="preserve"> COURSE</w:t>
-      </w:r>
-    </w:p>
-    <w:p>
-      <w:pPr>
-        <w:jc w:val="center"/>
-        <w:rPr>
-          <w:rFonts w:ascii="Times New Roman" w:eastAsia="Times New Roman" w:hAnsi="Times New Roman" w:cs="Times New Roman"/>
-          <w:sz w:val="24"/>
-          <w:szCs w:val="24"/>
-          <w:lang w:val="en-US"/>
-        </w:rPr>
-      </w:pPr>
-    </w:p>
-    <w:p>
-      <w:pPr>
-        <w:spacing w:before="240" w:after="240" w:line="360" w:lineRule="auto"/>
-        <w:jc w:val="center"/>
-        <w:rPr>
-          <w:rFonts w:ascii="Times New Roman" w:eastAsia="Times New Roman" w:hAnsi="Times New Roman" w:cs="Times New Roman"/>
-          <w:sz w:val="24"/>
-          <w:szCs w:val="24"/>
-        </w:rPr>
-      </w:pPr>
-      <w:r>
-        <w:rPr>
-          <w:rFonts w:ascii="Times New Roman" w:eastAsia="Times New Roman" w:hAnsi="Times New Roman" w:cs="Times New Roman"/>
-          <w:noProof/>
-          <w:sz w:val="24"/>
-          <w:szCs w:val="24"/>
-          <w:lang w:val="en-US"/>
-        </w:rPr>
-        <w:drawing>
-          <wp:inline distT="114300" distB="114300" distL="114300" distR="114300">
-            <wp:extent cx="2554125" cy="2741643"/>
-            <wp:effectExtent l="0" t="0" r="0" b="0"/>
-            <wp:docPr id="2" name="image1.png"/>
-            <wp:cNvGraphicFramePr/>
-            <a:graphic xmlns:a="http://schemas.openxmlformats.org/drawingml/2006/main">
-              <a:graphicData uri="http://schemas.openxmlformats.org/drawingml/2006/picture">
-                <pic:pic xmlns:pic="http://schemas.openxmlformats.org/drawingml/2006/picture">
-                  <pic:nvPicPr>
-                    <pic:cNvPr id="0" name="image1.png"/>
-                    <pic:cNvPicPr preferRelativeResize="0"/>
-                  </pic:nvPicPr>
-                  <pic:blipFill>
-                    <a:blip r:embed="rId8"/>
-                    <a:srcRect/>
-                    <a:stretch>
-                      <a:fillRect/>
-                    </a:stretch>
-                  </pic:blipFill>
-                  <pic:spPr>
-                    <a:xfrm>
-                      <a:off x="0" y="0"/>
-                      <a:ext cx="2554125" cy="2741643"/>
-                    </a:xfrm>
-                    <a:prstGeom prst="rect">
-                      <a:avLst/>
-                    </a:prstGeom>
-                    <a:ln/>
-                  </pic:spPr>
-                </pic:pic>
-              </a:graphicData>
-            </a:graphic>
-          </wp:inline>
-        </w:drawing>
+        <w:t xml:space="preserve">, </w:t>
       </w:r>
       <w:r>
         <w:rPr>
-          <w:rFonts w:ascii="Times New Roman" w:eastAsia="Times New Roman" w:hAnsi="Times New Roman" w:cs="Times New Roman"/>
-          <w:sz w:val="24"/>
-          <w:szCs w:val="24"/>
-        </w:rPr>
-        <w:t xml:space="preserve">   </w:t>
-      </w:r>
-    </w:p>
-    <w:p>
-      <w:pPr>
-        <w:spacing w:before="240" w:after="240"/>
-        <w:jc w:val="center"/>
-        <w:rPr>
-          <w:rFonts w:ascii="Times New Roman" w:eastAsia="Times New Roman" w:hAnsi="Times New Roman" w:cs="Times New Roman"/>
-          <w:sz w:val="24"/>
-          <w:szCs w:val="24"/>
-          <w:lang w:val="en-US"/>
-        </w:rPr>
-      </w:pPr>
-      <w:r>
-        <w:rPr>
-          <w:rFonts w:ascii="Times New Roman" w:eastAsia="Times New Roman" w:hAnsi="Times New Roman" w:cs="Times New Roman"/>
-          <w:sz w:val="24"/>
-          <w:szCs w:val="24"/>
-          <w:lang w:val="en-US"/>
-        </w:rPr>
-        <w:t>Lecturer :</w:t>
-      </w:r>
-    </w:p>
-    <w:p>
-      <w:pPr>
-        <w:spacing w:before="240" w:after="240"/>
-        <w:jc w:val="center"/>
-        <w:rPr>
-          <w:rFonts w:ascii="Times New Roman" w:eastAsia="Times New Roman" w:hAnsi="Times New Roman" w:cs="Times New Roman"/>
-          <w:sz w:val="24"/>
-          <w:szCs w:val="24"/>
-          <w:lang w:val="en-US"/>
-        </w:rPr>
-      </w:pPr>
-      <w:r>
-        <w:rPr>
-          <w:rFonts w:ascii="Times New Roman" w:hAnsi="Times New Roman" w:cs="Times New Roman"/>
-          <w:b/>
+          <w:rFonts w:ascii="Times New Roman" w:hAnsi="Times New Roman" w:cs="Times New Roman"/>
+          <w:bCs/>
           <w:color w:val="222222"/>
           <w:sz w:val="24"/>
-          <w:szCs w:val="24"/>
-          <w:shd w:val="clear" w:color="auto" w:fill="FFFFFF"/>
-        </w:rPr>
-        <w:t>Dimas Novian Aditia Syahputra, S.Tr.T., M.Tr.T.</w:t>
-      </w:r>
-    </w:p>
-    <w:p>
-      <w:pPr>
-        <w:spacing w:before="240" w:after="240"/>
-        <w:jc w:val="center"/>
-        <w:rPr>
-          <w:rFonts w:ascii="Times New Roman" w:eastAsia="Times New Roman" w:hAnsi="Times New Roman" w:cs="Times New Roman"/>
-          <w:sz w:val="24"/>
-          <w:szCs w:val="24"/>
-        </w:rPr>
-      </w:pPr>
-      <w:r>
-        <w:rPr>
-          <w:rFonts w:ascii="Times New Roman" w:eastAsia="Times New Roman" w:hAnsi="Times New Roman" w:cs="Times New Roman"/>
-          <w:sz w:val="24"/>
-          <w:szCs w:val="24"/>
-        </w:rPr>
-        <w:t>Presented by</w:t>
+          <w:szCs w:val="33"/>
+        </w:rPr>
+        <w:t>Rizky Muhammad Sidik, S.Pd., M.Ed.</w:t>
       </w:r>
       <w:r>
         <w:rPr>
-          <w:rFonts w:ascii="Times New Roman" w:eastAsia="Times New Roman" w:hAnsi="Times New Roman" w:cs="Times New Roman"/>
-          <w:sz w:val="24"/>
-          <w:szCs w:val="24"/>
-        </w:rPr>
-        <w:t xml:space="preserve"> :</w:t>
-      </w:r>
-    </w:p>
-    <w:p>
-      <w:pPr>
-        <w:spacing w:before="240" w:after="240"/>
-        <w:jc w:val="center"/>
-        <w:rPr>
-          <w:rFonts w:ascii="Times New Roman" w:eastAsia="Times New Roman" w:hAnsi="Times New Roman" w:cs="Times New Roman"/>
-          <w:b/>
+          <w:rFonts w:ascii="Times New Roman" w:hAnsi="Times New Roman" w:cs="Times New Roman"/>
           <w:bCs/>
-          <w:sz w:val="24"/>
-          <w:szCs w:val="24"/>
-        </w:rPr>
-      </w:pPr>
-      <w:r>
-        <w:rPr>
-          <w:rFonts w:ascii="Times New Roman" w:eastAsia="Times New Roman" w:hAnsi="Times New Roman" w:cs="Times New Roman"/>
-          <w:b/>
-          <w:bCs/>
-          <w:sz w:val="24"/>
-          <w:szCs w:val="24"/>
-        </w:rPr>
-        <w:t>Aisyah Currents</w:t>
-      </w:r>
-    </w:p>
-    <w:p>
-      <w:pPr>
-        <w:spacing w:before="240" w:after="240"/>
-        <w:jc w:val="center"/>
-        <w:rPr>
-          <w:rFonts w:ascii="Times New Roman" w:eastAsia="Times New Roman" w:hAnsi="Times New Roman" w:cs="Times New Roman"/>
-          <w:b/>
-          <w:bCs/>
-          <w:sz w:val="24"/>
-          <w:szCs w:val="24"/>
-        </w:rPr>
-      </w:pPr>
-      <w:r>
-        <w:rPr>
-          <w:rFonts w:ascii="Times New Roman" w:eastAsia="Times New Roman" w:hAnsi="Times New Roman" w:cs="Times New Roman"/>
-          <w:b/>
-          <w:bCs/>
-          <w:sz w:val="24"/>
-          <w:szCs w:val="24"/>
-        </w:rPr>
-        <w:t>25091397108 / 2025I</w:t>
-      </w:r>
-    </w:p>
-    <w:p>
-      <w:pPr>
-        <w:spacing w:before="240" w:after="240"/>
-        <w:rPr>
-          <w:rFonts w:ascii="Times New Roman" w:eastAsia="Times New Roman" w:hAnsi="Times New Roman" w:cs="Times New Roman"/>
-          <w:b/>
-          <w:bCs/>
-          <w:sz w:val="24"/>
-          <w:szCs w:val="24"/>
-        </w:rPr>
-      </w:pPr>
-    </w:p>
-    <w:p>
-      <w:pPr>
-        <w:spacing w:before="240" w:after="240"/>
-        <w:jc w:val="center"/>
-        <w:rPr>
-          <w:rFonts w:ascii="Times New Roman" w:eastAsia="Times New Roman" w:hAnsi="Times New Roman" w:cs="Times New Roman"/>
-          <w:b/>
-          <w:bCs/>
-          <w:sz w:val="24"/>
-          <w:szCs w:val="24"/>
-        </w:rPr>
-      </w:pPr>
-    </w:p>
-    <w:p>
-      <w:pPr>
-        <w:spacing w:before="240" w:after="240"/>
-        <w:rPr>
-          <w:rFonts w:ascii="Times New Roman" w:eastAsia="Times New Roman" w:hAnsi="Times New Roman" w:cs="Times New Roman"/>
-          <w:b/>
-          <w:bCs/>
-          <w:sz w:val="24"/>
-          <w:szCs w:val="24"/>
-        </w:rPr>
-      </w:pPr>
-    </w:p>
-    <w:p>
-      <w:pPr>
-        <w:spacing w:before="240" w:after="240"/>
-        <w:jc w:val="center"/>
-        <w:rPr>
-          <w:rFonts w:ascii="Times New Roman" w:eastAsia="Times New Roman" w:hAnsi="Times New Roman" w:cs="Times New Roman"/>
-          <w:b/>
-          <w:bCs/>
-          <w:sz w:val="24"/>
-          <w:szCs w:val="24"/>
-        </w:rPr>
-      </w:pPr>
-    </w:p>
-    <w:p>
-      <w:pPr>
-        <w:spacing w:before="240" w:after="240"/>
-        <w:jc w:val="center"/>
-        <w:rPr>
-          <w:rFonts w:ascii="Times New Roman" w:eastAsia="Times New Roman" w:hAnsi="Times New Roman" w:cs="Times New Roman"/>
-          <w:b/>
-          <w:bCs/>
-          <w:sz w:val="24"/>
-          <w:szCs w:val="24"/>
-        </w:rPr>
-      </w:pPr>
-      <w:r>
-        <w:rPr>
-          <w:rFonts w:ascii="Times New Roman" w:eastAsia="Times New Roman" w:hAnsi="Times New Roman" w:cs="Times New Roman"/>
-          <w:b/>
-          <w:bCs/>
-          <w:sz w:val="24"/>
-          <w:szCs w:val="24"/>
-        </w:rPr>
-        <w:t>INFORMATIC MANAGEMENT MAJOR</w:t>
-      </w:r>
-    </w:p>
-    <w:p>
-      <w:pPr>
-        <w:spacing w:before="240" w:after="240"/>
-        <w:jc w:val="center"/>
-        <w:rPr>
-          <w:rFonts w:ascii="Times New Roman" w:eastAsia="Times New Roman" w:hAnsi="Times New Roman" w:cs="Times New Roman"/>
-          <w:b/>
-          <w:bCs/>
-          <w:sz w:val="24"/>
-          <w:szCs w:val="24"/>
-        </w:rPr>
-      </w:pPr>
-      <w:r>
-        <w:rPr>
-          <w:rFonts w:ascii="Times New Roman" w:eastAsia="Times New Roman" w:hAnsi="Times New Roman" w:cs="Times New Roman"/>
-          <w:b/>
-          <w:bCs/>
-          <w:sz w:val="24"/>
-          <w:szCs w:val="24"/>
-        </w:rPr>
-        <w:t>FACULTY OF VOCATION</w:t>
-      </w:r>
-    </w:p>
-    <w:p>
-      <w:pPr>
-        <w:spacing w:before="240" w:after="240"/>
-        <w:jc w:val="center"/>
-        <w:rPr>
-          <w:rFonts w:ascii="Times New Roman" w:eastAsia="Times New Roman" w:hAnsi="Times New Roman" w:cs="Times New Roman"/>
-          <w:b/>
-          <w:bCs/>
-          <w:sz w:val="24"/>
-          <w:szCs w:val="24"/>
-        </w:rPr>
-      </w:pPr>
-      <w:r>
-        <w:rPr>
-          <w:rFonts w:ascii="Times New Roman" w:eastAsia="Times New Roman" w:hAnsi="Times New Roman" w:cs="Times New Roman"/>
-          <w:b/>
-          <w:bCs/>
-          <w:sz w:val="24"/>
-          <w:szCs w:val="24"/>
-        </w:rPr>
-        <w:t>UNIVERSITAS NEGERI SURABAYA</w:t>
-      </w:r>
-    </w:p>
-    <w:p>
-      <w:pPr>
-        <w:spacing w:before="240" w:after="240"/>
-        <w:jc w:val="center"/>
-        <w:rPr>
-          <w:rFonts w:ascii="Times New Roman" w:eastAsia="Times New Roman" w:hAnsi="Times New Roman" w:cs="Times New Roman"/>
-          <w:b/>
-          <w:bCs/>
-          <w:sz w:val="24"/>
-          <w:szCs w:val="24"/>
-        </w:rPr>
-      </w:pPr>
-      <w:r>
-        <w:rPr>
-          <w:rFonts w:ascii="Times New Roman" w:eastAsia="Times New Roman" w:hAnsi="Times New Roman" w:cs="Times New Roman"/>
-          <w:b/>
-          <w:bCs/>
-          <w:sz w:val="24"/>
-          <w:szCs w:val="24"/>
-        </w:rPr>
-        <w:t>YEAR</w:t>
-      </w:r>
-      <w:r>
-        <w:rPr>
-          <w:rFonts w:ascii="Times New Roman" w:eastAsia="Times New Roman" w:hAnsi="Times New Roman" w:cs="Times New Roman"/>
-          <w:b/>
-          <w:bCs/>
-          <w:sz w:val="24"/>
-          <w:szCs w:val="24"/>
-        </w:rPr>
-        <w:t xml:space="preserve"> 2026</w:t>
-      </w:r>
-    </w:p>
-    <w:p>
-      <w:pPr>
-        <w:jc w:val="center"/>
-        <w:rPr>
-          <w:rFonts w:ascii="Times New Roman" w:eastAsia="Times New Roman" w:hAnsi="Times New Roman" w:cs="Times New Roman"/>
-          <w:b/>
-          <w:bCs/>
-          <w:sz w:val="24"/>
-          <w:szCs w:val="24"/>
+          <w:color w:val="222222"/>
+          <w:sz w:val="24"/>
+          <w:szCs w:val="33"/>
+          <w:vertAlign w:val="superscript"/>
           <w:lang w:val="en-US"/>
         </w:rPr>
-      </w:pPr>
-      <w:r>
-        <w:rPr>
-          <w:rFonts w:ascii="Times New Roman" w:eastAsia="Times New Roman" w:hAnsi="Times New Roman" w:cs="Times New Roman"/>
-          <w:b/>
-          <w:bCs/>
-          <w:sz w:val="24"/>
-          <w:szCs w:val="24"/>
-          <w:lang w:val="en-US"/>
-        </w:rPr>
-        <w:lastRenderedPageBreak/>
-        <w:t xml:space="preserve">WEEKLY </w:t>
-      </w:r>
-      <w:r>
-        <w:rPr>
-          <w:rFonts w:ascii="Times New Roman" w:eastAsia="Times New Roman" w:hAnsi="Times New Roman" w:cs="Times New Roman"/>
-          <w:b/>
-          <w:bCs/>
-          <w:sz w:val="24"/>
-          <w:szCs w:val="24"/>
-          <w:lang w:val="en-US"/>
-        </w:rPr>
-        <w:t>NUTRITION AND CALORIE INTAKE JOURNAL</w:t>
+        <w:t>2</w:t>
       </w:r>
     </w:p>
     <w:p>
@@ -489,18 +112,67 @@
         <w:rPr>
           <w:rFonts w:ascii="Times New Roman" w:hAnsi="Times New Roman" w:cs="Times New Roman"/>
           <w:sz w:val="24"/>
+          <w:vertAlign w:val="superscript"/>
           <w:lang w:val="en-US"/>
         </w:rPr>
-        <w:t>Aisyah Currents</w:t>
+        <w:t>1</w:t>
       </w:r>
       <w:r>
         <w:rPr>
-          <w:rFonts w:ascii="Times New Roman" w:hAnsi="Times New Roman" w:cs="Times New Roman"/>
-          <w:sz w:val="24"/>
-          <w:vertAlign w:val="superscript"/>
+          <w:rStyle w:val="TableNormal0"/>
+        </w:rPr>
+        <w:t xml:space="preserve"> </w:t>
+      </w:r>
+      <w:r>
+        <w:rPr>
+          <w:rStyle w:val="Strong"/>
+          <w:rFonts w:ascii="Times New Roman" w:hAnsi="Times New Roman" w:cs="Times New Roman"/>
+          <w:b w:val="0"/>
+          <w:sz w:val="24"/>
+        </w:rPr>
+        <w:t>Undergraduate student</w:t>
+      </w:r>
+      <w:r>
+        <w:rPr>
+          <w:rStyle w:val="Strong"/>
+          <w:rFonts w:ascii="Times New Roman" w:hAnsi="Times New Roman" w:cs="Times New Roman"/>
+          <w:b w:val="0"/>
+          <w:sz w:val="24"/>
           <w:lang w:val="en-US"/>
         </w:rPr>
-        <w:t>1</w:t>
+        <w:t xml:space="preserve"> International Class</w:t>
+      </w:r>
+      <w:r>
+        <w:rPr>
+          <w:rFonts w:ascii="Times New Roman" w:hAnsi="Times New Roman" w:cs="Times New Roman"/>
+          <w:b/>
+          <w:sz w:val="24"/>
+        </w:rPr>
+        <w:t xml:space="preserve"> </w:t>
+      </w:r>
+      <w:r>
+        <w:rPr>
+          <w:rFonts w:ascii="Times New Roman" w:hAnsi="Times New Roman" w:cs="Times New Roman"/>
+          <w:sz w:val="24"/>
+          <w:lang w:val="en-US"/>
+        </w:rPr>
+        <w:t>D4-</w:t>
+      </w:r>
+      <w:r>
+        <w:rPr>
+          <w:rFonts w:ascii="Times New Roman" w:hAnsi="Times New Roman" w:cs="Times New Roman"/>
+          <w:sz w:val="24"/>
+          <w:lang w:val="en-US"/>
+        </w:rPr>
+        <w:t>Informatics Management</w:t>
+      </w:r>
+      <w:r>
+        <w:rPr>
+          <w:rFonts w:ascii="Times New Roman" w:hAnsi="Times New Roman" w:cs="Times New Roman"/>
+          <w:sz w:val="24"/>
+          <w:lang w:val="en-US"/>
+        </w:rPr>
+        <w:t>,Faculty of Vocation</w:t>
       </w:r>
     </w:p>
     <w:p>
@@ -517,65 +189,46 @@
         <w:rPr>
           <w:rFonts w:ascii="Times New Roman" w:hAnsi="Times New Roman" w:cs="Times New Roman"/>
           <w:sz w:val="24"/>
+          <w:szCs w:val="24"/>
           <w:vertAlign w:val="superscript"/>
           <w:lang w:val="en-US"/>
         </w:rPr>
-        <w:t>1</w:t>
+        <w:t>2</w:t>
       </w:r>
       <w:r>
         <w:rPr>
-          <w:rStyle w:val="TableNormal0"/>
-        </w:rPr>
-        <w:t xml:space="preserve"> </w:t>
+          <w:rFonts w:ascii="Times New Roman" w:hAnsi="Times New Roman" w:cs="Times New Roman"/>
+          <w:sz w:val="24"/>
+          <w:szCs w:val="24"/>
+          <w:lang w:val="en-US"/>
+        </w:rPr>
+        <w:t>Lecturer D4-</w:t>
       </w:r>
       <w:r>
         <w:rPr>
-          <w:rStyle w:val="Strong"/>
-          <w:rFonts w:ascii="Times New Roman" w:hAnsi="Times New Roman" w:cs="Times New Roman"/>
-          <w:b w:val="0"/>
-          <w:sz w:val="24"/>
-        </w:rPr>
-        <w:t>Undergraduate student</w:t>
+          <w:rFonts w:ascii="Times New Roman" w:hAnsi="Times New Roman" w:cs="Times New Roman"/>
+          <w:sz w:val="24"/>
+          <w:szCs w:val="24"/>
+        </w:rPr>
+        <w:t>Sports Coaching</w:t>
       </w:r>
       <w:r>
         <w:rPr>
           <w:rFonts w:ascii="Times New Roman" w:hAnsi="Times New Roman" w:cs="Times New Roman"/>
-          <w:b/>
-          <w:sz w:val="24"/>
-        </w:rPr>
-        <w:t xml:space="preserve"> </w:t>
+          <w:sz w:val="24"/>
+          <w:szCs w:val="24"/>
+          <w:lang w:val="en-US"/>
+        </w:rPr>
+        <w:t>,</w:t>
       </w:r>
       <w:r>
         <w:rPr>
           <w:rFonts w:ascii="Times New Roman" w:hAnsi="Times New Roman" w:cs="Times New Roman"/>
           <w:sz w:val="24"/>
+          <w:szCs w:val="24"/>
           <w:lang w:val="en-US"/>
         </w:rPr>
-        <w:t>D4-</w:t>
-      </w:r>
-      <w:r>
-        <w:rPr>
-          <w:rFonts w:ascii="Times New Roman" w:hAnsi="Times New Roman" w:cs="Times New Roman"/>
-          <w:sz w:val="24"/>
-          <w:lang w:val="en-US"/>
-        </w:rPr>
-        <w:t>Informatics Management</w:t>
-      </w:r>
-      <w:r>
-        <w:rPr>
-          <w:rFonts w:ascii="Times New Roman" w:hAnsi="Times New Roman" w:cs="Times New Roman"/>
-          <w:sz w:val="24"/>
-          <w:lang w:val="en-US"/>
-        </w:rPr>
-        <w:t xml:space="preserve">, </w:t>
-      </w:r>
-      <w:r>
-        <w:rPr>
-          <w:rFonts w:ascii="Times New Roman" w:hAnsi="Times New Roman" w:cs="Times New Roman"/>
-          <w:sz w:val="24"/>
-          <w:lang w:val="en-US"/>
-        </w:rPr>
-        <w:t>Faculty of Vocational</w:t>
+        <w:t>Faculty of Vocation</w:t>
       </w:r>
     </w:p>
     <w:p>
@@ -605,10 +258,7 @@
         <w:jc w:val="center"/>
         <w:rPr>
           <w:rFonts w:ascii="Times New Roman" w:hAnsi="Times New Roman" w:cs="Times New Roman"/>
-          <w:i/>
-          <w:color w:val="0070C0"/>
-          <w:sz w:val="24"/>
-          <w:u w:val="single"/>
+          <w:sz w:val="24"/>
           <w:lang w:val="en-US"/>
         </w:rPr>
       </w:pPr>
@@ -620,7 +270,7 @@
         </w:rPr>
         <w:t xml:space="preserve">e-mail : </w:t>
       </w:r>
-      <w:hyperlink r:id="rId9" w:history="1">
+      <w:hyperlink r:id="rId8" w:history="1">
         <w:r>
           <w:rPr>
             <w:rStyle w:val="Hyperlink"/>
@@ -640,14 +290,54 @@
             <w:sz w:val="24"/>
             <w:lang w:val="en-US"/>
           </w:rPr>
-          <w:t>currentsaisyah@gmail.com</w:t>
+          <w:t>25091397108@mhs.unesa.ac.id</w:t>
+        </w:r>
+      </w:hyperlink>
+      <w:r>
+        <w:rPr>
+          <w:rFonts w:ascii="Times New Roman" w:hAnsi="Times New Roman" w:cs="Times New Roman"/>
+          <w:i/>
+          <w:color w:val="0070C0"/>
+          <w:sz w:val="24"/>
+          <w:u w:val="single"/>
+          <w:lang w:val="en-US"/>
+        </w:rPr>
+        <w:t xml:space="preserve"> </w:t>
+      </w:r>
+      <w:r>
+        <w:rPr>
+          <w:rFonts w:ascii="Times New Roman" w:hAnsi="Times New Roman" w:cs="Times New Roman"/>
+          <w:sz w:val="24"/>
+          <w:lang w:val="en-US"/>
+        </w:rPr>
+        <w:t xml:space="preserve">, </w:t>
+      </w:r>
+      <w:hyperlink r:id="rId9" w:history="1">
+        <w:r>
+          <w:rPr>
+            <w:rStyle w:val="Hyperlink"/>
+            <w:rFonts w:ascii="Times New Roman" w:hAnsi="Times New Roman" w:cs="Times New Roman"/>
+            <w:sz w:val="24"/>
+            <w:vertAlign w:val="superscript"/>
+            <w:lang w:val="en-US"/>
+          </w:rPr>
+          <w:t>2</w:t>
+        </w:r>
+        <w:r>
+          <w:rPr>
+            <w:rStyle w:val="Hyperlink"/>
+            <w:rFonts w:ascii="Times New Roman" w:hAnsi="Times New Roman" w:cs="Times New Roman"/>
+            <w:sz w:val="24"/>
+            <w:lang w:val="en-US"/>
+          </w:rPr>
+          <w:t>rizkysidik@unesa.ac.id</w:t>
         </w:r>
       </w:hyperlink>
     </w:p>
     <w:p>
       <w:pPr>
         <w:spacing w:line="360" w:lineRule="auto"/>
-        <w:jc w:val="both"/>
+        <w:jc w:val="center"/>
         <w:rPr>
           <w:rFonts w:ascii="Times New Roman" w:hAnsi="Times New Roman" w:cs="Times New Roman"/>
           <w:sz w:val="24"/>
@@ -704,6 +394,15 @@
           <w:sz w:val="24"/>
           <w:lang w:val="en-US"/>
         </w:rPr>
+        <w:sectPr>
+          <w:footerReference w:type="default" r:id="rId10"/>
+          <w:headerReference w:type="first" r:id="rId11"/>
+          <w:pgSz w:w="11909" w:h="16834"/>
+          <w:pgMar w:top="1440" w:right="1440" w:bottom="1440" w:left="1440" w:header="720" w:footer="720" w:gutter="0"/>
+          <w:pgNumType w:start="1"/>
+          <w:cols w:space="720"/>
+          <w:docGrid w:linePitch="299"/>
+        </w:sectPr>
       </w:pPr>
       <w:r>
         <w:rPr>
@@ -725,32 +424,8 @@
         </w:rPr>
         <w:t>nutrition journal, calorie intake, Ramadan fasting, dietary intake</w:t>
       </w:r>
-    </w:p>
-    <w:p>
-      <w:pPr>
-        <w:spacing w:line="360" w:lineRule="auto"/>
-        <w:rPr>
-          <w:i/>
-          <w:lang w:val="en-US"/>
-        </w:rPr>
-      </w:pPr>
-    </w:p>
-    <w:p>
-      <w:pPr>
-        <w:spacing w:line="360" w:lineRule="auto"/>
-        <w:rPr>
-          <w:lang w:val="en-US"/>
-        </w:rPr>
-        <w:sectPr>
-          <w:footerReference w:type="default" r:id="rId10"/>
-          <w:pgSz w:w="11909" w:h="16834"/>
-          <w:pgMar w:top="1440" w:right="1440" w:bottom="1440" w:left="1440" w:header="720" w:footer="720" w:gutter="0"/>
-          <w:pgNumType w:start="0"/>
-          <w:cols w:space="720"/>
-          <w:titlePg/>
-          <w:docGrid w:linePitch="299"/>
-        </w:sectPr>
-      </w:pPr>
+      <w:bookmarkStart w:id="0" w:name="_GoBack"/>
+      <w:bookmarkEnd w:id="0"/>
     </w:p>
     <w:p>
       <w:pPr>
@@ -779,15 +454,67 @@
     </w:p>
     <w:p>
       <w:pPr>
-        <w:pStyle w:val="ListParagraph"/>
         <w:spacing w:line="360" w:lineRule="auto"/>
+        <w:ind w:firstLine="360"/>
+        <w:jc w:val="both"/>
+        <w:rPr>
+          <w:rFonts w:ascii="Times New Roman" w:hAnsi="Times New Roman" w:cs="Times New Roman"/>
+          <w:sz w:val="24"/>
+        </w:rPr>
+      </w:pPr>
+      <w:r>
+        <w:rPr>
+          <w:rFonts w:ascii="Times New Roman" w:hAnsi="Times New Roman" w:cs="Times New Roman"/>
+          <w:sz w:val="24"/>
+        </w:rPr>
+        <w:t>Nutrition plays an important role in maintaining health and supporting daily physical activities. Adequate intake of calories, macronutrients, and micronutrients is necessary to ensure that the body functions properly. During the month of Ramadan, eating patterns change significantly because individuals fast from dawn until sunset. As a result, food intake is generally limited to two main meals, namely suhoor (pre-dawn meal) and iftar (meal to break the fast). These changes may influence the balance of nutrients consumed each day.</w:t>
+      </w:r>
+    </w:p>
+    <w:p>
+      <w:pPr>
+        <w:spacing w:line="360" w:lineRule="auto"/>
+        <w:ind w:firstLine="360"/>
+        <w:jc w:val="both"/>
+        <w:rPr>
+          <w:rFonts w:ascii="Times New Roman" w:hAnsi="Times New Roman" w:cs="Times New Roman"/>
+          <w:sz w:val="24"/>
+        </w:rPr>
+      </w:pPr>
+      <w:r>
+        <w:rPr>
+          <w:rFonts w:ascii="Times New Roman" w:hAnsi="Times New Roman" w:cs="Times New Roman"/>
+          <w:sz w:val="24"/>
+        </w:rPr>
+        <w:t>Maintaining a balanced diet during fasting is essential to prevent fatigue, dehydration, and nutritional deficiencies. Therefore, monitoring daily food intake can help individuals understand whether their nutritional needs are being met. By recording and analyzing the types of food and beverages consumed, it becomes possible to evaluate the adequacy of calorie intake and the distribution of macronutrients and micronutrients.</w:t>
+      </w:r>
+    </w:p>
+    <w:p>
+      <w:pPr>
+        <w:spacing w:line="360" w:lineRule="auto"/>
+        <w:ind w:firstLine="360"/>
+        <w:jc w:val="both"/>
         <w:rPr>
           <w:rFonts w:ascii="Times New Roman" w:hAnsi="Times New Roman" w:cs="Times New Roman"/>
           <w:b/>
-          <w:sz w:val="24"/>
+          <w:sz w:val="36"/>
           <w:lang w:val="en-US"/>
         </w:rPr>
       </w:pPr>
+      <w:r>
+        <w:rPr>
+          <w:rFonts w:ascii="Times New Roman" w:hAnsi="Times New Roman" w:cs="Times New Roman"/>
+          <w:sz w:val="24"/>
+        </w:rPr>
+        <w:t xml:space="preserve">This journal aims to document and analyze daily calorie and nutritional intake over a period of one week during Ramadan. The data collected include all meals and </w:t>
+      </w:r>
+      <w:r>
+        <w:rPr>
+          <w:rFonts w:ascii="Times New Roman" w:hAnsi="Times New Roman" w:cs="Times New Roman"/>
+          <w:sz w:val="24"/>
+        </w:rPr>
+        <w:lastRenderedPageBreak/>
+        <w:t>beverages consumed each day, along with their estimated nutritional content. The results of this journal are expected to provide insights into dietary patterns during fasting and increase awareness of the importance of maintaining a balanced and healthy diet.</w:t>
+      </w:r>
     </w:p>
     <w:p>
       <w:pPr>
@@ -857,18 +584,33 @@
           <w:sz w:val="24"/>
           <w:lang w:val="en-US"/>
         </w:rPr>
-        <w:t>Daily Energy Requirement:</w:t>
+        <w:t>Daily Energy Requirement</w:t>
       </w:r>
-    </w:p>
-    <w:p>
-      <w:pPr>
-        <w:jc w:val="both"/>
+      <w:r>
         <w:rPr>
           <w:rFonts w:ascii="Times New Roman" w:hAnsi="Times New Roman" w:cs="Times New Roman"/>
           <w:sz w:val="24"/>
           <w:lang w:val="en-US"/>
         </w:rPr>
-      </w:pPr>
+        <w:t xml:space="preserve"> </w:t>
+      </w:r>
+      <w:r>
+        <w:rPr>
+          <w:rFonts w:ascii="Times New Roman" w:hAnsi="Times New Roman" w:cs="Times New Roman"/>
+          <w:sz w:val="24"/>
+          <w:lang w:val="en-US"/>
+        </w:rPr>
+        <w:t>:</w:t>
+      </w:r>
+      <w:r>
+        <w:rPr>
+          <w:rFonts w:ascii="Times New Roman" w:hAnsi="Times New Roman" w:cs="Times New Roman"/>
+          <w:b/>
+          <w:sz w:val="24"/>
+          <w:lang w:val="en-US"/>
+        </w:rPr>
+        <w:t xml:space="preserve"> </w:t>
+      </w:r>
       <w:r>
         <w:rPr>
           <w:rFonts w:ascii="Times New Roman" w:hAnsi="Times New Roman" w:cs="Times New Roman"/>
@@ -893,7 +635,15 @@
           <w:sz w:val="24"/>
           <w:lang w:val="en-US"/>
         </w:rPr>
-        <w:t>Example:</w:t>
+        <w:t>In this case, we’re using Aisyah Currents’</w:t>
+      </w:r>
+      <w:r>
+        <w:rPr>
+          <w:rFonts w:ascii="Times New Roman" w:hAnsi="Times New Roman" w:cs="Times New Roman"/>
+          <w:sz w:val="24"/>
+          <w:lang w:val="en-US"/>
+        </w:rPr>
+        <w:t xml:space="preserve"> Body Weight, Height, and Age :</w:t>
       </w:r>
     </w:p>
     <w:p>
@@ -1050,7 +800,7 @@
           <w:sz w:val="24"/>
           <w:lang w:val="en-US"/>
         </w:rPr>
-        <w:t xml:space="preserve">Based on the daily calorie needs of 3235 kcal, the required macronutrients can be calculated using the recommended percentage ranges. Carbohydrates should make up 45%–65% of the total calories. This means 45% × 3235 = 1456 kcal and 65% × 3235 = 2103 kcal, so the required carbohydrate intake is 1456–2103 kcal per day. Protein should contribute 10%–35% of the total calories, where 10% × 3235 = 324 kcal and 35% × 3235 = 1132 kcal, meaning the required protein intake is 324–1132 kcal per day. Fat should account for 20%–35% of the total calories, where 20% × 3235 = 647 kcal and 35% × 3235 = 1132 kcal, so </w:t>
+        <w:t xml:space="preserve">Based on the daily calorie needs of 3235 kcal, the required macronutrients can be calculated using the recommended percentage ranges. Carbohydrates should make up 45%–65% of the total calories. This means 45% × 3235 = 1456 kcal and 65% × 3235 = 2103 kcal, so the required carbohydrate intake is 1456–2103 kcal per day. Protein should contribute 10%–35% of the total calories, where 10% × 3235 = 324 kcal and 35% × 3235 = 1132 kcal, meaning the required protein intake is 324–1132 kcal per day. Fat should account for 20%–35% </w:t>
       </w:r>
       <w:r>
         <w:rPr>
@@ -1058,8 +808,7 @@
           <w:sz w:val="24"/>
           <w:lang w:val="en-US"/>
         </w:rPr>
-        <w:lastRenderedPageBreak/>
-        <w:t>the required fat intake is 647–1132 kcal per day. These calculations show the recommended range of macronutrient intake based on a daily energy requirement of 3235 calories.</w:t>
+        <w:t>of the total calories, where 20% × 3235 = 647 kcal and 35% × 3235 = 1132 kcal, so the required fat intake is 647–1132 kcal per day. These calculations show the recommended range of macronutrient intake based on a daily energy requirement of 3235 calories.</w:t>
       </w:r>
     </w:p>
     <w:p>
@@ -1114,15 +863,7 @@
           <w:sz w:val="24"/>
           <w:lang w:val="en-US"/>
         </w:rPr>
-        <w:t xml:space="preserve">The recommended daily intake of micronutrients is important to support overall health and body functions. An adult is recommended to consume 90 mg of vitamin C per day, which helps support the immune system and aids in the absorption of iron. In addition, the recommended intake of calcium is 1000 mg per day, which is essential for maintaining strong bones and teeth as well as supporting muscle and nerve function. The recommended daily </w:t>
-      </w:r>
-      <w:r>
-        <w:rPr>
-          <w:rFonts w:ascii="Times New Roman" w:hAnsi="Times New Roman" w:cs="Times New Roman"/>
-          <w:sz w:val="24"/>
-          <w:lang w:val="en-US"/>
-        </w:rPr>
-        <w:t>intake of iron is 8 mg, which plays an important role in the production of red blood cells and the transportation of oxygen throughout the body. These micronutrients are necessary to maintain proper body function and support daily physical activities.</w:t>
+        <w:t>The recommended daily intake of micronutrients is important to support overall health and body functions. An adult is recommended to consume 90 mg of vitamin C per day, which helps support the immune system and aids in the absorption of iron. In addition, the recommended intake of calcium is 1000 mg per day, which is essential for maintaining strong bones and teeth as well as supporting muscle and nerve function. The recommended daily intake of iron is 8 mg, which plays an important role in the production of red blood cells and the transportation of oxygen throughout the body. These micronutrients are necessary to maintain proper body function and support daily physical activities.</w:t>
       </w:r>
     </w:p>
     <w:p>
@@ -1154,7 +895,9 @@
       <w:pPr>
         <w:spacing w:line="360" w:lineRule="auto"/>
         <w:ind w:firstLine="360"/>
-        <w:rPr>
+        <w:jc w:val="both"/>
+        <w:rPr>
+          <w:rStyle w:val="Strong"/>
           <w:rFonts w:ascii="Times New Roman" w:hAnsi="Times New Roman" w:cs="Times New Roman"/>
           <w:sz w:val="24"/>
           <w:lang w:val="en-US"/>
@@ -1164,9 +907,53 @@
         <w:rPr>
           <w:rFonts w:ascii="Times New Roman" w:hAnsi="Times New Roman" w:cs="Times New Roman"/>
           <w:sz w:val="24"/>
+        </w:rPr>
+        <w:t xml:space="preserve">The daily nutrition log records all food and beverages consumed during the suhoor and iftar meals over a one-week period. Each entry includes the name of the food, estimated macronutrient content (carbohydrates, protein, and fat), micronutrients such as vitamin C, calcium, </w:t>
+      </w:r>
+      <w:r>
+        <w:rPr>
+          <w:rFonts w:ascii="Times New Roman" w:hAnsi="Times New Roman" w:cs="Times New Roman"/>
+          <w:sz w:val="24"/>
+        </w:rPr>
+        <w:lastRenderedPageBreak/>
+        <w:t xml:space="preserve">and iron, as well as the total calorie intake from each meal. The purpose of this log is to monitor daily dietary intake and analyze whether the nutrients consumed meet the recommended dietary requirements. </w:t>
+      </w:r>
+      <w:r>
+        <w:rPr>
+          <w:rStyle w:val="Strong"/>
+          <w:rFonts w:ascii="Times New Roman" w:hAnsi="Times New Roman" w:cs="Times New Roman"/>
+          <w:sz w:val="24"/>
+        </w:rPr>
+        <w:t>The complete daily nutrition log table can be found in Appendix A.</w:t>
+      </w:r>
+      <w:r>
+        <w:rPr>
+          <w:rStyle w:val="Strong"/>
+          <w:rFonts w:ascii="Times New Roman" w:hAnsi="Times New Roman" w:cs="Times New Roman"/>
+          <w:sz w:val="24"/>
           <w:lang w:val="en-US"/>
         </w:rPr>
-        <w:t>Record all food and drinks consumed each day</w:t>
+        <w:t xml:space="preserve"> </w:t>
+      </w:r>
+    </w:p>
+    <w:p>
+      <w:pPr>
+        <w:spacing w:line="360" w:lineRule="auto"/>
+        <w:ind w:firstLine="360"/>
+        <w:jc w:val="both"/>
+        <w:rPr>
+          <w:rFonts w:ascii="Times New Roman" w:hAnsi="Times New Roman" w:cs="Times New Roman"/>
+          <w:b/>
+          <w:sz w:val="32"/>
+          <w:lang w:val="en-US"/>
+        </w:rPr>
+      </w:pPr>
+      <w:r>
+        <w:rPr>
+          <w:rFonts w:ascii="Times New Roman" w:hAnsi="Times New Roman" w:cs="Times New Roman"/>
+          <w:sz w:val="24"/>
+        </w:rPr>
+        <w:t>The data were collected by documenting the meals consumed each day during Ramadan. Nutritional values were estimated using standard nutritional references and food composition data. This log provides a structured overview of daily eating patterns and helps evaluate the balance between energy intake and nutritional needs during the fasting period.</w:t>
       </w:r>
     </w:p>
     <w:p>
@@ -1196,7 +983,260 @@
     </w:p>
     <w:p>
       <w:pPr>
+        <w:spacing w:line="360" w:lineRule="auto"/>
+        <w:ind w:firstLine="360"/>
+        <w:jc w:val="both"/>
+        <w:rPr>
+          <w:rStyle w:val="Strong"/>
+          <w:rFonts w:ascii="Times New Roman" w:hAnsi="Times New Roman" w:cs="Times New Roman"/>
+          <w:sz w:val="24"/>
+        </w:rPr>
+      </w:pPr>
+      <w:r>
+        <w:rPr>
+          <w:rFonts w:ascii="Times New Roman" w:hAnsi="Times New Roman" w:cs="Times New Roman"/>
+          <w:sz w:val="24"/>
+        </w:rPr>
+        <w:t xml:space="preserve">The daily total intake table summarizes the total calories consumed each day and compares them with the calculated daily energy requirement of 3235 kcal. The difference column shows whether the daily intake meets, exceeds, or falls below the required energy level. </w:t>
+      </w:r>
+      <w:r>
+        <w:rPr>
+          <w:rStyle w:val="Strong"/>
+          <w:rFonts w:ascii="Times New Roman" w:hAnsi="Times New Roman" w:cs="Times New Roman"/>
+          <w:sz w:val="24"/>
+        </w:rPr>
+        <w:t>The detailed daily total intake table is presented in Appendix B.</w:t>
+      </w:r>
+    </w:p>
+    <w:p>
+      <w:pPr>
+        <w:spacing w:line="360" w:lineRule="auto"/>
+        <w:ind w:firstLine="360"/>
+        <w:jc w:val="both"/>
+        <w:rPr>
+          <w:rFonts w:ascii="Times New Roman" w:hAnsi="Times New Roman" w:cs="Times New Roman"/>
+          <w:sz w:val="24"/>
+        </w:rPr>
+      </w:pPr>
+      <w:r>
+        <w:rPr>
+          <w:rFonts w:ascii="Times New Roman" w:hAnsi="Times New Roman" w:cs="Times New Roman"/>
+          <w:sz w:val="24"/>
+        </w:rPr>
+        <w:t>Based on the data recorded during the week, the total calorie intake each day is lower than the required energy intake. This indicates a consistent calorie deficit during the fasting period. The deficit varies from day to day depending on the types and quantities of food consumed during suhoor and iftar.</w:t>
+      </w:r>
+    </w:p>
+    <w:p>
+      <w:pPr>
+        <w:spacing w:line="360" w:lineRule="auto"/>
+        <w:ind w:firstLine="360"/>
+        <w:jc w:val="both"/>
+        <w:rPr>
+          <w:rFonts w:ascii="Times New Roman" w:hAnsi="Times New Roman" w:cs="Times New Roman"/>
+          <w:b/>
+          <w:sz w:val="32"/>
+          <w:lang w:val="en-US"/>
+        </w:rPr>
+      </w:pPr>
+      <w:r>
+        <w:rPr>
+          <w:rFonts w:ascii="Times New Roman" w:hAnsi="Times New Roman" w:cs="Times New Roman"/>
+          <w:sz w:val="24"/>
+        </w:rPr>
+        <w:t>This comparison helps provide a clearer understanding of the relationship between daily dietary intake and energy needs. It also highlights the importance of maintaining balanced nutrition during fasting to ensure that the body receives sufficient energy for daily activities.</w:t>
+      </w:r>
+    </w:p>
+    <w:p>
+      <w:pPr>
         <w:pStyle w:val="ListParagraph"/>
+        <w:numPr>
+          <w:ilvl w:val="0"/>
+          <w:numId w:val="5"/>
+        </w:numPr>
+        <w:spacing w:line="360" w:lineRule="auto"/>
+        <w:rPr>
+          <w:rFonts w:ascii="Times New Roman" w:hAnsi="Times New Roman" w:cs="Times New Roman"/>
+          <w:b/>
+          <w:sz w:val="24"/>
+          <w:lang w:val="en-US"/>
+        </w:rPr>
+      </w:pPr>
+      <w:r>
+        <w:rPr>
+          <w:rFonts w:ascii="Times New Roman" w:hAnsi="Times New Roman" w:cs="Times New Roman"/>
+          <w:b/>
+          <w:sz w:val="24"/>
+          <w:lang w:val="en-US"/>
+        </w:rPr>
+        <w:t>Weekly Reflection</w:t>
+      </w:r>
+    </w:p>
+    <w:p>
+      <w:pPr>
+        <w:spacing w:line="360" w:lineRule="auto"/>
+        <w:ind w:firstLine="360"/>
+        <w:jc w:val="both"/>
+        <w:rPr>
+          <w:rFonts w:ascii="Times New Roman" w:hAnsi="Times New Roman" w:cs="Times New Roman"/>
+          <w:sz w:val="24"/>
+        </w:rPr>
+      </w:pPr>
+      <w:r>
+        <w:rPr>
+          <w:rFonts w:ascii="Times New Roman" w:hAnsi="Times New Roman" w:cs="Times New Roman"/>
+          <w:sz w:val="24"/>
+        </w:rPr>
+        <w:t>Based on the one-week nutrition journal, it can be observed that the daily calorie intake was consistently lower than the calculated daily energy requirement of 3235 kcal. The average calorie consumption ranged between approximately 549 kcal and 1480 kcal per day. This indicates that there was a significant calorie deficit during the fasting period.</w:t>
+      </w:r>
+    </w:p>
+    <w:p>
+      <w:pPr>
+        <w:spacing w:line="360" w:lineRule="auto"/>
+        <w:ind w:firstLine="360"/>
+        <w:jc w:val="both"/>
+        <w:rPr>
+          <w:rFonts w:ascii="Times New Roman" w:hAnsi="Times New Roman" w:cs="Times New Roman"/>
+          <w:sz w:val="24"/>
+        </w:rPr>
+      </w:pPr>
+      <w:r>
+        <w:rPr>
+          <w:rFonts w:ascii="Times New Roman" w:hAnsi="Times New Roman" w:cs="Times New Roman"/>
+          <w:sz w:val="24"/>
+        </w:rPr>
+        <w:t>The food choices recorded in the journal consisted of a variety of meals such as rice dishes, noodles, vegetables, eggs, fish, chicken, and beverages like milk and chocolate milk. These foods provided essential macronutrients including carbohydrates, proteins, and fats. However, the overall calorie intake was still relatively low compared to the recommended daily energy requirement.</w:t>
+      </w:r>
+    </w:p>
+    <w:p>
+      <w:pPr>
+        <w:spacing w:line="360" w:lineRule="auto"/>
+        <w:ind w:firstLine="360"/>
+        <w:jc w:val="both"/>
+        <w:rPr>
+          <w:rFonts w:ascii="Times New Roman" w:hAnsi="Times New Roman" w:cs="Times New Roman"/>
+          <w:sz w:val="24"/>
+        </w:rPr>
+      </w:pPr>
+      <w:r>
+        <w:rPr>
+          <w:rFonts w:ascii="Times New Roman" w:hAnsi="Times New Roman" w:cs="Times New Roman"/>
+          <w:sz w:val="24"/>
+        </w:rPr>
+        <w:t xml:space="preserve">In terms of micronutrients, some foods such as vegetables, tomatoes, milk, and tempeh contributed to vitamin C, calcium, and iron intake. Nevertheless, the intake of these micronutrients could be further improved by increasing the consumption of </w:t>
+      </w:r>
+      <w:r>
+        <w:rPr>
+          <w:rFonts w:ascii="Times New Roman" w:hAnsi="Times New Roman" w:cs="Times New Roman"/>
+          <w:sz w:val="24"/>
+        </w:rPr>
+        <w:lastRenderedPageBreak/>
+        <w:t>fruits, vegetables, and other nutrient-dense foods.</w:t>
+      </w:r>
+    </w:p>
+    <w:p>
+      <w:pPr>
+        <w:spacing w:line="360" w:lineRule="auto"/>
+        <w:ind w:firstLine="360"/>
+        <w:jc w:val="both"/>
+        <w:rPr>
+          <w:rFonts w:ascii="Times New Roman" w:hAnsi="Times New Roman" w:cs="Times New Roman"/>
+          <w:b/>
+          <w:sz w:val="32"/>
+          <w:lang w:val="en-US"/>
+        </w:rPr>
+      </w:pPr>
+      <w:r>
+        <w:rPr>
+          <w:rFonts w:ascii="Times New Roman" w:hAnsi="Times New Roman" w:cs="Times New Roman"/>
+          <w:sz w:val="24"/>
+        </w:rPr>
+        <w:t>Overall, this journal highlights the importance of planning balanced meals during Ramadan. Consuming a variety of nutritious foods during suhoor and iftar can help meet daily energy and nutritional needs, maintain health, and support daily activities while fasting.</w:t>
+      </w:r>
+    </w:p>
+    <w:p>
+      <w:pPr>
+        <w:pStyle w:val="ListParagraph"/>
+        <w:numPr>
+          <w:ilvl w:val="0"/>
+          <w:numId w:val="5"/>
+        </w:numPr>
+        <w:spacing w:line="360" w:lineRule="auto"/>
+        <w:rPr>
+          <w:rFonts w:ascii="Times New Roman" w:hAnsi="Times New Roman" w:cs="Times New Roman"/>
+          <w:b/>
+          <w:sz w:val="24"/>
+          <w:lang w:val="en-US"/>
+        </w:rPr>
+      </w:pPr>
+      <w:r>
+        <w:rPr>
+          <w:rFonts w:ascii="Times New Roman" w:hAnsi="Times New Roman" w:cs="Times New Roman"/>
+          <w:b/>
+          <w:sz w:val="24"/>
+          <w:lang w:val="en-US"/>
+        </w:rPr>
+        <w:t>Conclusion</w:t>
+      </w:r>
+    </w:p>
+    <w:p>
+      <w:pPr>
+        <w:spacing w:line="360" w:lineRule="auto"/>
+        <w:ind w:firstLine="360"/>
+        <w:jc w:val="both"/>
+        <w:rPr>
+          <w:rFonts w:ascii="Times New Roman" w:hAnsi="Times New Roman" w:cs="Times New Roman"/>
+          <w:sz w:val="24"/>
+        </w:rPr>
+      </w:pPr>
+      <w:r>
+        <w:rPr>
+          <w:rFonts w:ascii="Times New Roman" w:hAnsi="Times New Roman" w:cs="Times New Roman"/>
+          <w:sz w:val="24"/>
+        </w:rPr>
+        <w:t>In conclusion, this weekly nutrition journal provides an overview of dietary intake during the fasting month of Ramadan. The results show that the total calorie consumption throughout the week was consistently lower than the calculated daily energy requirement of 3235 kcal. This indicates that the body experienced a daily calorie deficit during the fasting period.</w:t>
+      </w:r>
+    </w:p>
+    <w:p>
+      <w:pPr>
+        <w:spacing w:line="360" w:lineRule="auto"/>
+        <w:ind w:firstLine="360"/>
+        <w:jc w:val="both"/>
+        <w:rPr>
+          <w:rFonts w:ascii="Times New Roman" w:hAnsi="Times New Roman" w:cs="Times New Roman"/>
+          <w:sz w:val="24"/>
+        </w:rPr>
+      </w:pPr>
+      <w:r>
+        <w:rPr>
+          <w:rFonts w:ascii="Times New Roman" w:hAnsi="Times New Roman" w:cs="Times New Roman"/>
+          <w:sz w:val="24"/>
+        </w:rPr>
+        <w:t>Although the meals consumed contained a variety of foods that provided carbohydrates, proteins, fats, and several micronutrients, the overall energy intake was still insufficient to fully meet the recommended daily requirement. This suggests the importance of improving meal planning during suhoor and iftar to ensure adequate nutritional intake.</w:t>
+      </w:r>
+    </w:p>
+    <w:p>
+      <w:pPr>
+        <w:spacing w:line="360" w:lineRule="auto"/>
+        <w:ind w:firstLine="360"/>
+        <w:jc w:val="both"/>
+        <w:rPr>
+          <w:rFonts w:ascii="Times New Roman" w:hAnsi="Times New Roman" w:cs="Times New Roman"/>
+          <w:b/>
+          <w:sz w:val="32"/>
+          <w:lang w:val="en-US"/>
+        </w:rPr>
+      </w:pPr>
+      <w:r>
+        <w:rPr>
+          <w:rFonts w:ascii="Times New Roman" w:hAnsi="Times New Roman" w:cs="Times New Roman"/>
+          <w:sz w:val="24"/>
+        </w:rPr>
+        <w:t>Maintaining a balanced diet that includes sufficient calories, macronutrients, and micronutrients is essential for supporting health and physical performance while fasting. By monitoring daily food intake through a nutrition journal, individuals can become more aware of their dietary patterns and make better nutritional choices in the future.</w:t>
+      </w:r>
+    </w:p>
+    <w:p>
+      <w:pPr>
+        <w:spacing w:line="360" w:lineRule="auto"/>
         <w:rPr>
           <w:rFonts w:ascii="Times New Roman" w:hAnsi="Times New Roman" w:cs="Times New Roman"/>
           <w:b/>
@@ -1208,7 +1248,6 @@
     <w:p>
       <w:pPr>
         <w:pStyle w:val="ListParagraph"/>
-        <w:spacing w:line="360" w:lineRule="auto"/>
         <w:rPr>
           <w:rFonts w:ascii="Times New Roman" w:hAnsi="Times New Roman" w:cs="Times New Roman"/>
           <w:b/>
@@ -1231,86 +1270,13 @@
           <w:sz w:val="24"/>
           <w:lang w:val="en-US"/>
         </w:rPr>
-      </w:pPr>
-      <w:r>
-        <w:rPr>
-          <w:rFonts w:ascii="Times New Roman" w:hAnsi="Times New Roman" w:cs="Times New Roman"/>
-          <w:b/>
-          <w:sz w:val="24"/>
-          <w:lang w:val="en-US"/>
-        </w:rPr>
-        <w:t>Weekly Reflection</w:t>
-      </w:r>
-    </w:p>
-    <w:p>
-      <w:pPr>
-        <w:pStyle w:val="ListParagraph"/>
-        <w:spacing w:line="360" w:lineRule="auto"/>
-        <w:rPr>
-          <w:rFonts w:ascii="Times New Roman" w:hAnsi="Times New Roman" w:cs="Times New Roman"/>
-          <w:b/>
-          <w:sz w:val="24"/>
-          <w:lang w:val="en-US"/>
-        </w:rPr>
-      </w:pPr>
-    </w:p>
-    <w:p>
-      <w:pPr>
-        <w:pStyle w:val="ListParagraph"/>
-        <w:numPr>
-          <w:ilvl w:val="0"/>
-          <w:numId w:val="5"/>
-        </w:numPr>
-        <w:spacing w:line="360" w:lineRule="auto"/>
-        <w:rPr>
-          <w:rFonts w:ascii="Times New Roman" w:hAnsi="Times New Roman" w:cs="Times New Roman"/>
-          <w:b/>
-          <w:sz w:val="24"/>
-          <w:lang w:val="en-US"/>
-        </w:rPr>
-      </w:pPr>
-      <w:r>
-        <w:rPr>
-          <w:rFonts w:ascii="Times New Roman" w:hAnsi="Times New Roman" w:cs="Times New Roman"/>
-          <w:b/>
-          <w:sz w:val="24"/>
-          <w:lang w:val="en-US"/>
-        </w:rPr>
-        <w:t>Conclusion</w:t>
-      </w:r>
-    </w:p>
-    <w:p>
-      <w:pPr>
-        <w:pStyle w:val="ListParagraph"/>
-        <w:rPr>
-          <w:rFonts w:ascii="Times New Roman" w:hAnsi="Times New Roman" w:cs="Times New Roman"/>
-          <w:b/>
-          <w:sz w:val="24"/>
-          <w:lang w:val="en-US"/>
-        </w:rPr>
-      </w:pPr>
-    </w:p>
-    <w:p>
-      <w:pPr>
-        <w:pStyle w:val="ListParagraph"/>
-        <w:numPr>
-          <w:ilvl w:val="0"/>
-          <w:numId w:val="5"/>
-        </w:numPr>
-        <w:spacing w:line="360" w:lineRule="auto"/>
-        <w:rPr>
-          <w:rFonts w:ascii="Times New Roman" w:hAnsi="Times New Roman" w:cs="Times New Roman"/>
-          <w:b/>
-          <w:sz w:val="24"/>
-          <w:lang w:val="en-US"/>
-        </w:rPr>
         <w:sectPr>
+          <w:footerReference w:type="default" r:id="rId12"/>
           <w:type w:val="continuous"/>
           <w:pgSz w:w="11909" w:h="16834"/>
           <w:pgMar w:top="1440" w:right="1440" w:bottom="1440" w:left="1440" w:header="720" w:footer="720" w:gutter="0"/>
-          <w:pgNumType w:start="0"/>
+          <w:pgNumType w:start="1"/>
           <w:cols w:num="2" w:space="720"/>
-          <w:titlePg/>
           <w:docGrid w:linePitch="299"/>
         </w:sectPr>
       </w:pPr>
@@ -1367,11 +1333,11 @@
     <w:tbl>
       <w:tblPr>
         <w:tblStyle w:val="TableGrid"/>
-        <w:tblW w:w="9326" w:type="dxa"/>
+        <w:tblW w:w="9386" w:type="dxa"/>
         <w:tblLook w:val="04A0" w:firstRow="1" w:lastRow="0" w:firstColumn="1" w:lastColumn="0" w:noHBand="0" w:noVBand="1"/>
       </w:tblPr>
       <w:tblGrid>
-        <w:gridCol w:w="1336"/>
+        <w:gridCol w:w="1396"/>
         <w:gridCol w:w="910"/>
         <w:gridCol w:w="2485"/>
         <w:gridCol w:w="1829"/>
@@ -1381,7 +1347,7 @@
       <w:tr>
         <w:tc>
           <w:tcPr>
-            <w:tcW w:w="1336" w:type="dxa"/>
+            <w:tcW w:w="1396" w:type="dxa"/>
           </w:tcPr>
           <w:p>
             <w:pPr>
@@ -1539,7 +1505,7 @@
       <w:tr>
         <w:tc>
           <w:tcPr>
-            <w:tcW w:w="1336" w:type="dxa"/>
+            <w:tcW w:w="1396" w:type="dxa"/>
             <w:vMerge w:val="restart"/>
           </w:tcPr>
           <w:p>
@@ -1558,6 +1524,14 @@
                 <w:lang w:val="en-US"/>
               </w:rPr>
               <w:t>Tuesday</w:t>
+            </w:r>
+            <w:r>
+              <w:rPr>
+                <w:rFonts w:ascii="Times New Roman" w:hAnsi="Times New Roman" w:cs="Times New Roman"/>
+                <w:sz w:val="24"/>
+                <w:lang w:val="en-US"/>
+              </w:rPr>
+              <w:t>,</w:t>
             </w:r>
           </w:p>
           <w:p>
@@ -1611,6 +1585,7 @@
           <w:p>
             <w:pPr>
               <w:spacing w:line="360" w:lineRule="auto"/>
+              <w:jc w:val="center"/>
               <w:rPr>
                 <w:rFonts w:ascii="Times New Roman" w:hAnsi="Times New Roman" w:cs="Times New Roman"/>
                 <w:b/>
@@ -1642,7 +1617,7 @@
                           <pic:cNvPicPr/>
                         </pic:nvPicPr>
                         <pic:blipFill rotWithShape="1">
-                          <a:blip r:embed="rId11" cstate="print">
+                          <a:blip r:embed="rId13" cstate="print">
                             <a:extLst>
                               <a:ext uri="{28A0092B-C50C-407E-A947-70E740481C1C}">
                                 <a14:useLocalDpi xmlns:a14="http://schemas.microsoft.com/office/drawing/2010/main" val="0"/>
@@ -1676,6 +1651,24 @@
               </w:drawing>
             </w:r>
           </w:p>
+          <w:p>
+            <w:pPr>
+              <w:spacing w:line="360" w:lineRule="auto"/>
+              <w:jc w:val="both"/>
+              <w:rPr>
+                <w:rFonts w:ascii="Times New Roman" w:hAnsi="Times New Roman" w:cs="Times New Roman"/>
+                <w:sz w:val="24"/>
+                <w:lang w:val="en-US"/>
+              </w:rPr>
+            </w:pPr>
+            <w:r>
+              <w:rPr>
+                <w:rFonts w:ascii="Times New Roman" w:hAnsi="Times New Roman" w:cs="Times New Roman"/>
+                <w:sz w:val="24"/>
+              </w:rPr>
+              <w:t>3 cherry tomatoes, 2 slices of bread, and 500 ml of chocolate milk</w:t>
+            </w:r>
+          </w:p>
         </w:tc>
         <w:tc>
           <w:tcPr>
@@ -1698,6 +1691,32 @@
               </w:rPr>
               <w:t>Carbohydrates</w:t>
             </w:r>
+            <w:r>
+              <w:rPr>
+                <w:rFonts w:ascii="Times New Roman" w:hAnsi="Times New Roman" w:cs="Times New Roman"/>
+                <w:sz w:val="24"/>
+                <w:lang w:val="en-US"/>
+              </w:rPr>
+              <w:t xml:space="preserve"> :</w:t>
+            </w:r>
+          </w:p>
+          <w:p>
+            <w:pPr>
+              <w:spacing w:line="360" w:lineRule="auto"/>
+              <w:rPr>
+                <w:rFonts w:ascii="Times New Roman" w:hAnsi="Times New Roman" w:cs="Times New Roman"/>
+                <w:sz w:val="24"/>
+                <w:lang w:val="en-US"/>
+              </w:rPr>
+            </w:pPr>
+            <w:r>
+              <w:rPr>
+                <w:rFonts w:ascii="Times New Roman" w:hAnsi="Times New Roman" w:cs="Times New Roman"/>
+                <w:sz w:val="24"/>
+                <w:lang w:val="en-US"/>
+              </w:rPr>
+              <w:t>54.6 g</w:t>
+            </w:r>
           </w:p>
         </w:tc>
         <w:tc>
@@ -1720,6 +1739,32 @@
                 <w:lang w:val="en-US"/>
               </w:rPr>
               <w:t>Vitamin C</w:t>
+            </w:r>
+            <w:r>
+              <w:rPr>
+                <w:rFonts w:ascii="Times New Roman" w:hAnsi="Times New Roman" w:cs="Times New Roman"/>
+                <w:sz w:val="24"/>
+                <w:lang w:val="en-US"/>
+              </w:rPr>
+              <w:t xml:space="preserve"> :</w:t>
+            </w:r>
+          </w:p>
+          <w:p>
+            <w:pPr>
+              <w:spacing w:line="360" w:lineRule="auto"/>
+              <w:rPr>
+                <w:rFonts w:ascii="Times New Roman" w:hAnsi="Times New Roman" w:cs="Times New Roman"/>
+                <w:sz w:val="24"/>
+                <w:lang w:val="en-US"/>
+              </w:rPr>
+            </w:pPr>
+            <w:r>
+              <w:rPr>
+                <w:rFonts w:ascii="Times New Roman" w:hAnsi="Times New Roman" w:cs="Times New Roman"/>
+                <w:sz w:val="24"/>
+                <w:lang w:val="en-US"/>
+              </w:rPr>
+              <w:t>2.7 mg</w:t>
             </w:r>
           </w:p>
         </w:tc>
@@ -1738,13 +1783,22 @@
                 <w:lang w:val="en-US"/>
               </w:rPr>
             </w:pPr>
+            <w:r>
+              <w:rPr>
+                <w:rFonts w:ascii="Times New Roman" w:hAnsi="Times New Roman" w:cs="Times New Roman"/>
+                <w:b/>
+                <w:sz w:val="24"/>
+                <w:lang w:val="en-US"/>
+              </w:rPr>
+              <w:t>383 kcal</w:t>
+            </w:r>
           </w:p>
         </w:tc>
       </w:tr>
       <w:tr>
         <w:tc>
           <w:tcPr>
-            <w:tcW w:w="1336" w:type="dxa"/>
+            <w:tcW w:w="1396" w:type="dxa"/>
             <w:vMerge/>
           </w:tcPr>
           <w:p>
@@ -1813,6 +1867,14 @@
               </w:rPr>
               <w:t>Protein</w:t>
             </w:r>
+            <w:r>
+              <w:rPr>
+                <w:rFonts w:ascii="Times New Roman" w:hAnsi="Times New Roman" w:cs="Times New Roman"/>
+                <w:sz w:val="24"/>
+                <w:lang w:val="en-US"/>
+              </w:rPr>
+              <w:t xml:space="preserve"> : 19.1 g</w:t>
+            </w:r>
           </w:p>
         </w:tc>
         <w:tc>
@@ -1835,6 +1897,32 @@
                 <w:lang w:val="en-US"/>
               </w:rPr>
               <w:t>Calcium</w:t>
+            </w:r>
+            <w:r>
+              <w:rPr>
+                <w:rFonts w:ascii="Times New Roman" w:hAnsi="Times New Roman" w:cs="Times New Roman"/>
+                <w:sz w:val="24"/>
+                <w:lang w:val="en-US"/>
+              </w:rPr>
+              <w:t xml:space="preserve"> :</w:t>
+            </w:r>
+          </w:p>
+          <w:p>
+            <w:pPr>
+              <w:spacing w:line="360" w:lineRule="auto"/>
+              <w:rPr>
+                <w:rFonts w:ascii="Times New Roman" w:hAnsi="Times New Roman" w:cs="Times New Roman"/>
+                <w:sz w:val="24"/>
+                <w:lang w:val="en-US"/>
+              </w:rPr>
+            </w:pPr>
+            <w:r>
+              <w:rPr>
+                <w:rFonts w:ascii="Times New Roman" w:hAnsi="Times New Roman" w:cs="Times New Roman"/>
+                <w:sz w:val="24"/>
+                <w:lang w:val="en-US"/>
+              </w:rPr>
+              <w:t>550 mg</w:t>
             </w:r>
           </w:p>
         </w:tc>
@@ -1862,7 +1950,7 @@
         </w:trPr>
         <w:tc>
           <w:tcPr>
-            <w:tcW w:w="1336" w:type="dxa"/>
+            <w:tcW w:w="1396" w:type="dxa"/>
             <w:vMerge/>
           </w:tcPr>
           <w:p>
@@ -1931,6 +2019,14 @@
               </w:rPr>
               <w:t>Fat</w:t>
             </w:r>
+            <w:r>
+              <w:rPr>
+                <w:rFonts w:ascii="Times New Roman" w:hAnsi="Times New Roman" w:cs="Times New Roman"/>
+                <w:sz w:val="24"/>
+                <w:lang w:val="en-US"/>
+              </w:rPr>
+              <w:t xml:space="preserve"> : 9.8 g</w:t>
+            </w:r>
           </w:p>
         </w:tc>
         <w:tc>
@@ -1953,6 +2049,14 @@
                 <w:lang w:val="en-US"/>
               </w:rPr>
               <w:t>Iron</w:t>
+            </w:r>
+            <w:r>
+              <w:rPr>
+                <w:rFonts w:ascii="Times New Roman" w:hAnsi="Times New Roman" w:cs="Times New Roman"/>
+                <w:sz w:val="24"/>
+                <w:lang w:val="en-US"/>
+              </w:rPr>
+              <w:t xml:space="preserve"> : 2.8 mg</w:t>
             </w:r>
           </w:p>
         </w:tc>
@@ -1977,7 +2081,7 @@
       <w:tr>
         <w:tc>
           <w:tcPr>
-            <w:tcW w:w="1336" w:type="dxa"/>
+            <w:tcW w:w="1396" w:type="dxa"/>
             <w:vMerge/>
           </w:tcPr>
           <w:p>
@@ -2055,7 +2159,7 @@
                           <pic:cNvPicPr/>
                         </pic:nvPicPr>
                         <pic:blipFill rotWithShape="1">
-                          <a:blip r:embed="rId12" cstate="print">
+                          <a:blip r:embed="rId14" cstate="print">
                             <a:extLst>
                               <a:ext uri="{28A0092B-C50C-407E-A947-70E740481C1C}">
                                 <a14:useLocalDpi xmlns:a14="http://schemas.microsoft.com/office/drawing/2010/main" val="0"/>
@@ -2089,6 +2193,25 @@
               </w:drawing>
             </w:r>
           </w:p>
+          <w:p>
+            <w:pPr>
+              <w:spacing w:line="360" w:lineRule="auto"/>
+              <w:jc w:val="both"/>
+              <w:rPr>
+                <w:rFonts w:ascii="Times New Roman" w:hAnsi="Times New Roman" w:cs="Times New Roman"/>
+                <w:sz w:val="24"/>
+                <w:lang w:val="en-US"/>
+              </w:rPr>
+            </w:pPr>
+            <w:r>
+              <w:rPr>
+                <w:rFonts w:ascii="Times New Roman" w:hAnsi="Times New Roman" w:cs="Times New Roman"/>
+                <w:sz w:val="24"/>
+              </w:rPr>
+              <w:lastRenderedPageBreak/>
+              <w:t>Rice with chicken katsu, cabbage with mayonnaise, and 300 ml of matcha drink</w:t>
+            </w:r>
+          </w:p>
         </w:tc>
         <w:tc>
           <w:tcPr>
@@ -2110,8 +2233,33 @@
                 <w:sz w:val="24"/>
                 <w:lang w:val="en-US"/>
               </w:rPr>
+              <w:lastRenderedPageBreak/>
               <w:t>Carbohydrates</w:t>
             </w:r>
+            <w:r>
+              <w:rPr>
+                <w:rFonts w:ascii="Times New Roman" w:hAnsi="Times New Roman" w:cs="Times New Roman"/>
+                <w:sz w:val="24"/>
+                <w:lang w:val="en-US"/>
+              </w:rPr>
+              <w:t xml:space="preserve"> :</w:t>
+            </w:r>
+            <w:r>
+              <w:rPr>
+                <w:rFonts w:ascii="Times New Roman" w:hAnsi="Times New Roman" w:cs="Times New Roman"/>
+                <w:sz w:val="24"/>
+                <w:lang w:val="en-US"/>
+              </w:rPr>
+              <w:t xml:space="preserve"> 87 g</w:t>
+            </w:r>
+            <w:r>
+              <w:rPr>
+                <w:rFonts w:ascii="Times New Roman" w:hAnsi="Times New Roman" w:cs="Times New Roman"/>
+                <w:sz w:val="24"/>
+                <w:lang w:val="en-US"/>
+              </w:rPr>
+              <w:t xml:space="preserve"> </w:t>
+            </w:r>
           </w:p>
         </w:tc>
         <w:tc>
@@ -2135,6 +2283,14 @@
                 <w:lang w:val="en-US"/>
               </w:rPr>
               <w:t>Vitamin C</w:t>
+            </w:r>
+            <w:r>
+              <w:rPr>
+                <w:rFonts w:ascii="Times New Roman" w:hAnsi="Times New Roman" w:cs="Times New Roman"/>
+                <w:sz w:val="24"/>
+                <w:lang w:val="en-US"/>
+              </w:rPr>
+              <w:t xml:space="preserve"> : 18 mg</w:t>
             </w:r>
           </w:p>
         </w:tc>
@@ -2153,6 +2309,15 @@
                 <w:lang w:val="en-US"/>
               </w:rPr>
             </w:pPr>
+            <w:r>
+              <w:rPr>
+                <w:rFonts w:ascii="Times New Roman" w:hAnsi="Times New Roman" w:cs="Times New Roman"/>
+                <w:b/>
+                <w:sz w:val="24"/>
+                <w:lang w:val="en-US"/>
+              </w:rPr>
+              <w:t>760 kcal</w:t>
+            </w:r>
           </w:p>
           <w:p>
             <w:pPr>
@@ -2181,7 +2346,7 @@
       <w:tr>
         <w:tc>
           <w:tcPr>
-            <w:tcW w:w="1336" w:type="dxa"/>
+            <w:tcW w:w="1396" w:type="dxa"/>
             <w:vMerge/>
           </w:tcPr>
           <w:p>
@@ -2251,6 +2416,14 @@
               </w:rPr>
               <w:t>Protein</w:t>
             </w:r>
+            <w:r>
+              <w:rPr>
+                <w:rFonts w:ascii="Times New Roman" w:hAnsi="Times New Roman" w:cs="Times New Roman"/>
+                <w:sz w:val="24"/>
+                <w:lang w:val="en-US"/>
+              </w:rPr>
+              <w:t xml:space="preserve"> : 34 g</w:t>
+            </w:r>
           </w:p>
         </w:tc>
         <w:tc>
@@ -2274,6 +2447,14 @@
                 <w:lang w:val="en-US"/>
               </w:rPr>
               <w:t>Calcium</w:t>
+            </w:r>
+            <w:r>
+              <w:rPr>
+                <w:rFonts w:ascii="Times New Roman" w:hAnsi="Times New Roman" w:cs="Times New Roman"/>
+                <w:sz w:val="24"/>
+                <w:lang w:val="en-US"/>
+              </w:rPr>
+              <w:t xml:space="preserve"> : 220 mg</w:t>
             </w:r>
           </w:p>
         </w:tc>
@@ -2298,7 +2479,7 @@
       <w:tr>
         <w:tc>
           <w:tcPr>
-            <w:tcW w:w="1336" w:type="dxa"/>
+            <w:tcW w:w="1396" w:type="dxa"/>
             <w:vMerge/>
           </w:tcPr>
           <w:p>
@@ -2367,6 +2548,14 @@
               </w:rPr>
               <w:t>Fat</w:t>
             </w:r>
+            <w:r>
+              <w:rPr>
+                <w:rFonts w:ascii="Times New Roman" w:hAnsi="Times New Roman" w:cs="Times New Roman"/>
+                <w:sz w:val="24"/>
+                <w:lang w:val="en-US"/>
+              </w:rPr>
+              <w:t xml:space="preserve"> : 33 g</w:t>
+            </w:r>
           </w:p>
         </w:tc>
         <w:tc>
@@ -2390,6 +2579,14 @@
                 <w:lang w:val="en-US"/>
               </w:rPr>
               <w:t>Iron</w:t>
+            </w:r>
+            <w:r>
+              <w:rPr>
+                <w:rFonts w:ascii="Times New Roman" w:hAnsi="Times New Roman" w:cs="Times New Roman"/>
+                <w:sz w:val="24"/>
+                <w:lang w:val="en-US"/>
+              </w:rPr>
+              <w:t xml:space="preserve"> : 3.4 mg</w:t>
             </w:r>
           </w:p>
         </w:tc>
@@ -2414,7 +2611,7 @@
       <w:tr>
         <w:tc>
           <w:tcPr>
-            <w:tcW w:w="1336" w:type="dxa"/>
+            <w:tcW w:w="1396" w:type="dxa"/>
             <w:vMerge w:val="restart"/>
           </w:tcPr>
           <w:p>
@@ -2433,6 +2630,14 @@
                 <w:lang w:val="en-US"/>
               </w:rPr>
               <w:t>Wednesday</w:t>
+            </w:r>
+            <w:r>
+              <w:rPr>
+                <w:rFonts w:ascii="Times New Roman" w:hAnsi="Times New Roman" w:cs="Times New Roman"/>
+                <w:sz w:val="24"/>
+                <w:lang w:val="en-US"/>
+              </w:rPr>
+              <w:t>, 11 March 2026</w:t>
             </w:r>
           </w:p>
         </w:tc>
@@ -2499,7 +2704,7 @@
                           <pic:cNvPicPr/>
                         </pic:nvPicPr>
                         <pic:blipFill rotWithShape="1">
-                          <a:blip r:embed="rId13" cstate="print">
+                          <a:blip r:embed="rId15" cstate="print">
                             <a:extLst>
                               <a:ext uri="{28A0092B-C50C-407E-A947-70E740481C1C}">
                                 <a14:useLocalDpi xmlns:a14="http://schemas.microsoft.com/office/drawing/2010/main" val="0"/>
@@ -2533,6 +2738,25 @@
               </w:drawing>
             </w:r>
           </w:p>
+          <w:p>
+            <w:pPr>
+              <w:spacing w:line="360" w:lineRule="auto"/>
+              <w:jc w:val="both"/>
+              <w:rPr>
+                <w:rFonts w:ascii="Times New Roman" w:hAnsi="Times New Roman" w:cs="Times New Roman"/>
+                <w:b/>
+                <w:sz w:val="24"/>
+                <w:lang w:val="en-US"/>
+              </w:rPr>
+            </w:pPr>
+            <w:r>
+              <w:rPr>
+                <w:rFonts w:ascii="Times New Roman" w:hAnsi="Times New Roman" w:cs="Times New Roman"/>
+                <w:sz w:val="24"/>
+              </w:rPr>
+              <w:t>Rice with crispy mushrooms, 3 cherry tomatoes, and tomato sauce</w:t>
+            </w:r>
+          </w:p>
         </w:tc>
         <w:tc>
           <w:tcPr>
@@ -2555,6 +2779,32 @@
               </w:rPr>
               <w:t>Carbohydrates</w:t>
             </w:r>
+            <w:r>
+              <w:rPr>
+                <w:rFonts w:ascii="Times New Roman" w:hAnsi="Times New Roman" w:cs="Times New Roman"/>
+                <w:sz w:val="24"/>
+                <w:lang w:val="en-US"/>
+              </w:rPr>
+              <w:t xml:space="preserve"> :</w:t>
+            </w:r>
+          </w:p>
+          <w:p>
+            <w:pPr>
+              <w:spacing w:line="360" w:lineRule="auto"/>
+              <w:rPr>
+                <w:rFonts w:ascii="Times New Roman" w:hAnsi="Times New Roman" w:cs="Times New Roman"/>
+                <w:sz w:val="24"/>
+                <w:lang w:val="en-US"/>
+              </w:rPr>
+            </w:pPr>
+            <w:r>
+              <w:rPr>
+                <w:rFonts w:ascii="Times New Roman" w:hAnsi="Times New Roman" w:cs="Times New Roman"/>
+                <w:sz w:val="24"/>
+                <w:lang w:val="en-US"/>
+              </w:rPr>
+              <w:t>79 g</w:t>
+            </w:r>
           </w:p>
         </w:tc>
         <w:tc>
@@ -2578,6 +2828,14 @@
                 <w:lang w:val="en-US"/>
               </w:rPr>
               <w:t>Vitamin C</w:t>
+            </w:r>
+            <w:r>
+              <w:rPr>
+                <w:rFonts w:ascii="Times New Roman" w:hAnsi="Times New Roman" w:cs="Times New Roman"/>
+                <w:sz w:val="24"/>
+                <w:lang w:val="en-US"/>
+              </w:rPr>
+              <w:t xml:space="preserve"> : 7.2 mg</w:t>
             </w:r>
           </w:p>
         </w:tc>
@@ -2596,13 +2854,22 @@
                 <w:lang w:val="en-US"/>
               </w:rPr>
             </w:pPr>
+            <w:r>
+              <w:rPr>
+                <w:rFonts w:ascii="Times New Roman" w:hAnsi="Times New Roman" w:cs="Times New Roman"/>
+                <w:b/>
+                <w:sz w:val="24"/>
+                <w:lang w:val="en-US"/>
+              </w:rPr>
+              <w:t>505 kcal</w:t>
+            </w:r>
           </w:p>
         </w:tc>
       </w:tr>
       <w:tr>
         <w:tc>
           <w:tcPr>
-            <w:tcW w:w="1336" w:type="dxa"/>
+            <w:tcW w:w="1396" w:type="dxa"/>
             <w:vMerge/>
           </w:tcPr>
           <w:p>
@@ -2671,6 +2938,14 @@
               </w:rPr>
               <w:t>Protein</w:t>
             </w:r>
+            <w:r>
+              <w:rPr>
+                <w:rFonts w:ascii="Times New Roman" w:hAnsi="Times New Roman" w:cs="Times New Roman"/>
+                <w:sz w:val="24"/>
+                <w:lang w:val="en-US"/>
+              </w:rPr>
+              <w:t xml:space="preserve"> : 10.3 g</w:t>
+            </w:r>
           </w:p>
         </w:tc>
         <w:tc>
@@ -2694,6 +2969,14 @@
                 <w:lang w:val="en-US"/>
               </w:rPr>
               <w:t>Calcium</w:t>
+            </w:r>
+            <w:r>
+              <w:rPr>
+                <w:rFonts w:ascii="Times New Roman" w:hAnsi="Times New Roman" w:cs="Times New Roman"/>
+                <w:sz w:val="24"/>
+                <w:lang w:val="en-US"/>
+              </w:rPr>
+              <w:t xml:space="preserve"> : 36 mg</w:t>
             </w:r>
           </w:p>
         </w:tc>
@@ -2718,7 +3001,7 @@
       <w:tr>
         <w:tc>
           <w:tcPr>
-            <w:tcW w:w="1336" w:type="dxa"/>
+            <w:tcW w:w="1396" w:type="dxa"/>
             <w:vMerge/>
           </w:tcPr>
           <w:p>
@@ -2787,6 +3070,14 @@
               </w:rPr>
               <w:t>Fat</w:t>
             </w:r>
+            <w:r>
+              <w:rPr>
+                <w:rFonts w:ascii="Times New Roman" w:hAnsi="Times New Roman" w:cs="Times New Roman"/>
+                <w:sz w:val="24"/>
+                <w:lang w:val="en-US"/>
+              </w:rPr>
+              <w:t>: 15.1 g</w:t>
+            </w:r>
           </w:p>
         </w:tc>
         <w:tc>
@@ -2810,6 +3101,14 @@
                 <w:lang w:val="en-US"/>
               </w:rPr>
               <w:t>Iron</w:t>
+            </w:r>
+            <w:r>
+              <w:rPr>
+                <w:rFonts w:ascii="Times New Roman" w:hAnsi="Times New Roman" w:cs="Times New Roman"/>
+                <w:sz w:val="24"/>
+                <w:lang w:val="en-US"/>
+              </w:rPr>
+              <w:t xml:space="preserve"> : 2.5 mg</w:t>
             </w:r>
           </w:p>
         </w:tc>
@@ -2834,7 +3133,7 @@
       <w:tr>
         <w:tc>
           <w:tcPr>
-            <w:tcW w:w="1336" w:type="dxa"/>
+            <w:tcW w:w="1396" w:type="dxa"/>
             <w:vMerge/>
           </w:tcPr>
           <w:p>
@@ -2912,7 +3211,7 @@
                           <pic:cNvPicPr/>
                         </pic:nvPicPr>
                         <pic:blipFill rotWithShape="1">
-                          <a:blip r:embed="rId14" cstate="print">
+                          <a:blip r:embed="rId16" cstate="print">
                             <a:extLst>
                               <a:ext uri="{28A0092B-C50C-407E-A947-70E740481C1C}">
                                 <a14:useLocalDpi xmlns:a14="http://schemas.microsoft.com/office/drawing/2010/main" val="0"/>
@@ -2946,6 +3245,23 @@
               </w:drawing>
             </w:r>
           </w:p>
+          <w:p>
+            <w:pPr>
+              <w:spacing w:line="360" w:lineRule="auto"/>
+              <w:rPr>
+                <w:rFonts w:ascii="Times New Roman" w:hAnsi="Times New Roman" w:cs="Times New Roman"/>
+                <w:sz w:val="24"/>
+                <w:lang w:val="en-US"/>
+              </w:rPr>
+            </w:pPr>
+            <w:r>
+              <w:rPr>
+                <w:rFonts w:ascii="Times New Roman" w:hAnsi="Times New Roman" w:cs="Times New Roman"/>
+                <w:sz w:val="24"/>
+              </w:rPr>
+              <w:t>Mie Jebew with 2 cherry tomatoes</w:t>
+            </w:r>
+          </w:p>
         </w:tc>
         <w:tc>
           <w:tcPr>
@@ -2968,6 +3284,14 @@
               </w:rPr>
               <w:t>Carbohydrates</w:t>
             </w:r>
+            <w:r>
+              <w:rPr>
+                <w:rFonts w:ascii="Times New Roman" w:hAnsi="Times New Roman" w:cs="Times New Roman"/>
+                <w:sz w:val="24"/>
+                <w:lang w:val="en-US"/>
+              </w:rPr>
+              <w:t xml:space="preserve"> : 55 g</w:t>
+            </w:r>
           </w:p>
         </w:tc>
         <w:tc>
@@ -2991,6 +3315,14 @@
                 <w:lang w:val="en-US"/>
               </w:rPr>
               <w:t>Vitamin C</w:t>
+            </w:r>
+            <w:r>
+              <w:rPr>
+                <w:rFonts w:ascii="Times New Roman" w:hAnsi="Times New Roman" w:cs="Times New Roman"/>
+                <w:sz w:val="24"/>
+                <w:lang w:val="en-US"/>
+              </w:rPr>
+              <w:t xml:space="preserve"> : 2.8 mg </w:t>
             </w:r>
           </w:p>
         </w:tc>
@@ -3009,13 +3341,22 @@
                 <w:lang w:val="en-US"/>
               </w:rPr>
             </w:pPr>
+            <w:r>
+              <w:rPr>
+                <w:rFonts w:ascii="Times New Roman" w:hAnsi="Times New Roman" w:cs="Times New Roman"/>
+                <w:b/>
+                <w:sz w:val="24"/>
+                <w:lang w:val="en-US"/>
+              </w:rPr>
+              <w:t>410 kcal</w:t>
+            </w:r>
           </w:p>
         </w:tc>
       </w:tr>
       <w:tr>
         <w:tc>
           <w:tcPr>
-            <w:tcW w:w="1336" w:type="dxa"/>
+            <w:tcW w:w="1396" w:type="dxa"/>
             <w:vMerge/>
           </w:tcPr>
           <w:p>
@@ -3084,6 +3425,14 @@
               </w:rPr>
               <w:t>Protein</w:t>
             </w:r>
+            <w:r>
+              <w:rPr>
+                <w:rFonts w:ascii="Times New Roman" w:hAnsi="Times New Roman" w:cs="Times New Roman"/>
+                <w:sz w:val="24"/>
+                <w:lang w:val="en-US"/>
+              </w:rPr>
+              <w:t xml:space="preserve"> : 9.2 g</w:t>
+            </w:r>
           </w:p>
         </w:tc>
         <w:tc>
@@ -3107,6 +3456,14 @@
                 <w:lang w:val="en-US"/>
               </w:rPr>
               <w:t>Calcium</w:t>
+            </w:r>
+            <w:r>
+              <w:rPr>
+                <w:rFonts w:ascii="Times New Roman" w:hAnsi="Times New Roman" w:cs="Times New Roman"/>
+                <w:sz w:val="24"/>
+                <w:lang w:val="en-US"/>
+              </w:rPr>
+              <w:t xml:space="preserve"> : 42 mg</w:t>
             </w:r>
           </w:p>
         </w:tc>
@@ -3134,7 +3491,7 @@
         </w:trPr>
         <w:tc>
           <w:tcPr>
-            <w:tcW w:w="1336" w:type="dxa"/>
+            <w:tcW w:w="1396" w:type="dxa"/>
             <w:vMerge/>
           </w:tcPr>
           <w:p>
@@ -3203,6 +3560,14 @@
               </w:rPr>
               <w:t>Fat</w:t>
             </w:r>
+            <w:r>
+              <w:rPr>
+                <w:rFonts w:ascii="Times New Roman" w:hAnsi="Times New Roman" w:cs="Times New Roman"/>
+                <w:sz w:val="24"/>
+                <w:lang w:val="en-US"/>
+              </w:rPr>
+              <w:t xml:space="preserve"> : 16 g</w:t>
+            </w:r>
           </w:p>
         </w:tc>
         <w:tc>
@@ -3226,6 +3591,14 @@
                 <w:lang w:val="en-US"/>
               </w:rPr>
               <w:t>Iron</w:t>
+            </w:r>
+            <w:r>
+              <w:rPr>
+                <w:rFonts w:ascii="Times New Roman" w:hAnsi="Times New Roman" w:cs="Times New Roman"/>
+                <w:sz w:val="24"/>
+                <w:lang w:val="en-US"/>
+              </w:rPr>
+              <w:t xml:space="preserve"> :2.6 mg</w:t>
             </w:r>
           </w:p>
         </w:tc>
@@ -3250,7 +3623,7 @@
       <w:tr>
         <w:tc>
           <w:tcPr>
-            <w:tcW w:w="1336" w:type="dxa"/>
+            <w:tcW w:w="1396" w:type="dxa"/>
             <w:vMerge w:val="restart"/>
           </w:tcPr>
           <w:p>
@@ -3258,17 +3631,26 @@
               <w:spacing w:line="360" w:lineRule="auto"/>
               <w:rPr>
                 <w:rFonts w:ascii="Times New Roman" w:hAnsi="Times New Roman" w:cs="Times New Roman"/>
-                <w:sz w:val="24"/>
-                <w:lang w:val="en-US"/>
-              </w:rPr>
-            </w:pPr>
-            <w:r>
-              <w:rPr>
-                <w:rFonts w:ascii="Times New Roman" w:hAnsi="Times New Roman" w:cs="Times New Roman"/>
-                <w:sz w:val="24"/>
-                <w:lang w:val="en-US"/>
-              </w:rPr>
-              <w:t>Thrusday</w:t>
+                <w:b/>
+                <w:sz w:val="24"/>
+                <w:lang w:val="en-US"/>
+              </w:rPr>
+            </w:pPr>
+            <w:r>
+              <w:rPr>
+                <w:rFonts w:ascii="Times New Roman" w:hAnsi="Times New Roman" w:cs="Times New Roman"/>
+                <w:sz w:val="24"/>
+                <w:lang w:val="en-US"/>
+              </w:rPr>
+              <w:t>Calcium</w:t>
+            </w:r>
+            <w:r>
+              <w:rPr>
+                <w:rFonts w:ascii="Times New Roman" w:hAnsi="Times New Roman" w:cs="Times New Roman"/>
+                <w:sz w:val="24"/>
+                <w:lang w:val="en-US"/>
+              </w:rPr>
+              <w:t xml:space="preserve"> : 110 mg</w:t>
             </w:r>
           </w:p>
         </w:tc>
@@ -3320,7 +3702,7 @@
                 <w:lang w:val="en-US"/>
               </w:rPr>
               <w:drawing>
-                <wp:inline distT="0" distB="0" distL="0" distR="0" wp14:anchorId="6F84DEEB" wp14:editId="5768D614">
+                <wp:inline distT="0" distB="0" distL="0" distR="0" wp14:anchorId="6C5255C7" wp14:editId="2DB198BF">
                   <wp:extent cx="970167" cy="1435023"/>
                   <wp:effectExtent l="0" t="3810" r="0" b="0"/>
                   <wp:docPr id="6" name="Picture 6"/>
@@ -3335,7 +3717,7 @@
                           <pic:cNvPicPr/>
                         </pic:nvPicPr>
                         <pic:blipFill rotWithShape="1">
-                          <a:blip r:embed="rId15" cstate="print">
+                          <a:blip r:embed="rId17" cstate="print">
                             <a:extLst>
                               <a:ext uri="{28A0092B-C50C-407E-A947-70E740481C1C}">
                                 <a14:useLocalDpi xmlns:a14="http://schemas.microsoft.com/office/drawing/2010/main" val="0"/>
@@ -3369,6 +3751,25 @@
               </w:drawing>
             </w:r>
           </w:p>
+          <w:p>
+            <w:pPr>
+              <w:spacing w:line="360" w:lineRule="auto"/>
+              <w:jc w:val="both"/>
+              <w:rPr>
+                <w:rFonts w:ascii="Times New Roman" w:hAnsi="Times New Roman" w:cs="Times New Roman"/>
+                <w:b/>
+                <w:sz w:val="24"/>
+                <w:lang w:val="en-US"/>
+              </w:rPr>
+            </w:pPr>
+            <w:r>
+              <w:rPr>
+                <w:rFonts w:ascii="Times New Roman" w:hAnsi="Times New Roman" w:cs="Times New Roman"/>
+                <w:sz w:val="24"/>
+              </w:rPr>
+              <w:t>2 cherry tomatoes, 2 slices of bread, and 600 ml of Pocari Sweat</w:t>
+            </w:r>
+          </w:p>
         </w:tc>
         <w:tc>
           <w:tcPr>
@@ -3389,7 +3790,25 @@
                 <w:sz w:val="24"/>
                 <w:lang w:val="en-US"/>
               </w:rPr>
-              <w:t>Carbohydrates</w:t>
+              <w:t>Carbohydrates :</w:t>
+            </w:r>
+          </w:p>
+          <w:p>
+            <w:pPr>
+              <w:spacing w:line="360" w:lineRule="auto"/>
+              <w:rPr>
+                <w:rFonts w:ascii="Times New Roman" w:hAnsi="Times New Roman" w:cs="Times New Roman"/>
+                <w:sz w:val="24"/>
+                <w:lang w:val="en-US"/>
+              </w:rPr>
+            </w:pPr>
+            <w:r>
+              <w:rPr>
+                <w:rFonts w:ascii="Times New Roman" w:hAnsi="Times New Roman" w:cs="Times New Roman"/>
+                <w:sz w:val="24"/>
+                <w:lang w:val="en-US"/>
+              </w:rPr>
+              <w:t>53.3 g</w:t>
             </w:r>
           </w:p>
         </w:tc>
@@ -3414,6 +3833,14 @@
                 <w:lang w:val="en-US"/>
               </w:rPr>
               <w:t>Vitamin C</w:t>
+            </w:r>
+            <w:r>
+              <w:rPr>
+                <w:rFonts w:ascii="Times New Roman" w:hAnsi="Times New Roman" w:cs="Times New Roman"/>
+                <w:sz w:val="24"/>
+                <w:lang w:val="en-US"/>
+              </w:rPr>
+              <w:t xml:space="preserve"> : 1.8 mg</w:t>
             </w:r>
           </w:p>
         </w:tc>
@@ -3432,13 +3859,22 @@
                 <w:lang w:val="en-US"/>
               </w:rPr>
             </w:pPr>
+            <w:r>
+              <w:rPr>
+                <w:rFonts w:ascii="Times New Roman" w:hAnsi="Times New Roman" w:cs="Times New Roman"/>
+                <w:b/>
+                <w:sz w:val="24"/>
+                <w:lang w:val="en-US"/>
+              </w:rPr>
+              <w:t>244 kcal</w:t>
+            </w:r>
           </w:p>
         </w:tc>
       </w:tr>
       <w:tr>
         <w:tc>
           <w:tcPr>
-            <w:tcW w:w="1336" w:type="dxa"/>
+            <w:tcW w:w="1396" w:type="dxa"/>
             <w:vMerge/>
           </w:tcPr>
           <w:p>
@@ -3505,7 +3941,7 @@
                 <w:sz w:val="24"/>
                 <w:lang w:val="en-US"/>
               </w:rPr>
-              <w:t>Protein</w:t>
+              <w:t>Protein : 6.2 g</w:t>
             </w:r>
           </w:p>
         </w:tc>
@@ -3530,6 +3966,14 @@
                 <w:lang w:val="en-US"/>
               </w:rPr>
               <w:t>Calcium</w:t>
+            </w:r>
+            <w:r>
+              <w:rPr>
+                <w:rFonts w:ascii="Times New Roman" w:hAnsi="Times New Roman" w:cs="Times New Roman"/>
+                <w:sz w:val="24"/>
+                <w:lang w:val="en-US"/>
+              </w:rPr>
+              <w:t xml:space="preserve"> : 65 mg</w:t>
             </w:r>
           </w:p>
         </w:tc>
@@ -3554,7 +3998,7 @@
       <w:tr>
         <w:tc>
           <w:tcPr>
-            <w:tcW w:w="1336" w:type="dxa"/>
+            <w:tcW w:w="1396" w:type="dxa"/>
             <w:vMerge/>
           </w:tcPr>
           <w:p>
@@ -3621,7 +4065,7 @@
                 <w:sz w:val="24"/>
                 <w:lang w:val="en-US"/>
               </w:rPr>
-              <w:t>Fat</w:t>
+              <w:t>Fat : 2.0 g</w:t>
             </w:r>
           </w:p>
         </w:tc>
@@ -3646,6 +4090,14 @@
                 <w:lang w:val="en-US"/>
               </w:rPr>
               <w:t>Iron</w:t>
+            </w:r>
+            <w:r>
+              <w:rPr>
+                <w:rFonts w:ascii="Times New Roman" w:hAnsi="Times New Roman" w:cs="Times New Roman"/>
+                <w:sz w:val="24"/>
+                <w:lang w:val="en-US"/>
+              </w:rPr>
+              <w:t xml:space="preserve"> : 1.85 mg</w:t>
             </w:r>
           </w:p>
         </w:tc>
@@ -3670,7 +4122,7 @@
       <w:tr>
         <w:tc>
           <w:tcPr>
-            <w:tcW w:w="1336" w:type="dxa"/>
+            <w:tcW w:w="1396" w:type="dxa"/>
             <w:vMerge/>
           </w:tcPr>
           <w:p>
@@ -3733,7 +4185,7 @@
                 <w:lang w:val="en-US"/>
               </w:rPr>
               <w:drawing>
-                <wp:inline distT="0" distB="0" distL="0" distR="0" wp14:anchorId="7E5D3C8C" wp14:editId="59E8CD94">
+                <wp:inline distT="0" distB="0" distL="0" distR="0" wp14:anchorId="113DAF22" wp14:editId="0674535E">
                   <wp:extent cx="972383" cy="1440918"/>
                   <wp:effectExtent l="0" t="5715" r="0" b="0"/>
                   <wp:docPr id="7" name="Picture 7"/>
@@ -3748,7 +4200,7 @@
                           <pic:cNvPicPr/>
                         </pic:nvPicPr>
                         <pic:blipFill rotWithShape="1">
-                          <a:blip r:embed="rId16" cstate="print">
+                          <a:blip r:embed="rId18" cstate="print">
                             <a:extLst>
                               <a:ext uri="{28A0092B-C50C-407E-A947-70E740481C1C}">
                                 <a14:useLocalDpi xmlns:a14="http://schemas.microsoft.com/office/drawing/2010/main" val="0"/>
@@ -3782,6 +4234,16 @@
               </w:drawing>
             </w:r>
           </w:p>
+          <w:p>
+            <w:pPr>
+              <w:pStyle w:val="NormalWeb"/>
+              <w:spacing w:before="0" w:beforeAutospacing="0" w:after="0" w:afterAutospacing="0"/>
+              <w:jc w:val="both"/>
+            </w:pPr>
+            <w:r>
+              <w:t>Seblak with 2 quail eggs, enoki mushrooms, 2 crab sticks, and vegetables</w:t>
+            </w:r>
+          </w:p>
         </w:tc>
         <w:tc>
           <w:tcPr>
@@ -3802,7 +4264,25 @@
                 <w:sz w:val="24"/>
                 <w:lang w:val="en-US"/>
               </w:rPr>
-              <w:t>Carbohydrates</w:t>
+              <w:t>Carbohydrates :</w:t>
+            </w:r>
+          </w:p>
+          <w:p>
+            <w:pPr>
+              <w:spacing w:line="360" w:lineRule="auto"/>
+              <w:rPr>
+                <w:rFonts w:ascii="Times New Roman" w:hAnsi="Times New Roman" w:cs="Times New Roman"/>
+                <w:sz w:val="24"/>
+                <w:lang w:val="en-US"/>
+              </w:rPr>
+            </w:pPr>
+            <w:r>
+              <w:rPr>
+                <w:rFonts w:ascii="Times New Roman" w:hAnsi="Times New Roman" w:cs="Times New Roman"/>
+                <w:sz w:val="24"/>
+                <w:lang w:val="en-US"/>
+              </w:rPr>
+              <w:t>34 g</w:t>
             </w:r>
           </w:p>
         </w:tc>
@@ -3827,6 +4307,14 @@
                 <w:lang w:val="en-US"/>
               </w:rPr>
               <w:t>Vitamin C</w:t>
+            </w:r>
+            <w:r>
+              <w:rPr>
+                <w:rFonts w:ascii="Times New Roman" w:hAnsi="Times New Roman" w:cs="Times New Roman"/>
+                <w:sz w:val="24"/>
+                <w:lang w:val="en-US"/>
+              </w:rPr>
+              <w:t xml:space="preserve"> : 8 mg</w:t>
             </w:r>
           </w:p>
         </w:tc>
@@ -3845,13 +4333,22 @@
                 <w:lang w:val="en-US"/>
               </w:rPr>
             </w:pPr>
+            <w:r>
+              <w:rPr>
+                <w:rFonts w:ascii="Times New Roman" w:hAnsi="Times New Roman" w:cs="Times New Roman"/>
+                <w:b/>
+                <w:sz w:val="24"/>
+                <w:lang w:val="en-US"/>
+              </w:rPr>
+              <w:t>305 kcal</w:t>
+            </w:r>
           </w:p>
         </w:tc>
       </w:tr>
       <w:tr>
         <w:tc>
           <w:tcPr>
-            <w:tcW w:w="1336" w:type="dxa"/>
+            <w:tcW w:w="1396" w:type="dxa"/>
             <w:vMerge/>
           </w:tcPr>
           <w:p>
@@ -3918,7 +4415,7 @@
                 <w:sz w:val="24"/>
                 <w:lang w:val="en-US"/>
               </w:rPr>
-              <w:t>Protein</w:t>
+              <w:t>Protein : 15 g</w:t>
             </w:r>
           </w:p>
         </w:tc>
@@ -3936,14 +4433,6 @@
                 <w:lang w:val="en-US"/>
               </w:rPr>
             </w:pPr>
-            <w:r>
-              <w:rPr>
-                <w:rFonts w:ascii="Times New Roman" w:hAnsi="Times New Roman" w:cs="Times New Roman"/>
-                <w:sz w:val="24"/>
-                <w:lang w:val="en-US"/>
-              </w:rPr>
-              <w:t>Calcium</w:t>
-            </w:r>
           </w:p>
         </w:tc>
         <w:tc>
@@ -3967,7 +4456,7 @@
       <w:tr>
         <w:tc>
           <w:tcPr>
-            <w:tcW w:w="1336" w:type="dxa"/>
+            <w:tcW w:w="1396" w:type="dxa"/>
             <w:vMerge/>
           </w:tcPr>
           <w:p>
@@ -4034,7 +4523,7 @@
                 <w:sz w:val="24"/>
                 <w:lang w:val="en-US"/>
               </w:rPr>
-              <w:t>Fat</w:t>
+              <w:t>Fat : 13 g</w:t>
             </w:r>
           </w:p>
         </w:tc>
@@ -4059,6 +4548,14 @@
                 <w:lang w:val="en-US"/>
               </w:rPr>
               <w:t>Iron</w:t>
+            </w:r>
+            <w:r>
+              <w:rPr>
+                <w:rFonts w:ascii="Times New Roman" w:hAnsi="Times New Roman" w:cs="Times New Roman"/>
+                <w:sz w:val="24"/>
+                <w:lang w:val="en-US"/>
+              </w:rPr>
+              <w:t xml:space="preserve"> : 2.3 mg</w:t>
             </w:r>
           </w:p>
         </w:tc>
@@ -4083,7 +4580,7 @@
       <w:tr>
         <w:tc>
           <w:tcPr>
-            <w:tcW w:w="1336" w:type="dxa"/>
+            <w:tcW w:w="1396" w:type="dxa"/>
             <w:vMerge w:val="restart"/>
           </w:tcPr>
           <w:p>
@@ -4101,7 +4598,7 @@
                 <w:sz w:val="24"/>
                 <w:lang w:val="en-US"/>
               </w:rPr>
-              <w:t>Friday</w:t>
+              <w:t>Friday, 13 March 2026</w:t>
             </w:r>
           </w:p>
         </w:tc>
@@ -4153,9 +4650,9 @@
                 <w:lang w:val="en-US"/>
               </w:rPr>
               <w:drawing>
-                <wp:inline distT="0" distB="0" distL="0" distR="0" wp14:anchorId="1323E52F" wp14:editId="631BEC2D">
-                  <wp:extent cx="866695" cy="1292598"/>
-                  <wp:effectExtent l="0" t="3493" r="6668" b="6667"/>
+                <wp:inline distT="0" distB="0" distL="0" distR="0" wp14:anchorId="37AEF07A" wp14:editId="4D4C3C0E">
+                  <wp:extent cx="926498" cy="1381789"/>
+                  <wp:effectExtent l="953" t="0" r="7937" b="7938"/>
                   <wp:docPr id="8" name="Picture 8"/>
                   <wp:cNvGraphicFramePr>
                     <a:graphicFrameLocks xmlns:a="http://schemas.openxmlformats.org/drawingml/2006/main" noChangeAspect="1"/>
@@ -4168,7 +4665,7 @@
                           <pic:cNvPicPr/>
                         </pic:nvPicPr>
                         <pic:blipFill rotWithShape="1">
-                          <a:blip r:embed="rId11" cstate="print">
+                          <a:blip r:embed="rId19" cstate="print">
                             <a:extLst>
                               <a:ext uri="{28A0092B-C50C-407E-A947-70E740481C1C}">
                                 <a14:useLocalDpi xmlns:a14="http://schemas.microsoft.com/office/drawing/2010/main" val="0"/>
@@ -4181,7 +4678,7 @@
                         <pic:spPr bwMode="auto">
                           <a:xfrm rot="5400000">
                             <a:off x="0" y="0"/>
-                            <a:ext cx="872962" cy="1301944"/>
+                            <a:ext cx="926498" cy="1381789"/>
                           </a:xfrm>
                           <a:prstGeom prst="rect">
                             <a:avLst/>
@@ -4202,6 +4699,25 @@
               </w:drawing>
             </w:r>
           </w:p>
+          <w:p>
+            <w:pPr>
+              <w:spacing w:line="360" w:lineRule="auto"/>
+              <w:jc w:val="both"/>
+              <w:rPr>
+                <w:rFonts w:ascii="Times New Roman" w:hAnsi="Times New Roman" w:cs="Times New Roman"/>
+                <w:b/>
+                <w:sz w:val="24"/>
+                <w:lang w:val="en-US"/>
+              </w:rPr>
+            </w:pPr>
+            <w:r>
+              <w:rPr>
+                <w:rFonts w:ascii="Times New Roman" w:hAnsi="Times New Roman" w:cs="Times New Roman"/>
+                <w:sz w:val="24"/>
+              </w:rPr>
+              <w:t>3 cherry tomatoes, 2 slices of bread, and 500 ml of chocolate milk</w:t>
+            </w:r>
+          </w:p>
         </w:tc>
         <w:tc>
           <w:tcPr>
@@ -4222,7 +4738,26 @@
                 <w:sz w:val="24"/>
                 <w:lang w:val="en-US"/>
               </w:rPr>
-              <w:t>Carbohydrates</w:t>
+              <w:t>Carbohydrates :</w:t>
+            </w:r>
+          </w:p>
+          <w:p>
+            <w:pPr>
+              <w:spacing w:line="360" w:lineRule="auto"/>
+              <w:rPr>
+                <w:rFonts w:ascii="Times New Roman" w:hAnsi="Times New Roman" w:cs="Times New Roman"/>
+                <w:sz w:val="24"/>
+                <w:lang w:val="en-US"/>
+              </w:rPr>
+            </w:pPr>
+            <w:r>
+              <w:rPr>
+                <w:rFonts w:ascii="Times New Roman" w:hAnsi="Times New Roman" w:cs="Times New Roman"/>
+                <w:sz w:val="24"/>
+                <w:lang w:val="en-US"/>
+              </w:rPr>
+              <w:lastRenderedPageBreak/>
+              <w:t>54.6 g</w:t>
             </w:r>
           </w:p>
         </w:tc>
@@ -4235,18 +4770,37 @@
               <w:spacing w:line="360" w:lineRule="auto"/>
               <w:rPr>
                 <w:rFonts w:ascii="Times New Roman" w:hAnsi="Times New Roman" w:cs="Times New Roman"/>
-                <w:b/>
-                <w:sz w:val="24"/>
-                <w:lang w:val="en-US"/>
-              </w:rPr>
-            </w:pPr>
-            <w:r>
-              <w:rPr>
-                <w:rFonts w:ascii="Times New Roman" w:hAnsi="Times New Roman" w:cs="Times New Roman"/>
-                <w:sz w:val="24"/>
-                <w:lang w:val="en-US"/>
-              </w:rPr>
-              <w:t>Vitamin C</w:t>
+                <w:sz w:val="24"/>
+                <w:lang w:val="en-US"/>
+              </w:rPr>
+            </w:pPr>
+            <w:r>
+              <w:rPr>
+                <w:rFonts w:ascii="Times New Roman" w:hAnsi="Times New Roman" w:cs="Times New Roman"/>
+                <w:sz w:val="24"/>
+                <w:lang w:val="en-US"/>
+              </w:rPr>
+              <w:lastRenderedPageBreak/>
+              <w:t>Vitamin C :</w:t>
+            </w:r>
+          </w:p>
+          <w:p>
+            <w:pPr>
+              <w:spacing w:line="360" w:lineRule="auto"/>
+              <w:rPr>
+                <w:rFonts w:ascii="Times New Roman" w:hAnsi="Times New Roman" w:cs="Times New Roman"/>
+                <w:sz w:val="24"/>
+                <w:lang w:val="en-US"/>
+              </w:rPr>
+            </w:pPr>
+            <w:r>
+              <w:rPr>
+                <w:rFonts w:ascii="Times New Roman" w:hAnsi="Times New Roman" w:cs="Times New Roman"/>
+                <w:sz w:val="24"/>
+                <w:lang w:val="en-US"/>
+              </w:rPr>
+              <w:lastRenderedPageBreak/>
+              <w:t>2.7 mg</w:t>
             </w:r>
           </w:p>
         </w:tc>
@@ -4265,13 +4819,23 @@
                 <w:lang w:val="en-US"/>
               </w:rPr>
             </w:pPr>
+            <w:r>
+              <w:rPr>
+                <w:rFonts w:ascii="Times New Roman" w:hAnsi="Times New Roman" w:cs="Times New Roman"/>
+                <w:b/>
+                <w:sz w:val="24"/>
+                <w:lang w:val="en-US"/>
+              </w:rPr>
+              <w:lastRenderedPageBreak/>
+              <w:t>383 kcal</w:t>
+            </w:r>
           </w:p>
         </w:tc>
       </w:tr>
       <w:tr>
         <w:tc>
           <w:tcPr>
-            <w:tcW w:w="1336" w:type="dxa"/>
+            <w:tcW w:w="1396" w:type="dxa"/>
             <w:vMerge/>
           </w:tcPr>
           <w:p>
@@ -4338,7 +4902,7 @@
                 <w:sz w:val="24"/>
                 <w:lang w:val="en-US"/>
               </w:rPr>
-              <w:t>Protein</w:t>
+              <w:t>Protein : 19.1 g</w:t>
             </w:r>
           </w:p>
         </w:tc>
@@ -4351,18 +4915,35 @@
               <w:spacing w:line="360" w:lineRule="auto"/>
               <w:rPr>
                 <w:rFonts w:ascii="Times New Roman" w:hAnsi="Times New Roman" w:cs="Times New Roman"/>
-                <w:b/>
-                <w:sz w:val="24"/>
-                <w:lang w:val="en-US"/>
-              </w:rPr>
-            </w:pPr>
-            <w:r>
-              <w:rPr>
-                <w:rFonts w:ascii="Times New Roman" w:hAnsi="Times New Roman" w:cs="Times New Roman"/>
-                <w:sz w:val="24"/>
-                <w:lang w:val="en-US"/>
-              </w:rPr>
-              <w:t>Calcium</w:t>
+                <w:sz w:val="24"/>
+                <w:lang w:val="en-US"/>
+              </w:rPr>
+            </w:pPr>
+            <w:r>
+              <w:rPr>
+                <w:rFonts w:ascii="Times New Roman" w:hAnsi="Times New Roman" w:cs="Times New Roman"/>
+                <w:sz w:val="24"/>
+                <w:lang w:val="en-US"/>
+              </w:rPr>
+              <w:t>Calcium :</w:t>
+            </w:r>
+          </w:p>
+          <w:p>
+            <w:pPr>
+              <w:spacing w:line="360" w:lineRule="auto"/>
+              <w:rPr>
+                <w:rFonts w:ascii="Times New Roman" w:hAnsi="Times New Roman" w:cs="Times New Roman"/>
+                <w:sz w:val="24"/>
+                <w:lang w:val="en-US"/>
+              </w:rPr>
+            </w:pPr>
+            <w:r>
+              <w:rPr>
+                <w:rFonts w:ascii="Times New Roman" w:hAnsi="Times New Roman" w:cs="Times New Roman"/>
+                <w:sz w:val="24"/>
+                <w:lang w:val="en-US"/>
+              </w:rPr>
+              <w:t>550 mg</w:t>
             </w:r>
           </w:p>
         </w:tc>
@@ -4387,7 +4968,7 @@
       <w:tr>
         <w:tc>
           <w:tcPr>
-            <w:tcW w:w="1336" w:type="dxa"/>
+            <w:tcW w:w="1396" w:type="dxa"/>
             <w:vMerge/>
           </w:tcPr>
           <w:p>
@@ -4454,7 +5035,7 @@
                 <w:sz w:val="24"/>
                 <w:lang w:val="en-US"/>
               </w:rPr>
-              <w:t>Fat</w:t>
+              <w:t>Fat : 9.8 g</w:t>
             </w:r>
           </w:p>
         </w:tc>
@@ -4467,18 +5048,17 @@
               <w:spacing w:line="360" w:lineRule="auto"/>
               <w:rPr>
                 <w:rFonts w:ascii="Times New Roman" w:hAnsi="Times New Roman" w:cs="Times New Roman"/>
-                <w:b/>
-                <w:sz w:val="24"/>
-                <w:lang w:val="en-US"/>
-              </w:rPr>
-            </w:pPr>
-            <w:r>
-              <w:rPr>
-                <w:rFonts w:ascii="Times New Roman" w:hAnsi="Times New Roman" w:cs="Times New Roman"/>
-                <w:sz w:val="24"/>
-                <w:lang w:val="en-US"/>
-              </w:rPr>
-              <w:t>Iron</w:t>
+                <w:sz w:val="24"/>
+                <w:lang w:val="en-US"/>
+              </w:rPr>
+            </w:pPr>
+            <w:r>
+              <w:rPr>
+                <w:rFonts w:ascii="Times New Roman" w:hAnsi="Times New Roman" w:cs="Times New Roman"/>
+                <w:sz w:val="24"/>
+                <w:lang w:val="en-US"/>
+              </w:rPr>
+              <w:t>Iron : 2.8 mg</w:t>
             </w:r>
           </w:p>
         </w:tc>
@@ -4503,7 +5083,7 @@
       <w:tr>
         <w:tc>
           <w:tcPr>
-            <w:tcW w:w="1336" w:type="dxa"/>
+            <w:tcW w:w="1396" w:type="dxa"/>
             <w:vMerge/>
           </w:tcPr>
           <w:p>
@@ -4566,7 +5146,7 @@
                 <w:lang w:val="en-US"/>
               </w:rPr>
               <w:drawing>
-                <wp:inline distT="0" distB="0" distL="0" distR="0" wp14:anchorId="3ADA5C9A" wp14:editId="661F41BB">
+                <wp:inline distT="0" distB="0" distL="0" distR="0" wp14:anchorId="00A8C6B9" wp14:editId="65DC4E51">
                   <wp:extent cx="1268614" cy="970961"/>
                   <wp:effectExtent l="0" t="0" r="8255" b="635"/>
                   <wp:docPr id="10" name="Picture 10"/>
@@ -4581,7 +5161,7 @@
                           <pic:cNvPicPr/>
                         </pic:nvPicPr>
                         <pic:blipFill rotWithShape="1">
-                          <a:blip r:embed="rId17" cstate="print">
+                          <a:blip r:embed="rId20" cstate="print">
                             <a:extLst>
                               <a:ext uri="{28A0092B-C50C-407E-A947-70E740481C1C}">
                                 <a14:useLocalDpi xmlns:a14="http://schemas.microsoft.com/office/drawing/2010/main" val="0"/>
@@ -4615,6 +5195,24 @@
               </w:drawing>
             </w:r>
           </w:p>
+          <w:p>
+            <w:pPr>
+              <w:spacing w:line="360" w:lineRule="auto"/>
+              <w:rPr>
+                <w:rFonts w:ascii="Times New Roman" w:hAnsi="Times New Roman" w:cs="Times New Roman"/>
+                <w:sz w:val="24"/>
+                <w:lang w:val="en-US"/>
+              </w:rPr>
+            </w:pPr>
+            <w:r>
+              <w:rPr>
+                <w:rFonts w:ascii="Times New Roman" w:hAnsi="Times New Roman" w:cs="Times New Roman"/>
+                <w:sz w:val="24"/>
+                <w:lang w:val="en-US"/>
+              </w:rPr>
+              <w:t>Siomay Batagor with 3 cherry tomatoes</w:t>
+            </w:r>
+          </w:p>
         </w:tc>
         <w:tc>
           <w:tcPr>
@@ -4635,7 +5233,7 @@
                 <w:sz w:val="24"/>
                 <w:lang w:val="en-US"/>
               </w:rPr>
-              <w:t>Carbohydrates</w:t>
+              <w:t>Carbohydrates : 36 g</w:t>
             </w:r>
           </w:p>
         </w:tc>
@@ -4660,6 +5258,14 @@
                 <w:lang w:val="en-US"/>
               </w:rPr>
               <w:t>Vitamin C</w:t>
+            </w:r>
+            <w:r>
+              <w:rPr>
+                <w:rFonts w:ascii="Times New Roman" w:hAnsi="Times New Roman" w:cs="Times New Roman"/>
+                <w:sz w:val="24"/>
+                <w:lang w:val="en-US"/>
+              </w:rPr>
+              <w:t xml:space="preserve"> : 4.5 mg</w:t>
             </w:r>
           </w:p>
         </w:tc>
@@ -4678,13 +5284,22 @@
                 <w:lang w:val="en-US"/>
               </w:rPr>
             </w:pPr>
+            <w:r>
+              <w:rPr>
+                <w:rFonts w:ascii="Times New Roman" w:hAnsi="Times New Roman" w:cs="Times New Roman"/>
+                <w:b/>
+                <w:sz w:val="24"/>
+                <w:lang w:val="en-US"/>
+              </w:rPr>
+              <w:t>345 kcal</w:t>
+            </w:r>
           </w:p>
         </w:tc>
       </w:tr>
       <w:tr>
         <w:tc>
           <w:tcPr>
-            <w:tcW w:w="1336" w:type="dxa"/>
+            <w:tcW w:w="1396" w:type="dxa"/>
             <w:vMerge/>
           </w:tcPr>
           <w:p>
@@ -4751,7 +5366,7 @@
                 <w:sz w:val="24"/>
                 <w:lang w:val="en-US"/>
               </w:rPr>
-              <w:t>Protein</w:t>
+              <w:t>Protein : 14 g</w:t>
             </w:r>
           </w:p>
         </w:tc>
@@ -4776,6 +5391,14 @@
                 <w:lang w:val="en-US"/>
               </w:rPr>
               <w:t>Calcium</w:t>
+            </w:r>
+            <w:r>
+              <w:rPr>
+                <w:rFonts w:ascii="Times New Roman" w:hAnsi="Times New Roman" w:cs="Times New Roman"/>
+                <w:sz w:val="24"/>
+                <w:lang w:val="en-US"/>
+              </w:rPr>
+              <w:t xml:space="preserve"> : 95 mg</w:t>
             </w:r>
           </w:p>
         </w:tc>
@@ -4800,7 +5423,7 @@
       <w:tr>
         <w:tc>
           <w:tcPr>
-            <w:tcW w:w="1336" w:type="dxa"/>
+            <w:tcW w:w="1396" w:type="dxa"/>
             <w:vMerge/>
           </w:tcPr>
           <w:p>
@@ -4867,7 +5490,7 @@
                 <w:sz w:val="24"/>
                 <w:lang w:val="en-US"/>
               </w:rPr>
-              <w:t>Fat</w:t>
+              <w:t>Fat : 17 g</w:t>
             </w:r>
           </w:p>
         </w:tc>
@@ -4892,6 +5515,14 @@
                 <w:lang w:val="en-US"/>
               </w:rPr>
               <w:t>Iron</w:t>
+            </w:r>
+            <w:r>
+              <w:rPr>
+                <w:rFonts w:ascii="Times New Roman" w:hAnsi="Times New Roman" w:cs="Times New Roman"/>
+                <w:sz w:val="24"/>
+                <w:lang w:val="en-US"/>
+              </w:rPr>
+              <w:t xml:space="preserve"> : 2.1 mg</w:t>
             </w:r>
           </w:p>
         </w:tc>
@@ -4916,7 +5547,7 @@
       <w:tr>
         <w:tc>
           <w:tcPr>
-            <w:tcW w:w="1336" w:type="dxa"/>
+            <w:tcW w:w="1396" w:type="dxa"/>
             <w:vMerge w:val="restart"/>
           </w:tcPr>
           <w:p>
@@ -4934,7 +5565,7 @@
                 <w:sz w:val="24"/>
                 <w:lang w:val="en-US"/>
               </w:rPr>
-              <w:t>Saturday</w:t>
+              <w:t>Saturday, 14 March 2026</w:t>
             </w:r>
           </w:p>
         </w:tc>
@@ -4986,9 +5617,9 @@
                 <w:lang w:val="en-US"/>
               </w:rPr>
               <w:drawing>
-                <wp:inline distT="0" distB="0" distL="0" distR="0" wp14:anchorId="759869E8" wp14:editId="7323E343">
-                  <wp:extent cx="866695" cy="1292598"/>
-                  <wp:effectExtent l="0" t="3493" r="6668" b="6667"/>
+                <wp:inline distT="0" distB="0" distL="0" distR="0" wp14:anchorId="4FB57296" wp14:editId="7EF9BEC7">
+                  <wp:extent cx="919123" cy="1370789"/>
+                  <wp:effectExtent l="2858" t="0" r="0" b="0"/>
                   <wp:docPr id="9" name="Picture 9"/>
                   <wp:cNvGraphicFramePr>
                     <a:graphicFrameLocks xmlns:a="http://schemas.openxmlformats.org/drawingml/2006/main" noChangeAspect="1"/>
@@ -5001,7 +5632,7 @@
                           <pic:cNvPicPr/>
                         </pic:nvPicPr>
                         <pic:blipFill rotWithShape="1">
-                          <a:blip r:embed="rId11" cstate="print">
+                          <a:blip r:embed="rId21" cstate="print">
                             <a:extLst>
                               <a:ext uri="{28A0092B-C50C-407E-A947-70E740481C1C}">
                                 <a14:useLocalDpi xmlns:a14="http://schemas.microsoft.com/office/drawing/2010/main" val="0"/>
@@ -5014,7 +5645,7 @@
                         <pic:spPr bwMode="auto">
                           <a:xfrm rot="5400000">
                             <a:off x="0" y="0"/>
-                            <a:ext cx="872962" cy="1301944"/>
+                            <a:ext cx="928965" cy="1385468"/>
                           </a:xfrm>
                           <a:prstGeom prst="rect">
                             <a:avLst/>
@@ -5035,6 +5666,25 @@
               </w:drawing>
             </w:r>
           </w:p>
+          <w:p>
+            <w:pPr>
+              <w:spacing w:line="360" w:lineRule="auto"/>
+              <w:jc w:val="both"/>
+              <w:rPr>
+                <w:rFonts w:ascii="Times New Roman" w:hAnsi="Times New Roman" w:cs="Times New Roman"/>
+                <w:b/>
+                <w:sz w:val="24"/>
+                <w:lang w:val="en-US"/>
+              </w:rPr>
+            </w:pPr>
+            <w:r>
+              <w:rPr>
+                <w:rFonts w:ascii="Times New Roman" w:hAnsi="Times New Roman" w:cs="Times New Roman"/>
+                <w:sz w:val="24"/>
+              </w:rPr>
+              <w:t>3 cherry tomatoes, 2 slices of bread, and 500 ml of chocolate milk</w:t>
+            </w:r>
+          </w:p>
         </w:tc>
         <w:tc>
           <w:tcPr>
@@ -5055,7 +5705,25 @@
                 <w:sz w:val="24"/>
                 <w:lang w:val="en-US"/>
               </w:rPr>
-              <w:t>Carbohydrates</w:t>
+              <w:t>Carbohydrates :</w:t>
+            </w:r>
+          </w:p>
+          <w:p>
+            <w:pPr>
+              <w:spacing w:line="360" w:lineRule="auto"/>
+              <w:rPr>
+                <w:rFonts w:ascii="Times New Roman" w:hAnsi="Times New Roman" w:cs="Times New Roman"/>
+                <w:sz w:val="24"/>
+                <w:lang w:val="en-US"/>
+              </w:rPr>
+            </w:pPr>
+            <w:r>
+              <w:rPr>
+                <w:rFonts w:ascii="Times New Roman" w:hAnsi="Times New Roman" w:cs="Times New Roman"/>
+                <w:sz w:val="24"/>
+                <w:lang w:val="en-US"/>
+              </w:rPr>
+              <w:t>54.6 g</w:t>
             </w:r>
           </w:p>
         </w:tc>
@@ -5068,18 +5736,35 @@
               <w:spacing w:line="360" w:lineRule="auto"/>
               <w:rPr>
                 <w:rFonts w:ascii="Times New Roman" w:hAnsi="Times New Roman" w:cs="Times New Roman"/>
-                <w:b/>
-                <w:sz w:val="24"/>
-                <w:lang w:val="en-US"/>
-              </w:rPr>
-            </w:pPr>
-            <w:r>
-              <w:rPr>
-                <w:rFonts w:ascii="Times New Roman" w:hAnsi="Times New Roman" w:cs="Times New Roman"/>
-                <w:sz w:val="24"/>
-                <w:lang w:val="en-US"/>
-              </w:rPr>
-              <w:t>Vitamin C</w:t>
+                <w:sz w:val="24"/>
+                <w:lang w:val="en-US"/>
+              </w:rPr>
+            </w:pPr>
+            <w:r>
+              <w:rPr>
+                <w:rFonts w:ascii="Times New Roman" w:hAnsi="Times New Roman" w:cs="Times New Roman"/>
+                <w:sz w:val="24"/>
+                <w:lang w:val="en-US"/>
+              </w:rPr>
+              <w:t>Vitamin C :</w:t>
+            </w:r>
+          </w:p>
+          <w:p>
+            <w:pPr>
+              <w:spacing w:line="360" w:lineRule="auto"/>
+              <w:rPr>
+                <w:rFonts w:ascii="Times New Roman" w:hAnsi="Times New Roman" w:cs="Times New Roman"/>
+                <w:sz w:val="24"/>
+                <w:lang w:val="en-US"/>
+              </w:rPr>
+            </w:pPr>
+            <w:r>
+              <w:rPr>
+                <w:rFonts w:ascii="Times New Roman" w:hAnsi="Times New Roman" w:cs="Times New Roman"/>
+                <w:sz w:val="24"/>
+                <w:lang w:val="en-US"/>
+              </w:rPr>
+              <w:t>2.7 mg</w:t>
             </w:r>
           </w:p>
         </w:tc>
@@ -5098,13 +5783,22 @@
                 <w:lang w:val="en-US"/>
               </w:rPr>
             </w:pPr>
+            <w:r>
+              <w:rPr>
+                <w:rFonts w:ascii="Times New Roman" w:hAnsi="Times New Roman" w:cs="Times New Roman"/>
+                <w:b/>
+                <w:sz w:val="24"/>
+                <w:lang w:val="en-US"/>
+              </w:rPr>
+              <w:t>383 kcal</w:t>
+            </w:r>
           </w:p>
         </w:tc>
       </w:tr>
       <w:tr>
         <w:tc>
           <w:tcPr>
-            <w:tcW w:w="1336" w:type="dxa"/>
+            <w:tcW w:w="1396" w:type="dxa"/>
             <w:vMerge/>
           </w:tcPr>
           <w:p>
@@ -5171,7 +5865,7 @@
                 <w:sz w:val="24"/>
                 <w:lang w:val="en-US"/>
               </w:rPr>
-              <w:t>Protein</w:t>
+              <w:t>Protein : 19.1 g</w:t>
             </w:r>
           </w:p>
         </w:tc>
@@ -5184,18 +5878,35 @@
               <w:spacing w:line="360" w:lineRule="auto"/>
               <w:rPr>
                 <w:rFonts w:ascii="Times New Roman" w:hAnsi="Times New Roman" w:cs="Times New Roman"/>
-                <w:b/>
-                <w:sz w:val="24"/>
-                <w:lang w:val="en-US"/>
-              </w:rPr>
-            </w:pPr>
-            <w:r>
-              <w:rPr>
-                <w:rFonts w:ascii="Times New Roman" w:hAnsi="Times New Roman" w:cs="Times New Roman"/>
-                <w:sz w:val="24"/>
-                <w:lang w:val="en-US"/>
-              </w:rPr>
-              <w:t>Calcium</w:t>
+                <w:sz w:val="24"/>
+                <w:lang w:val="en-US"/>
+              </w:rPr>
+            </w:pPr>
+            <w:r>
+              <w:rPr>
+                <w:rFonts w:ascii="Times New Roman" w:hAnsi="Times New Roman" w:cs="Times New Roman"/>
+                <w:sz w:val="24"/>
+                <w:lang w:val="en-US"/>
+              </w:rPr>
+              <w:t>Calcium :</w:t>
+            </w:r>
+          </w:p>
+          <w:p>
+            <w:pPr>
+              <w:spacing w:line="360" w:lineRule="auto"/>
+              <w:rPr>
+                <w:rFonts w:ascii="Times New Roman" w:hAnsi="Times New Roman" w:cs="Times New Roman"/>
+                <w:sz w:val="24"/>
+                <w:lang w:val="en-US"/>
+              </w:rPr>
+            </w:pPr>
+            <w:r>
+              <w:rPr>
+                <w:rFonts w:ascii="Times New Roman" w:hAnsi="Times New Roman" w:cs="Times New Roman"/>
+                <w:sz w:val="24"/>
+                <w:lang w:val="en-US"/>
+              </w:rPr>
+              <w:t>550 mg</w:t>
             </w:r>
           </w:p>
         </w:tc>
@@ -5220,7 +5931,7 @@
       <w:tr>
         <w:tc>
           <w:tcPr>
-            <w:tcW w:w="1336" w:type="dxa"/>
+            <w:tcW w:w="1396" w:type="dxa"/>
             <w:vMerge/>
           </w:tcPr>
           <w:p>
@@ -5287,7 +5998,7 @@
                 <w:sz w:val="24"/>
                 <w:lang w:val="en-US"/>
               </w:rPr>
-              <w:t>Fat</w:t>
+              <w:t>Fat : 9.8 g</w:t>
             </w:r>
           </w:p>
         </w:tc>
@@ -5300,18 +6011,17 @@
               <w:spacing w:line="360" w:lineRule="auto"/>
               <w:rPr>
                 <w:rFonts w:ascii="Times New Roman" w:hAnsi="Times New Roman" w:cs="Times New Roman"/>
-                <w:b/>
-                <w:sz w:val="24"/>
-                <w:lang w:val="en-US"/>
-              </w:rPr>
-            </w:pPr>
-            <w:r>
-              <w:rPr>
-                <w:rFonts w:ascii="Times New Roman" w:hAnsi="Times New Roman" w:cs="Times New Roman"/>
-                <w:sz w:val="24"/>
-                <w:lang w:val="en-US"/>
-              </w:rPr>
-              <w:t>Iron</w:t>
+                <w:sz w:val="24"/>
+                <w:lang w:val="en-US"/>
+              </w:rPr>
+            </w:pPr>
+            <w:r>
+              <w:rPr>
+                <w:rFonts w:ascii="Times New Roman" w:hAnsi="Times New Roman" w:cs="Times New Roman"/>
+                <w:sz w:val="24"/>
+                <w:lang w:val="en-US"/>
+              </w:rPr>
+              <w:t>Iron : 2.8 mg</w:t>
             </w:r>
           </w:p>
         </w:tc>
@@ -5336,7 +6046,7 @@
       <w:tr>
         <w:tc>
           <w:tcPr>
-            <w:tcW w:w="1336" w:type="dxa"/>
+            <w:tcW w:w="1396" w:type="dxa"/>
             <w:vMerge/>
           </w:tcPr>
           <w:p>
@@ -5399,7 +6109,7 @@
                 <w:lang w:val="en-US"/>
               </w:rPr>
               <w:drawing>
-                <wp:inline distT="0" distB="0" distL="0" distR="0" wp14:anchorId="5C5C4A98" wp14:editId="5BA687A1">
+                <wp:inline distT="0" distB="0" distL="0" distR="0" wp14:anchorId="4E18D3C6" wp14:editId="298139F5">
                   <wp:extent cx="968128" cy="1384485"/>
                   <wp:effectExtent l="1270" t="0" r="5080" b="5080"/>
                   <wp:docPr id="11" name="Picture 11"/>
@@ -5414,7 +6124,7 @@
                           <pic:cNvPicPr/>
                         </pic:nvPicPr>
                         <pic:blipFill rotWithShape="1">
-                          <a:blip r:embed="rId18" cstate="print">
+                          <a:blip r:embed="rId22" cstate="print">
                             <a:extLst>
                               <a:ext uri="{28A0092B-C50C-407E-A947-70E740481C1C}">
                                 <a14:useLocalDpi xmlns:a14="http://schemas.microsoft.com/office/drawing/2010/main" val="0"/>
@@ -5448,6 +6158,24 @@
               </w:drawing>
             </w:r>
           </w:p>
+          <w:p>
+            <w:pPr>
+              <w:spacing w:line="360" w:lineRule="auto"/>
+              <w:jc w:val="both"/>
+              <w:rPr>
+                <w:rFonts w:ascii="Times New Roman" w:hAnsi="Times New Roman" w:cs="Times New Roman"/>
+                <w:sz w:val="24"/>
+                <w:lang w:val="en-US"/>
+              </w:rPr>
+            </w:pPr>
+            <w:r>
+              <w:rPr>
+                <w:rFonts w:ascii="Times New Roman" w:hAnsi="Times New Roman" w:cs="Times New Roman"/>
+                <w:sz w:val="24"/>
+              </w:rPr>
+              <w:t>Rice with chicken satay, spicy tofu soup, and 250 ml of milk</w:t>
+            </w:r>
+          </w:p>
         </w:tc>
         <w:tc>
           <w:tcPr>
@@ -5468,7 +6196,25 @@
                 <w:sz w:val="24"/>
                 <w:lang w:val="en-US"/>
               </w:rPr>
-              <w:t>Carbohydrates</w:t>
+              <w:t>Carbohydrates :</w:t>
+            </w:r>
+          </w:p>
+          <w:p>
+            <w:pPr>
+              <w:spacing w:line="360" w:lineRule="auto"/>
+              <w:rPr>
+                <w:rFonts w:ascii="Times New Roman" w:hAnsi="Times New Roman" w:cs="Times New Roman"/>
+                <w:sz w:val="24"/>
+                <w:lang w:val="en-US"/>
+              </w:rPr>
+            </w:pPr>
+            <w:r>
+              <w:rPr>
+                <w:rFonts w:ascii="Times New Roman" w:hAnsi="Times New Roman" w:cs="Times New Roman"/>
+                <w:sz w:val="24"/>
+                <w:lang w:val="en-US"/>
+              </w:rPr>
+              <w:t>75 g</w:t>
             </w:r>
           </w:p>
         </w:tc>
@@ -5493,6 +6239,14 @@
                 <w:lang w:val="en-US"/>
               </w:rPr>
               <w:t>Vitamin C</w:t>
+            </w:r>
+            <w:r>
+              <w:rPr>
+                <w:rFonts w:ascii="Times New Roman" w:hAnsi="Times New Roman" w:cs="Times New Roman"/>
+                <w:sz w:val="24"/>
+                <w:lang w:val="en-US"/>
+              </w:rPr>
+              <w:t xml:space="preserve"> : 3 mg</w:t>
             </w:r>
           </w:p>
         </w:tc>
@@ -5511,13 +6265,22 @@
                 <w:lang w:val="en-US"/>
               </w:rPr>
             </w:pPr>
+            <w:r>
+              <w:rPr>
+                <w:rFonts w:ascii="Times New Roman" w:hAnsi="Times New Roman" w:cs="Times New Roman"/>
+                <w:b/>
+                <w:sz w:val="24"/>
+                <w:lang w:val="en-US"/>
+              </w:rPr>
+              <w:t>670 kcal</w:t>
+            </w:r>
           </w:p>
         </w:tc>
       </w:tr>
       <w:tr>
         <w:tc>
           <w:tcPr>
-            <w:tcW w:w="1336" w:type="dxa"/>
+            <w:tcW w:w="1396" w:type="dxa"/>
             <w:vMerge/>
           </w:tcPr>
           <w:p>
@@ -5584,7 +6347,7 @@
                 <w:sz w:val="24"/>
                 <w:lang w:val="en-US"/>
               </w:rPr>
-              <w:t>Protein</w:t>
+              <w:t>Protein : 36 g</w:t>
             </w:r>
           </w:p>
         </w:tc>
@@ -5609,6 +6372,14 @@
                 <w:lang w:val="en-US"/>
               </w:rPr>
               <w:t>Calcium</w:t>
+            </w:r>
+            <w:r>
+              <w:rPr>
+                <w:rFonts w:ascii="Times New Roman" w:hAnsi="Times New Roman" w:cs="Times New Roman"/>
+                <w:sz w:val="24"/>
+                <w:lang w:val="en-US"/>
+              </w:rPr>
+              <w:t xml:space="preserve"> : 330 mg</w:t>
             </w:r>
           </w:p>
         </w:tc>
@@ -5633,7 +6404,7 @@
       <w:tr>
         <w:tc>
           <w:tcPr>
-            <w:tcW w:w="1336" w:type="dxa"/>
+            <w:tcW w:w="1396" w:type="dxa"/>
             <w:vMerge/>
           </w:tcPr>
           <w:p>
@@ -5700,7 +6471,7 @@
                 <w:sz w:val="24"/>
                 <w:lang w:val="en-US"/>
               </w:rPr>
-              <w:t>Fat</w:t>
+              <w:t>Fat : 28 g</w:t>
             </w:r>
           </w:p>
         </w:tc>
@@ -5725,6 +6496,14 @@
                 <w:lang w:val="en-US"/>
               </w:rPr>
               <w:t>Iron</w:t>
+            </w:r>
+            <w:r>
+              <w:rPr>
+                <w:rFonts w:ascii="Times New Roman" w:hAnsi="Times New Roman" w:cs="Times New Roman"/>
+                <w:sz w:val="24"/>
+                <w:lang w:val="en-US"/>
+              </w:rPr>
+              <w:t xml:space="preserve"> : 3.8 mg</w:t>
             </w:r>
           </w:p>
         </w:tc>
@@ -5749,7 +6528,7 @@
       <w:tr>
         <w:tc>
           <w:tcPr>
-            <w:tcW w:w="1336" w:type="dxa"/>
+            <w:tcW w:w="1396" w:type="dxa"/>
             <w:vMerge w:val="restart"/>
           </w:tcPr>
           <w:p>
@@ -5767,7 +6546,7 @@
                 <w:sz w:val="24"/>
                 <w:lang w:val="en-US"/>
               </w:rPr>
-              <w:t>Sunday</w:t>
+              <w:t>Sunday, 15 March 2026</w:t>
             </w:r>
           </w:p>
         </w:tc>
@@ -5819,7 +6598,7 @@
                 <w:lang w:val="en-US"/>
               </w:rPr>
               <w:drawing>
-                <wp:inline distT="0" distB="0" distL="0" distR="0" wp14:anchorId="4264B8B0" wp14:editId="2D0E1AD8">
+                <wp:inline distT="0" distB="0" distL="0" distR="0" wp14:anchorId="5D993C7A" wp14:editId="5AB1F14E">
                   <wp:extent cx="889841" cy="1391295"/>
                   <wp:effectExtent l="0" t="3175" r="2540" b="2540"/>
                   <wp:docPr id="12" name="Picture 12"/>
@@ -5834,7 +6613,7 @@
                           <pic:cNvPicPr/>
                         </pic:nvPicPr>
                         <pic:blipFill rotWithShape="1">
-                          <a:blip r:embed="rId19" cstate="print">
+                          <a:blip r:embed="rId23" cstate="print">
                             <a:extLst>
                               <a:ext uri="{28A0092B-C50C-407E-A947-70E740481C1C}">
                                 <a14:useLocalDpi xmlns:a14="http://schemas.microsoft.com/office/drawing/2010/main" val="0"/>
@@ -5868,6 +6647,24 @@
               </w:drawing>
             </w:r>
           </w:p>
+          <w:p>
+            <w:pPr>
+              <w:spacing w:line="360" w:lineRule="auto"/>
+              <w:jc w:val="both"/>
+              <w:rPr>
+                <w:rFonts w:ascii="Times New Roman" w:hAnsi="Times New Roman" w:cs="Times New Roman"/>
+                <w:sz w:val="24"/>
+                <w:lang w:val="en-US"/>
+              </w:rPr>
+            </w:pPr>
+            <w:r>
+              <w:rPr>
+                <w:rFonts w:ascii="Times New Roman" w:hAnsi="Times New Roman" w:cs="Times New Roman"/>
+                <w:sz w:val="24"/>
+              </w:rPr>
+              <w:t>Fish fried rice with vegetable fried noodles</w:t>
+            </w:r>
+          </w:p>
         </w:tc>
         <w:tc>
           <w:tcPr>
@@ -5888,7 +6685,25 @@
                 <w:sz w:val="24"/>
                 <w:lang w:val="en-US"/>
               </w:rPr>
-              <w:t>Carbohydrates</w:t>
+              <w:t>Carbohydrates :</w:t>
+            </w:r>
+          </w:p>
+          <w:p>
+            <w:pPr>
+              <w:spacing w:line="360" w:lineRule="auto"/>
+              <w:rPr>
+                <w:rFonts w:ascii="Times New Roman" w:hAnsi="Times New Roman" w:cs="Times New Roman"/>
+                <w:sz w:val="24"/>
+                <w:lang w:val="en-US"/>
+              </w:rPr>
+            </w:pPr>
+            <w:r>
+              <w:rPr>
+                <w:rFonts w:ascii="Times New Roman" w:hAnsi="Times New Roman" w:cs="Times New Roman"/>
+                <w:sz w:val="24"/>
+                <w:lang w:val="en-US"/>
+              </w:rPr>
+              <w:t>95 g</w:t>
             </w:r>
           </w:p>
         </w:tc>
@@ -5913,6 +6728,14 @@
                 <w:lang w:val="en-US"/>
               </w:rPr>
               <w:t>Vitamin C</w:t>
+            </w:r>
+            <w:r>
+              <w:rPr>
+                <w:rFonts w:ascii="Times New Roman" w:hAnsi="Times New Roman" w:cs="Times New Roman"/>
+                <w:sz w:val="24"/>
+                <w:lang w:val="en-US"/>
+              </w:rPr>
+              <w:t xml:space="preserve"> : 10 mg</w:t>
             </w:r>
           </w:p>
         </w:tc>
@@ -5931,13 +6754,22 @@
                 <w:lang w:val="en-US"/>
               </w:rPr>
             </w:pPr>
+            <w:r>
+              <w:rPr>
+                <w:rFonts w:ascii="Times New Roman" w:hAnsi="Times New Roman" w:cs="Times New Roman"/>
+                <w:b/>
+                <w:sz w:val="24"/>
+                <w:lang w:val="en-US"/>
+              </w:rPr>
+              <w:t>720 kcal</w:t>
+            </w:r>
           </w:p>
         </w:tc>
       </w:tr>
       <w:tr>
         <w:tc>
           <w:tcPr>
-            <w:tcW w:w="1336" w:type="dxa"/>
+            <w:tcW w:w="1396" w:type="dxa"/>
             <w:vMerge/>
           </w:tcPr>
           <w:p>
@@ -6004,7 +6836,7 @@
                 <w:sz w:val="24"/>
                 <w:lang w:val="en-US"/>
               </w:rPr>
-              <w:t>Protein</w:t>
+              <w:t>Protein : 23 g</w:t>
             </w:r>
           </w:p>
         </w:tc>
@@ -6029,6 +6861,14 @@
                 <w:lang w:val="en-US"/>
               </w:rPr>
               <w:t>Calcium</w:t>
+            </w:r>
+            <w:r>
+              <w:rPr>
+                <w:rFonts w:ascii="Times New Roman" w:hAnsi="Times New Roman" w:cs="Times New Roman"/>
+                <w:sz w:val="24"/>
+                <w:lang w:val="en-US"/>
+              </w:rPr>
+              <w:t xml:space="preserve"> : 120 mg</w:t>
             </w:r>
           </w:p>
         </w:tc>
@@ -6053,7 +6893,7 @@
       <w:tr>
         <w:tc>
           <w:tcPr>
-            <w:tcW w:w="1336" w:type="dxa"/>
+            <w:tcW w:w="1396" w:type="dxa"/>
             <w:vMerge/>
           </w:tcPr>
           <w:p>
@@ -6120,7 +6960,7 @@
                 <w:sz w:val="24"/>
                 <w:lang w:val="en-US"/>
               </w:rPr>
-              <w:t>Fat</w:t>
+              <w:t>Fat : 28 g</w:t>
             </w:r>
           </w:p>
         </w:tc>
@@ -6145,6 +6985,14 @@
                 <w:lang w:val="en-US"/>
               </w:rPr>
               <w:t>Iron</w:t>
+            </w:r>
+            <w:r>
+              <w:rPr>
+                <w:rFonts w:ascii="Times New Roman" w:hAnsi="Times New Roman" w:cs="Times New Roman"/>
+                <w:sz w:val="24"/>
+                <w:lang w:val="en-US"/>
+              </w:rPr>
+              <w:t xml:space="preserve"> : 3.5 mg</w:t>
             </w:r>
           </w:p>
         </w:tc>
@@ -6169,7 +7017,7 @@
       <w:tr>
         <w:tc>
           <w:tcPr>
-            <w:tcW w:w="1336" w:type="dxa"/>
+            <w:tcW w:w="1396" w:type="dxa"/>
             <w:vMerge/>
           </w:tcPr>
           <w:p>
@@ -6232,9 +7080,9 @@
                 <w:lang w:val="en-US"/>
               </w:rPr>
               <w:drawing>
-                <wp:inline distT="0" distB="0" distL="0" distR="0" wp14:anchorId="127F879F" wp14:editId="41829B87">
-                  <wp:extent cx="988959" cy="1267934"/>
-                  <wp:effectExtent l="0" t="6032" r="0" b="0"/>
+                <wp:inline distT="0" distB="0" distL="0" distR="0" wp14:anchorId="77832722" wp14:editId="7D812F78">
+                  <wp:extent cx="900397" cy="1154390"/>
+                  <wp:effectExtent l="6350" t="0" r="1905" b="1905"/>
                   <wp:docPr id="13" name="Picture 13"/>
                   <wp:cNvGraphicFramePr>
                     <a:graphicFrameLocks xmlns:a="http://schemas.openxmlformats.org/drawingml/2006/main" noChangeAspect="1"/>
@@ -6247,7 +7095,7 @@
                           <pic:cNvPicPr/>
                         </pic:nvPicPr>
                         <pic:blipFill>
-                          <a:blip r:embed="rId20" cstate="print">
+                          <a:blip r:embed="rId24" cstate="print">
                             <a:extLst>
                               <a:ext uri="{28A0092B-C50C-407E-A947-70E740481C1C}">
                                 <a14:useLocalDpi xmlns:a14="http://schemas.microsoft.com/office/drawing/2010/main" val="0"/>
@@ -6261,7 +7109,7 @@
                         <pic:spPr>
                           <a:xfrm rot="16200000">
                             <a:off x="0" y="0"/>
-                            <a:ext cx="996359" cy="1277422"/>
+                            <a:ext cx="912885" cy="1170401"/>
                           </a:xfrm>
                           <a:prstGeom prst="rect">
                             <a:avLst/>
@@ -6274,6 +7122,24 @@
               </w:drawing>
             </w:r>
           </w:p>
+          <w:p>
+            <w:pPr>
+              <w:spacing w:line="360" w:lineRule="auto"/>
+              <w:jc w:val="both"/>
+              <w:rPr>
+                <w:rFonts w:ascii="Times New Roman" w:hAnsi="Times New Roman" w:cs="Times New Roman"/>
+                <w:sz w:val="24"/>
+                <w:lang w:val="en-US"/>
+              </w:rPr>
+            </w:pPr>
+            <w:r>
+              <w:rPr>
+                <w:rFonts w:ascii="Times New Roman" w:hAnsi="Times New Roman" w:cs="Times New Roman"/>
+                <w:sz w:val="24"/>
+              </w:rPr>
+              <w:t>Rice with fried chicken, tomato chili sauce, tempeh, fish, fresh vegetables, and 250 ml of milk</w:t>
+            </w:r>
+          </w:p>
         </w:tc>
         <w:tc>
           <w:tcPr>
@@ -6294,7 +7160,25 @@
                 <w:sz w:val="24"/>
                 <w:lang w:val="en-US"/>
               </w:rPr>
-              <w:t>Carbohydrates</w:t>
+              <w:t>Carbohydrates :</w:t>
+            </w:r>
+          </w:p>
+          <w:p>
+            <w:pPr>
+              <w:spacing w:line="360" w:lineRule="auto"/>
+              <w:rPr>
+                <w:rFonts w:ascii="Times New Roman" w:hAnsi="Times New Roman" w:cs="Times New Roman"/>
+                <w:sz w:val="24"/>
+                <w:lang w:val="en-US"/>
+              </w:rPr>
+            </w:pPr>
+            <w:r>
+              <w:rPr>
+                <w:rFonts w:ascii="Times New Roman" w:hAnsi="Times New Roman" w:cs="Times New Roman"/>
+                <w:sz w:val="24"/>
+                <w:lang w:val="en-US"/>
+              </w:rPr>
+              <w:t>73 g</w:t>
             </w:r>
           </w:p>
         </w:tc>
@@ -6319,6 +7203,14 @@
                 <w:lang w:val="en-US"/>
               </w:rPr>
               <w:t>Vitamin C</w:t>
+            </w:r>
+            <w:r>
+              <w:rPr>
+                <w:rFonts w:ascii="Times New Roman" w:hAnsi="Times New Roman" w:cs="Times New Roman"/>
+                <w:sz w:val="24"/>
+                <w:lang w:val="en-US"/>
+              </w:rPr>
+              <w:t xml:space="preserve"> : 12 mg</w:t>
             </w:r>
           </w:p>
         </w:tc>
@@ -6337,13 +7229,22 @@
                 <w:lang w:val="en-US"/>
               </w:rPr>
             </w:pPr>
+            <w:r>
+              <w:rPr>
+                <w:rFonts w:ascii="Times New Roman" w:hAnsi="Times New Roman" w:cs="Times New Roman"/>
+                <w:b/>
+                <w:sz w:val="24"/>
+                <w:lang w:val="en-US"/>
+              </w:rPr>
+              <w:t>760 kcal</w:t>
+            </w:r>
           </w:p>
         </w:tc>
       </w:tr>
       <w:tr>
         <w:tc>
           <w:tcPr>
-            <w:tcW w:w="1336" w:type="dxa"/>
+            <w:tcW w:w="1396" w:type="dxa"/>
             <w:vMerge/>
           </w:tcPr>
           <w:p>
@@ -6410,7 +7311,7 @@
                 <w:sz w:val="24"/>
                 <w:lang w:val="en-US"/>
               </w:rPr>
-              <w:t>Protein</w:t>
+              <w:t>Protein : 48 g</w:t>
             </w:r>
           </w:p>
         </w:tc>
@@ -6435,6 +7336,14 @@
                 <w:lang w:val="en-US"/>
               </w:rPr>
               <w:t>Calcium</w:t>
+            </w:r>
+            <w:r>
+              <w:rPr>
+                <w:rFonts w:ascii="Times New Roman" w:hAnsi="Times New Roman" w:cs="Times New Roman"/>
+                <w:sz w:val="24"/>
+                <w:lang w:val="en-US"/>
+              </w:rPr>
+              <w:t xml:space="preserve"> : 360 mg</w:t>
             </w:r>
           </w:p>
         </w:tc>
@@ -6459,7 +7368,7 @@
       <w:tr>
         <w:tc>
           <w:tcPr>
-            <w:tcW w:w="1336" w:type="dxa"/>
+            <w:tcW w:w="1396" w:type="dxa"/>
             <w:vMerge/>
           </w:tcPr>
           <w:p>
@@ -6526,7 +7435,7 @@
                 <w:sz w:val="24"/>
                 <w:lang w:val="en-US"/>
               </w:rPr>
-              <w:t>Fat</w:t>
+              <w:t>Fat : 34 g</w:t>
             </w:r>
           </w:p>
         </w:tc>
@@ -6551,6 +7460,14 @@
                 <w:lang w:val="en-US"/>
               </w:rPr>
               <w:t>Iron</w:t>
+            </w:r>
+            <w:r>
+              <w:rPr>
+                <w:rFonts w:ascii="Times New Roman" w:hAnsi="Times New Roman" w:cs="Times New Roman"/>
+                <w:sz w:val="24"/>
+                <w:lang w:val="en-US"/>
+              </w:rPr>
+              <w:t xml:space="preserve"> : 4.2 mg</w:t>
             </w:r>
           </w:p>
         </w:tc>
@@ -6575,7 +7492,7 @@
       <w:tr>
         <w:tc>
           <w:tcPr>
-            <w:tcW w:w="1336" w:type="dxa"/>
+            <w:tcW w:w="1396" w:type="dxa"/>
             <w:vMerge w:val="restart"/>
           </w:tcPr>
           <w:p>
@@ -6593,7 +7510,7 @@
                 <w:sz w:val="24"/>
                 <w:lang w:val="en-US"/>
               </w:rPr>
-              <w:t>Monday</w:t>
+              <w:t>Monday, 16 March 2026</w:t>
             </w:r>
           </w:p>
         </w:tc>
@@ -6645,7 +7562,7 @@
                 <w:lang w:val="en-US"/>
               </w:rPr>
               <w:drawing>
-                <wp:inline distT="0" distB="0" distL="0" distR="0" wp14:anchorId="7548EDB7" wp14:editId="09D476C7">
+                <wp:inline distT="0" distB="0" distL="0" distR="0" wp14:anchorId="600712FE" wp14:editId="0A70729E">
                   <wp:extent cx="957036" cy="1290943"/>
                   <wp:effectExtent l="4763" t="0" r="317" b="318"/>
                   <wp:docPr id="14" name="Picture 14"/>
@@ -6660,7 +7577,7 @@
                           <pic:cNvPicPr/>
                         </pic:nvPicPr>
                         <pic:blipFill rotWithShape="1">
-                          <a:blip r:embed="rId21" cstate="print">
+                          <a:blip r:embed="rId25" cstate="print">
                             <a:extLst>
                               <a:ext uri="{28A0092B-C50C-407E-A947-70E740481C1C}">
                                 <a14:useLocalDpi xmlns:a14="http://schemas.microsoft.com/office/drawing/2010/main" val="0"/>
@@ -6694,6 +7611,24 @@
               </w:drawing>
             </w:r>
           </w:p>
+          <w:p>
+            <w:pPr>
+              <w:spacing w:line="360" w:lineRule="auto"/>
+              <w:jc w:val="both"/>
+              <w:rPr>
+                <w:rFonts w:ascii="Times New Roman" w:hAnsi="Times New Roman" w:cs="Times New Roman"/>
+                <w:sz w:val="24"/>
+                <w:lang w:val="en-US"/>
+              </w:rPr>
+            </w:pPr>
+            <w:r>
+              <w:rPr>
+                <w:rFonts w:ascii="Times New Roman" w:hAnsi="Times New Roman" w:cs="Times New Roman"/>
+                <w:sz w:val="24"/>
+              </w:rPr>
+              <w:t>Rice with serundeng chicken and cucumber</w:t>
+            </w:r>
+          </w:p>
         </w:tc>
         <w:tc>
           <w:tcPr>
@@ -6714,7 +7649,25 @@
                 <w:sz w:val="24"/>
                 <w:lang w:val="en-US"/>
               </w:rPr>
-              <w:t>Carbohydrates</w:t>
+              <w:t>Carbohydrates :</w:t>
+            </w:r>
+          </w:p>
+          <w:p>
+            <w:pPr>
+              <w:spacing w:line="360" w:lineRule="auto"/>
+              <w:rPr>
+                <w:rFonts w:ascii="Times New Roman" w:hAnsi="Times New Roman" w:cs="Times New Roman"/>
+                <w:sz w:val="24"/>
+                <w:lang w:val="en-US"/>
+              </w:rPr>
+            </w:pPr>
+            <w:r>
+              <w:rPr>
+                <w:rFonts w:ascii="Times New Roman" w:hAnsi="Times New Roman" w:cs="Times New Roman"/>
+                <w:sz w:val="24"/>
+                <w:lang w:val="en-US"/>
+              </w:rPr>
+              <w:t>61 g</w:t>
             </w:r>
           </w:p>
         </w:tc>
@@ -6739,6 +7692,14 @@
                 <w:lang w:val="en-US"/>
               </w:rPr>
               <w:t>Vitamin C</w:t>
+            </w:r>
+            <w:r>
+              <w:rPr>
+                <w:rFonts w:ascii="Times New Roman" w:hAnsi="Times New Roman" w:cs="Times New Roman"/>
+                <w:sz w:val="24"/>
+                <w:lang w:val="en-US"/>
+              </w:rPr>
+              <w:t xml:space="preserve"> : 3 mg</w:t>
             </w:r>
           </w:p>
         </w:tc>
@@ -6757,13 +7718,22 @@
                 <w:lang w:val="en-US"/>
               </w:rPr>
             </w:pPr>
+            <w:r>
+              <w:rPr>
+                <w:rFonts w:ascii="Times New Roman" w:hAnsi="Times New Roman" w:cs="Times New Roman"/>
+                <w:b/>
+                <w:sz w:val="24"/>
+                <w:lang w:val="en-US"/>
+              </w:rPr>
+              <w:t>590 kcal</w:t>
+            </w:r>
           </w:p>
         </w:tc>
       </w:tr>
       <w:tr>
         <w:tc>
           <w:tcPr>
-            <w:tcW w:w="1336" w:type="dxa"/>
+            <w:tcW w:w="1396" w:type="dxa"/>
             <w:vMerge/>
           </w:tcPr>
           <w:p>
@@ -6830,7 +7800,7 @@
                 <w:sz w:val="24"/>
                 <w:lang w:val="en-US"/>
               </w:rPr>
-              <w:t>Protein</w:t>
+              <w:t>Protein : 30 g</w:t>
             </w:r>
           </w:p>
         </w:tc>
@@ -6855,6 +7825,14 @@
                 <w:lang w:val="en-US"/>
               </w:rPr>
               <w:t>Calcium</w:t>
+            </w:r>
+            <w:r>
+              <w:rPr>
+                <w:rFonts w:ascii="Times New Roman" w:hAnsi="Times New Roman" w:cs="Times New Roman"/>
+                <w:sz w:val="24"/>
+                <w:lang w:val="en-US"/>
+              </w:rPr>
+              <w:t xml:space="preserve"> : 85 mg</w:t>
             </w:r>
           </w:p>
         </w:tc>
@@ -6879,7 +7857,7 @@
       <w:tr>
         <w:tc>
           <w:tcPr>
-            <w:tcW w:w="1336" w:type="dxa"/>
+            <w:tcW w:w="1396" w:type="dxa"/>
             <w:vMerge/>
           </w:tcPr>
           <w:p>
@@ -6946,7 +7924,7 @@
                 <w:sz w:val="24"/>
                 <w:lang w:val="en-US"/>
               </w:rPr>
-              <w:t>Fat</w:t>
+              <w:t>Fat : 26 g</w:t>
             </w:r>
           </w:p>
         </w:tc>
@@ -6971,6 +7949,14 @@
                 <w:lang w:val="en-US"/>
               </w:rPr>
               <w:t>Iron</w:t>
+            </w:r>
+            <w:r>
+              <w:rPr>
+                <w:rFonts w:ascii="Times New Roman" w:hAnsi="Times New Roman" w:cs="Times New Roman"/>
+                <w:sz w:val="24"/>
+                <w:lang w:val="en-US"/>
+              </w:rPr>
+              <w:t xml:space="preserve"> : 2.9 mg</w:t>
             </w:r>
           </w:p>
         </w:tc>
@@ -6995,20 +7981,19 @@
       <w:tr>
         <w:tc>
           <w:tcPr>
-            <w:tcW w:w="1336" w:type="dxa"/>
-            <w:vMerge/>
-          </w:tcPr>
-          <w:p>
-            <w:pPr>
-              <w:spacing w:line="360" w:lineRule="auto"/>
-              <w:rPr>
-                <w:rFonts w:ascii="Times New Roman" w:hAnsi="Times New Roman" w:cs="Times New Roman"/>
-                <w:b/>
-                <w:sz w:val="24"/>
-                <w:lang w:val="en-US"/>
-              </w:rPr>
-            </w:pPr>
-            <w:bookmarkStart w:id="0" w:name="_GoBack" w:colFirst="4" w:colLast="4"/>
+            <w:tcW w:w="1396" w:type="dxa"/>
+            <w:vMerge/>
+          </w:tcPr>
+          <w:p>
+            <w:pPr>
+              <w:spacing w:line="360" w:lineRule="auto"/>
+              <w:rPr>
+                <w:rFonts w:ascii="Times New Roman" w:hAnsi="Times New Roman" w:cs="Times New Roman"/>
+                <w:b/>
+                <w:sz w:val="24"/>
+                <w:lang w:val="en-US"/>
+              </w:rPr>
+            </w:pPr>
           </w:p>
         </w:tc>
         <w:tc>
@@ -7059,7 +8044,7 @@
                 <w:lang w:val="en-US"/>
               </w:rPr>
               <w:drawing>
-                <wp:inline distT="0" distB="0" distL="0" distR="0" wp14:anchorId="603C522F" wp14:editId="0529CB3D">
+                <wp:inline distT="0" distB="0" distL="0" distR="0" wp14:anchorId="16E9D0CC" wp14:editId="22FBDAD5">
                   <wp:extent cx="1006367" cy="1301759"/>
                   <wp:effectExtent l="4445" t="0" r="8255" b="8255"/>
                   <wp:docPr id="15" name="Picture 15"/>
@@ -7074,7 +8059,7 @@
                           <pic:cNvPicPr/>
                         </pic:nvPicPr>
                         <pic:blipFill rotWithShape="1">
-                          <a:blip r:embed="rId22" cstate="print">
+                          <a:blip r:embed="rId26" cstate="print">
                             <a:extLst>
                               <a:ext uri="{28A0092B-C50C-407E-A947-70E740481C1C}">
                                 <a14:useLocalDpi xmlns:a14="http://schemas.microsoft.com/office/drawing/2010/main" val="0"/>
@@ -7108,6 +8093,31 @@
               </w:drawing>
             </w:r>
           </w:p>
+          <w:p>
+            <w:pPr>
+              <w:spacing w:line="360" w:lineRule="auto"/>
+              <w:jc w:val="both"/>
+              <w:rPr>
+                <w:rFonts w:ascii="Times New Roman" w:hAnsi="Times New Roman" w:cs="Times New Roman"/>
+                <w:sz w:val="24"/>
+                <w:lang w:val="en-US"/>
+              </w:rPr>
+            </w:pPr>
+            <w:r>
+              <w:rPr>
+                <w:rFonts w:ascii="Times New Roman" w:hAnsi="Times New Roman" w:cs="Times New Roman"/>
+                <w:sz w:val="24"/>
+              </w:rPr>
+              <w:t>Rice with egg,</w:t>
+            </w:r>
+            <w:r>
+              <w:rPr>
+                <w:rFonts w:ascii="Times New Roman" w:hAnsi="Times New Roman" w:cs="Times New Roman"/>
+                <w:sz w:val="24"/>
+              </w:rPr>
+              <w:t xml:space="preserve"> fish, cucumber, and starfruit chili sauce</w:t>
+            </w:r>
+          </w:p>
         </w:tc>
         <w:tc>
           <w:tcPr>
@@ -7128,8 +8138,36 @@
                 <w:sz w:val="24"/>
                 <w:lang w:val="en-US"/>
               </w:rPr>
-              <w:t>Carbohydrates</w:t>
-            </w:r>
+              <w:t xml:space="preserve">Carbohydrates : </w:t>
+            </w:r>
+          </w:p>
+          <w:p>
+            <w:pPr>
+              <w:spacing w:line="360" w:lineRule="auto"/>
+              <w:rPr>
+                <w:rFonts w:ascii="Times New Roman" w:hAnsi="Times New Roman" w:cs="Times New Roman"/>
+                <w:sz w:val="24"/>
+                <w:lang w:val="en-US"/>
+              </w:rPr>
+            </w:pPr>
+            <w:r>
+              <w:rPr>
+                <w:rFonts w:ascii="Times New Roman" w:hAnsi="Times New Roman" w:cs="Times New Roman"/>
+                <w:sz w:val="24"/>
+                <w:lang w:val="en-US"/>
+              </w:rPr>
+              <w:t>66 g</w:t>
+            </w:r>
+          </w:p>
+          <w:p>
+            <w:pPr>
+              <w:spacing w:line="360" w:lineRule="auto"/>
+              <w:rPr>
+                <w:rFonts w:ascii="Times New Roman" w:hAnsi="Times New Roman" w:cs="Times New Roman"/>
+                <w:sz w:val="24"/>
+                <w:lang w:val="en-US"/>
+              </w:rPr>
+            </w:pPr>
           </w:p>
         </w:tc>
         <w:tc>
@@ -7153,6 +8191,14 @@
                 <w:lang w:val="en-US"/>
               </w:rPr>
               <w:t>Vitamin C</w:t>
+            </w:r>
+            <w:r>
+              <w:rPr>
+                <w:rFonts w:ascii="Times New Roman" w:hAnsi="Times New Roman" w:cs="Times New Roman"/>
+                <w:sz w:val="24"/>
+                <w:lang w:val="en-US"/>
+              </w:rPr>
+              <w:t xml:space="preserve"> : 14 mg</w:t>
             </w:r>
           </w:p>
         </w:tc>
@@ -7171,13 +8217,22 @@
                 <w:lang w:val="en-US"/>
               </w:rPr>
             </w:pPr>
+            <w:r>
+              <w:rPr>
+                <w:rFonts w:ascii="Times New Roman" w:hAnsi="Times New Roman" w:cs="Times New Roman"/>
+                <w:b/>
+                <w:sz w:val="24"/>
+                <w:lang w:val="en-US"/>
+              </w:rPr>
+              <w:t>560 kcal</w:t>
+            </w:r>
           </w:p>
         </w:tc>
       </w:tr>
       <w:tr>
         <w:tc>
           <w:tcPr>
-            <w:tcW w:w="1336" w:type="dxa"/>
+            <w:tcW w:w="1396" w:type="dxa"/>
             <w:vMerge/>
           </w:tcPr>
           <w:p>
@@ -7244,7 +8299,7 @@
                 <w:sz w:val="24"/>
                 <w:lang w:val="en-US"/>
               </w:rPr>
-              <w:t>Protein</w:t>
+              <w:t>Protein : 29 g</w:t>
             </w:r>
           </w:p>
         </w:tc>
@@ -7269,6 +8324,14 @@
                 <w:lang w:val="en-US"/>
               </w:rPr>
               <w:t>Calcium</w:t>
+            </w:r>
+            <w:r>
+              <w:rPr>
+                <w:rFonts w:ascii="Times New Roman" w:hAnsi="Times New Roman" w:cs="Times New Roman"/>
+                <w:sz w:val="24"/>
+                <w:lang w:val="en-US"/>
+              </w:rPr>
+              <w:t xml:space="preserve"> : 140 mg</w:t>
             </w:r>
           </w:p>
         </w:tc>
@@ -7293,7 +8356,7 @@
       <w:tr>
         <w:tc>
           <w:tcPr>
-            <w:tcW w:w="1336" w:type="dxa"/>
+            <w:tcW w:w="1396" w:type="dxa"/>
             <w:vMerge/>
           </w:tcPr>
           <w:p>
@@ -7360,7 +8423,7 @@
                 <w:sz w:val="24"/>
                 <w:lang w:val="en-US"/>
               </w:rPr>
-              <w:t>Fat</w:t>
+              <w:t>Fat : 21 g</w:t>
             </w:r>
           </w:p>
         </w:tc>
@@ -7386,6 +8449,14 @@
               </w:rPr>
               <w:t>Iron</w:t>
             </w:r>
+            <w:r>
+              <w:rPr>
+                <w:rFonts w:ascii="Times New Roman" w:hAnsi="Times New Roman" w:cs="Times New Roman"/>
+                <w:sz w:val="24"/>
+                <w:lang w:val="en-US"/>
+              </w:rPr>
+              <w:t xml:space="preserve"> : 3.4 mg</w:t>
+            </w:r>
           </w:p>
         </w:tc>
         <w:tc>
@@ -7406,7 +8477,6 @@
           </w:p>
         </w:tc>
       </w:tr>
-      <w:bookmarkEnd w:id="0"/>
     </w:tbl>
     <w:p>
       <w:pPr>
@@ -7418,34 +8488,797 @@
           <w:lang w:val="en-US"/>
         </w:rPr>
       </w:pPr>
+      <w:r>
+        <w:rPr>
+          <w:rFonts w:ascii="Times New Roman" w:hAnsi="Times New Roman" w:cs="Times New Roman"/>
+          <w:b/>
+          <w:sz w:val="24"/>
+          <w:lang w:val="en-US"/>
+        </w:rPr>
+        <w:t>Appendix B. Daily Total Intake Table</w:t>
+      </w:r>
     </w:p>
+    <w:tbl>
+      <w:tblPr>
+        <w:tblStyle w:val="TableGrid"/>
+        <w:tblW w:w="0" w:type="auto"/>
+        <w:tblLook w:val="04A0" w:firstRow="1" w:lastRow="0" w:firstColumn="1" w:lastColumn="0" w:noHBand="0" w:noVBand="1"/>
+      </w:tblPr>
+      <w:tblGrid>
+        <w:gridCol w:w="2254"/>
+        <w:gridCol w:w="2255"/>
+        <w:gridCol w:w="2255"/>
+        <w:gridCol w:w="2255"/>
+      </w:tblGrid>
+      <w:tr>
+        <w:tc>
+          <w:tcPr>
+            <w:tcW w:w="2254" w:type="dxa"/>
+          </w:tcPr>
+          <w:p>
+            <w:pPr>
+              <w:spacing w:line="360" w:lineRule="auto"/>
+              <w:jc w:val="center"/>
+              <w:rPr>
+                <w:rFonts w:ascii="Times New Roman" w:hAnsi="Times New Roman" w:cs="Times New Roman"/>
+                <w:b/>
+                <w:sz w:val="24"/>
+                <w:lang w:val="en-US"/>
+              </w:rPr>
+            </w:pPr>
+            <w:r>
+              <w:rPr>
+                <w:rFonts w:ascii="Times New Roman" w:hAnsi="Times New Roman" w:cs="Times New Roman"/>
+                <w:b/>
+                <w:sz w:val="24"/>
+                <w:lang w:val="en-US"/>
+              </w:rPr>
+              <w:t>Day</w:t>
+            </w:r>
+          </w:p>
+        </w:tc>
+        <w:tc>
+          <w:tcPr>
+            <w:tcW w:w="2255" w:type="dxa"/>
+          </w:tcPr>
+          <w:p>
+            <w:pPr>
+              <w:spacing w:line="360" w:lineRule="auto"/>
+              <w:jc w:val="center"/>
+              <w:rPr>
+                <w:rFonts w:ascii="Times New Roman" w:hAnsi="Times New Roman" w:cs="Times New Roman"/>
+                <w:b/>
+                <w:sz w:val="24"/>
+                <w:lang w:val="en-US"/>
+              </w:rPr>
+            </w:pPr>
+            <w:r>
+              <w:rPr>
+                <w:rFonts w:ascii="Times New Roman" w:hAnsi="Times New Roman" w:cs="Times New Roman"/>
+                <w:b/>
+                <w:sz w:val="24"/>
+                <w:lang w:val="en-US"/>
+              </w:rPr>
+              <w:t>Calories Consumed</w:t>
+            </w:r>
+          </w:p>
+        </w:tc>
+        <w:tc>
+          <w:tcPr>
+            <w:tcW w:w="2255" w:type="dxa"/>
+          </w:tcPr>
+          <w:p>
+            <w:pPr>
+              <w:spacing w:line="360" w:lineRule="auto"/>
+              <w:jc w:val="center"/>
+              <w:rPr>
+                <w:rFonts w:ascii="Times New Roman" w:hAnsi="Times New Roman" w:cs="Times New Roman"/>
+                <w:b/>
+                <w:sz w:val="24"/>
+                <w:lang w:val="en-US"/>
+              </w:rPr>
+            </w:pPr>
+            <w:r>
+              <w:rPr>
+                <w:rFonts w:ascii="Times New Roman" w:hAnsi="Times New Roman" w:cs="Times New Roman"/>
+                <w:b/>
+                <w:sz w:val="24"/>
+                <w:lang w:val="en-US"/>
+              </w:rPr>
+              <w:t>Calories Needed</w:t>
+            </w:r>
+          </w:p>
+        </w:tc>
+        <w:tc>
+          <w:tcPr>
+            <w:tcW w:w="2255" w:type="dxa"/>
+          </w:tcPr>
+          <w:p>
+            <w:pPr>
+              <w:spacing w:line="360" w:lineRule="auto"/>
+              <w:jc w:val="center"/>
+              <w:rPr>
+                <w:rFonts w:ascii="Times New Roman" w:hAnsi="Times New Roman" w:cs="Times New Roman"/>
+                <w:b/>
+                <w:sz w:val="24"/>
+                <w:lang w:val="en-US"/>
+              </w:rPr>
+            </w:pPr>
+            <w:r>
+              <w:rPr>
+                <w:rFonts w:ascii="Times New Roman" w:hAnsi="Times New Roman" w:cs="Times New Roman"/>
+                <w:b/>
+                <w:sz w:val="24"/>
+                <w:lang w:val="en-US"/>
+              </w:rPr>
+              <w:t>Difference</w:t>
+            </w:r>
+          </w:p>
+        </w:tc>
+      </w:tr>
+      <w:tr>
+        <w:tc>
+          <w:tcPr>
+            <w:tcW w:w="2254" w:type="dxa"/>
+          </w:tcPr>
+          <w:p>
+            <w:pPr>
+              <w:spacing w:line="360" w:lineRule="auto"/>
+              <w:rPr>
+                <w:rFonts w:ascii="Times New Roman" w:hAnsi="Times New Roman" w:cs="Times New Roman"/>
+                <w:sz w:val="24"/>
+                <w:lang w:val="en-US"/>
+              </w:rPr>
+            </w:pPr>
+            <w:r>
+              <w:rPr>
+                <w:rFonts w:ascii="Times New Roman" w:hAnsi="Times New Roman" w:cs="Times New Roman"/>
+                <w:sz w:val="24"/>
+                <w:lang w:val="en-US"/>
+              </w:rPr>
+              <w:t>Tuesday</w:t>
+            </w:r>
+          </w:p>
+        </w:tc>
+        <w:tc>
+          <w:tcPr>
+            <w:tcW w:w="2255" w:type="dxa"/>
+          </w:tcPr>
+          <w:p>
+            <w:pPr>
+              <w:spacing w:line="360" w:lineRule="auto"/>
+              <w:jc w:val="center"/>
+              <w:rPr>
+                <w:rFonts w:ascii="Times New Roman" w:hAnsi="Times New Roman" w:cs="Times New Roman"/>
+                <w:sz w:val="24"/>
+                <w:lang w:val="en-US"/>
+              </w:rPr>
+            </w:pPr>
+            <w:r>
+              <w:rPr>
+                <w:rFonts w:ascii="Times New Roman" w:hAnsi="Times New Roman" w:cs="Times New Roman"/>
+                <w:sz w:val="24"/>
+                <w:lang w:val="en-US"/>
+              </w:rPr>
+              <w:t>1143</w:t>
+            </w:r>
+          </w:p>
+        </w:tc>
+        <w:tc>
+          <w:tcPr>
+            <w:tcW w:w="2255" w:type="dxa"/>
+          </w:tcPr>
+          <w:p>
+            <w:pPr>
+              <w:spacing w:line="360" w:lineRule="auto"/>
+              <w:jc w:val="center"/>
+              <w:rPr>
+                <w:rFonts w:ascii="Times New Roman" w:hAnsi="Times New Roman" w:cs="Times New Roman"/>
+                <w:sz w:val="24"/>
+                <w:lang w:val="en-US"/>
+              </w:rPr>
+            </w:pPr>
+            <w:r>
+              <w:rPr>
+                <w:rFonts w:ascii="Times New Roman" w:hAnsi="Times New Roman" w:cs="Times New Roman"/>
+                <w:sz w:val="24"/>
+                <w:lang w:val="en-US"/>
+              </w:rPr>
+              <w:t>3235</w:t>
+            </w:r>
+          </w:p>
+        </w:tc>
+        <w:tc>
+          <w:tcPr>
+            <w:tcW w:w="2255" w:type="dxa"/>
+          </w:tcPr>
+          <w:p>
+            <w:pPr>
+              <w:spacing w:line="360" w:lineRule="auto"/>
+              <w:jc w:val="center"/>
+              <w:rPr>
+                <w:rFonts w:ascii="Times New Roman" w:hAnsi="Times New Roman" w:cs="Times New Roman"/>
+                <w:sz w:val="24"/>
+                <w:lang w:val="en-US"/>
+              </w:rPr>
+            </w:pPr>
+            <w:r>
+              <w:rPr>
+                <w:rFonts w:ascii="Times New Roman" w:hAnsi="Times New Roman" w:cs="Times New Roman"/>
+                <w:sz w:val="24"/>
+                <w:lang w:val="en-US"/>
+              </w:rPr>
+              <w:t>2092</w:t>
+            </w:r>
+          </w:p>
+        </w:tc>
+      </w:tr>
+      <w:tr>
+        <w:tc>
+          <w:tcPr>
+            <w:tcW w:w="2254" w:type="dxa"/>
+          </w:tcPr>
+          <w:p>
+            <w:pPr>
+              <w:spacing w:line="360" w:lineRule="auto"/>
+              <w:rPr>
+                <w:rFonts w:ascii="Times New Roman" w:hAnsi="Times New Roman" w:cs="Times New Roman"/>
+                <w:sz w:val="24"/>
+                <w:lang w:val="en-US"/>
+              </w:rPr>
+            </w:pPr>
+            <w:r>
+              <w:rPr>
+                <w:rFonts w:ascii="Times New Roman" w:hAnsi="Times New Roman" w:cs="Times New Roman"/>
+                <w:sz w:val="24"/>
+                <w:lang w:val="en-US"/>
+              </w:rPr>
+              <w:t>Wednesday</w:t>
+            </w:r>
+          </w:p>
+        </w:tc>
+        <w:tc>
+          <w:tcPr>
+            <w:tcW w:w="2255" w:type="dxa"/>
+          </w:tcPr>
+          <w:p>
+            <w:pPr>
+              <w:spacing w:line="360" w:lineRule="auto"/>
+              <w:jc w:val="center"/>
+              <w:rPr>
+                <w:rFonts w:ascii="Times New Roman" w:hAnsi="Times New Roman" w:cs="Times New Roman"/>
+                <w:sz w:val="24"/>
+                <w:lang w:val="en-US"/>
+              </w:rPr>
+            </w:pPr>
+            <w:r>
+              <w:rPr>
+                <w:rFonts w:ascii="Times New Roman" w:hAnsi="Times New Roman" w:cs="Times New Roman"/>
+                <w:sz w:val="24"/>
+                <w:lang w:val="en-US"/>
+              </w:rPr>
+              <w:t>915</w:t>
+            </w:r>
+          </w:p>
+        </w:tc>
+        <w:tc>
+          <w:tcPr>
+            <w:tcW w:w="2255" w:type="dxa"/>
+          </w:tcPr>
+          <w:p>
+            <w:pPr>
+              <w:jc w:val="center"/>
+            </w:pPr>
+            <w:r>
+              <w:rPr>
+                <w:rFonts w:ascii="Times New Roman" w:hAnsi="Times New Roman" w:cs="Times New Roman"/>
+                <w:sz w:val="24"/>
+                <w:lang w:val="en-US"/>
+              </w:rPr>
+              <w:t>3235</w:t>
+            </w:r>
+          </w:p>
+        </w:tc>
+        <w:tc>
+          <w:tcPr>
+            <w:tcW w:w="2255" w:type="dxa"/>
+          </w:tcPr>
+          <w:p>
+            <w:pPr>
+              <w:spacing w:line="360" w:lineRule="auto"/>
+              <w:jc w:val="center"/>
+              <w:rPr>
+                <w:rFonts w:ascii="Times New Roman" w:hAnsi="Times New Roman" w:cs="Times New Roman"/>
+                <w:sz w:val="24"/>
+                <w:lang w:val="en-US"/>
+              </w:rPr>
+            </w:pPr>
+            <w:r>
+              <w:rPr>
+                <w:rFonts w:ascii="Times New Roman" w:hAnsi="Times New Roman" w:cs="Times New Roman"/>
+                <w:sz w:val="24"/>
+                <w:lang w:val="en-US"/>
+              </w:rPr>
+              <w:t>2320</w:t>
+            </w:r>
+          </w:p>
+        </w:tc>
+      </w:tr>
+      <w:tr>
+        <w:tc>
+          <w:tcPr>
+            <w:tcW w:w="2254" w:type="dxa"/>
+          </w:tcPr>
+          <w:p>
+            <w:pPr>
+              <w:spacing w:line="360" w:lineRule="auto"/>
+              <w:rPr>
+                <w:rFonts w:ascii="Times New Roman" w:hAnsi="Times New Roman" w:cs="Times New Roman"/>
+                <w:sz w:val="24"/>
+                <w:lang w:val="en-US"/>
+              </w:rPr>
+            </w:pPr>
+            <w:r>
+              <w:rPr>
+                <w:rFonts w:ascii="Times New Roman" w:hAnsi="Times New Roman" w:cs="Times New Roman"/>
+                <w:sz w:val="24"/>
+                <w:lang w:val="en-US"/>
+              </w:rPr>
+              <w:t>Thursday</w:t>
+            </w:r>
+          </w:p>
+        </w:tc>
+        <w:tc>
+          <w:tcPr>
+            <w:tcW w:w="2255" w:type="dxa"/>
+          </w:tcPr>
+          <w:p>
+            <w:pPr>
+              <w:spacing w:line="360" w:lineRule="auto"/>
+              <w:jc w:val="center"/>
+              <w:rPr>
+                <w:rFonts w:ascii="Times New Roman" w:hAnsi="Times New Roman" w:cs="Times New Roman"/>
+                <w:sz w:val="24"/>
+                <w:lang w:val="en-US"/>
+              </w:rPr>
+            </w:pPr>
+            <w:r>
+              <w:rPr>
+                <w:rFonts w:ascii="Times New Roman" w:hAnsi="Times New Roman" w:cs="Times New Roman"/>
+                <w:sz w:val="24"/>
+                <w:lang w:val="en-US"/>
+              </w:rPr>
+              <w:t>549</w:t>
+            </w:r>
+          </w:p>
+        </w:tc>
+        <w:tc>
+          <w:tcPr>
+            <w:tcW w:w="2255" w:type="dxa"/>
+          </w:tcPr>
+          <w:p>
+            <w:pPr>
+              <w:jc w:val="center"/>
+            </w:pPr>
+            <w:r>
+              <w:rPr>
+                <w:rFonts w:ascii="Times New Roman" w:hAnsi="Times New Roman" w:cs="Times New Roman"/>
+                <w:sz w:val="24"/>
+                <w:lang w:val="en-US"/>
+              </w:rPr>
+              <w:t>3235</w:t>
+            </w:r>
+          </w:p>
+        </w:tc>
+        <w:tc>
+          <w:tcPr>
+            <w:tcW w:w="2255" w:type="dxa"/>
+          </w:tcPr>
+          <w:p>
+            <w:pPr>
+              <w:spacing w:line="360" w:lineRule="auto"/>
+              <w:jc w:val="center"/>
+              <w:rPr>
+                <w:rFonts w:ascii="Times New Roman" w:hAnsi="Times New Roman" w:cs="Times New Roman"/>
+                <w:sz w:val="24"/>
+                <w:lang w:val="en-US"/>
+              </w:rPr>
+            </w:pPr>
+            <w:r>
+              <w:rPr>
+                <w:rFonts w:ascii="Times New Roman" w:hAnsi="Times New Roman" w:cs="Times New Roman"/>
+                <w:sz w:val="24"/>
+                <w:lang w:val="en-US"/>
+              </w:rPr>
+              <w:t>2686</w:t>
+            </w:r>
+          </w:p>
+        </w:tc>
+      </w:tr>
+      <w:tr>
+        <w:tc>
+          <w:tcPr>
+            <w:tcW w:w="2254" w:type="dxa"/>
+          </w:tcPr>
+          <w:p>
+            <w:pPr>
+              <w:spacing w:line="360" w:lineRule="auto"/>
+              <w:rPr>
+                <w:rFonts w:ascii="Times New Roman" w:hAnsi="Times New Roman" w:cs="Times New Roman"/>
+                <w:sz w:val="24"/>
+                <w:lang w:val="en-US"/>
+              </w:rPr>
+            </w:pPr>
+            <w:r>
+              <w:rPr>
+                <w:rFonts w:ascii="Times New Roman" w:hAnsi="Times New Roman" w:cs="Times New Roman"/>
+                <w:sz w:val="24"/>
+                <w:lang w:val="en-US"/>
+              </w:rPr>
+              <w:t>Friday</w:t>
+            </w:r>
+          </w:p>
+        </w:tc>
+        <w:tc>
+          <w:tcPr>
+            <w:tcW w:w="2255" w:type="dxa"/>
+          </w:tcPr>
+          <w:p>
+            <w:pPr>
+              <w:spacing w:line="360" w:lineRule="auto"/>
+              <w:jc w:val="center"/>
+              <w:rPr>
+                <w:rFonts w:ascii="Times New Roman" w:hAnsi="Times New Roman" w:cs="Times New Roman"/>
+                <w:sz w:val="24"/>
+                <w:lang w:val="en-US"/>
+              </w:rPr>
+            </w:pPr>
+            <w:r>
+              <w:rPr>
+                <w:rFonts w:ascii="Times New Roman" w:hAnsi="Times New Roman" w:cs="Times New Roman"/>
+                <w:sz w:val="24"/>
+                <w:lang w:val="en-US"/>
+              </w:rPr>
+              <w:t>728</w:t>
+            </w:r>
+          </w:p>
+        </w:tc>
+        <w:tc>
+          <w:tcPr>
+            <w:tcW w:w="2255" w:type="dxa"/>
+          </w:tcPr>
+          <w:p>
+            <w:pPr>
+              <w:jc w:val="center"/>
+            </w:pPr>
+            <w:r>
+              <w:rPr>
+                <w:rFonts w:ascii="Times New Roman" w:hAnsi="Times New Roman" w:cs="Times New Roman"/>
+                <w:sz w:val="24"/>
+                <w:lang w:val="en-US"/>
+              </w:rPr>
+              <w:t>3235</w:t>
+            </w:r>
+          </w:p>
+        </w:tc>
+        <w:tc>
+          <w:tcPr>
+            <w:tcW w:w="2255" w:type="dxa"/>
+          </w:tcPr>
+          <w:p>
+            <w:pPr>
+              <w:spacing w:line="360" w:lineRule="auto"/>
+              <w:jc w:val="center"/>
+              <w:rPr>
+                <w:rFonts w:ascii="Times New Roman" w:hAnsi="Times New Roman" w:cs="Times New Roman"/>
+                <w:sz w:val="24"/>
+                <w:lang w:val="en-US"/>
+              </w:rPr>
+            </w:pPr>
+            <w:r>
+              <w:rPr>
+                <w:rFonts w:ascii="Times New Roman" w:hAnsi="Times New Roman" w:cs="Times New Roman"/>
+                <w:sz w:val="24"/>
+                <w:lang w:val="en-US"/>
+              </w:rPr>
+              <w:t>2507</w:t>
+            </w:r>
+          </w:p>
+        </w:tc>
+      </w:tr>
+      <w:tr>
+        <w:tc>
+          <w:tcPr>
+            <w:tcW w:w="2254" w:type="dxa"/>
+          </w:tcPr>
+          <w:p>
+            <w:pPr>
+              <w:spacing w:line="360" w:lineRule="auto"/>
+              <w:rPr>
+                <w:rFonts w:ascii="Times New Roman" w:hAnsi="Times New Roman" w:cs="Times New Roman"/>
+                <w:sz w:val="24"/>
+                <w:lang w:val="en-US"/>
+              </w:rPr>
+            </w:pPr>
+            <w:r>
+              <w:rPr>
+                <w:rFonts w:ascii="Times New Roman" w:hAnsi="Times New Roman" w:cs="Times New Roman"/>
+                <w:sz w:val="24"/>
+                <w:lang w:val="en-US"/>
+              </w:rPr>
+              <w:t>Saturday</w:t>
+            </w:r>
+          </w:p>
+        </w:tc>
+        <w:tc>
+          <w:tcPr>
+            <w:tcW w:w="2255" w:type="dxa"/>
+          </w:tcPr>
+          <w:p>
+            <w:pPr>
+              <w:spacing w:line="360" w:lineRule="auto"/>
+              <w:jc w:val="center"/>
+              <w:rPr>
+                <w:rFonts w:ascii="Times New Roman" w:hAnsi="Times New Roman" w:cs="Times New Roman"/>
+                <w:sz w:val="24"/>
+                <w:lang w:val="en-US"/>
+              </w:rPr>
+            </w:pPr>
+            <w:r>
+              <w:rPr>
+                <w:rFonts w:ascii="Times New Roman" w:hAnsi="Times New Roman" w:cs="Times New Roman"/>
+                <w:sz w:val="24"/>
+                <w:lang w:val="en-US"/>
+              </w:rPr>
+              <w:t>1053</w:t>
+            </w:r>
+          </w:p>
+        </w:tc>
+        <w:tc>
+          <w:tcPr>
+            <w:tcW w:w="2255" w:type="dxa"/>
+          </w:tcPr>
+          <w:p>
+            <w:pPr>
+              <w:jc w:val="center"/>
+            </w:pPr>
+            <w:r>
+              <w:rPr>
+                <w:rFonts w:ascii="Times New Roman" w:hAnsi="Times New Roman" w:cs="Times New Roman"/>
+                <w:sz w:val="24"/>
+                <w:lang w:val="en-US"/>
+              </w:rPr>
+              <w:t>3235</w:t>
+            </w:r>
+          </w:p>
+        </w:tc>
+        <w:tc>
+          <w:tcPr>
+            <w:tcW w:w="2255" w:type="dxa"/>
+          </w:tcPr>
+          <w:p>
+            <w:pPr>
+              <w:spacing w:line="360" w:lineRule="auto"/>
+              <w:jc w:val="center"/>
+              <w:rPr>
+                <w:rFonts w:ascii="Times New Roman" w:hAnsi="Times New Roman" w:cs="Times New Roman"/>
+                <w:sz w:val="24"/>
+                <w:lang w:val="en-US"/>
+              </w:rPr>
+            </w:pPr>
+            <w:r>
+              <w:rPr>
+                <w:rFonts w:ascii="Times New Roman" w:hAnsi="Times New Roman" w:cs="Times New Roman"/>
+                <w:sz w:val="24"/>
+                <w:lang w:val="en-US"/>
+              </w:rPr>
+              <w:t>2182</w:t>
+            </w:r>
+          </w:p>
+        </w:tc>
+      </w:tr>
+      <w:tr>
+        <w:tc>
+          <w:tcPr>
+            <w:tcW w:w="2254" w:type="dxa"/>
+          </w:tcPr>
+          <w:p>
+            <w:pPr>
+              <w:spacing w:line="360" w:lineRule="auto"/>
+              <w:rPr>
+                <w:rFonts w:ascii="Times New Roman" w:hAnsi="Times New Roman" w:cs="Times New Roman"/>
+                <w:sz w:val="24"/>
+                <w:lang w:val="en-US"/>
+              </w:rPr>
+            </w:pPr>
+            <w:r>
+              <w:rPr>
+                <w:rFonts w:ascii="Times New Roman" w:hAnsi="Times New Roman" w:cs="Times New Roman"/>
+                <w:sz w:val="24"/>
+                <w:lang w:val="en-US"/>
+              </w:rPr>
+              <w:t>Sunday</w:t>
+            </w:r>
+          </w:p>
+        </w:tc>
+        <w:tc>
+          <w:tcPr>
+            <w:tcW w:w="2255" w:type="dxa"/>
+          </w:tcPr>
+          <w:p>
+            <w:pPr>
+              <w:spacing w:line="360" w:lineRule="auto"/>
+              <w:jc w:val="center"/>
+              <w:rPr>
+                <w:rFonts w:ascii="Times New Roman" w:hAnsi="Times New Roman" w:cs="Times New Roman"/>
+                <w:sz w:val="24"/>
+                <w:lang w:val="en-US"/>
+              </w:rPr>
+            </w:pPr>
+            <w:r>
+              <w:rPr>
+                <w:rFonts w:ascii="Times New Roman" w:hAnsi="Times New Roman" w:cs="Times New Roman"/>
+                <w:sz w:val="24"/>
+                <w:lang w:val="en-US"/>
+              </w:rPr>
+              <w:t>1480</w:t>
+            </w:r>
+          </w:p>
+        </w:tc>
+        <w:tc>
+          <w:tcPr>
+            <w:tcW w:w="2255" w:type="dxa"/>
+          </w:tcPr>
+          <w:p>
+            <w:pPr>
+              <w:jc w:val="center"/>
+            </w:pPr>
+            <w:r>
+              <w:rPr>
+                <w:rFonts w:ascii="Times New Roman" w:hAnsi="Times New Roman" w:cs="Times New Roman"/>
+                <w:sz w:val="24"/>
+                <w:lang w:val="en-US"/>
+              </w:rPr>
+              <w:t>3235</w:t>
+            </w:r>
+          </w:p>
+        </w:tc>
+        <w:tc>
+          <w:tcPr>
+            <w:tcW w:w="2255" w:type="dxa"/>
+          </w:tcPr>
+          <w:p>
+            <w:pPr>
+              <w:spacing w:line="360" w:lineRule="auto"/>
+              <w:jc w:val="center"/>
+              <w:rPr>
+                <w:rFonts w:ascii="Times New Roman" w:hAnsi="Times New Roman" w:cs="Times New Roman"/>
+                <w:sz w:val="24"/>
+                <w:lang w:val="en-US"/>
+              </w:rPr>
+            </w:pPr>
+            <w:r>
+              <w:rPr>
+                <w:rFonts w:ascii="Times New Roman" w:hAnsi="Times New Roman" w:cs="Times New Roman"/>
+                <w:sz w:val="24"/>
+                <w:lang w:val="en-US"/>
+              </w:rPr>
+              <w:t>1755</w:t>
+            </w:r>
+          </w:p>
+        </w:tc>
+      </w:tr>
+      <w:tr>
+        <w:trPr>
+          <w:trHeight w:val="68"/>
+        </w:trPr>
+        <w:tc>
+          <w:tcPr>
+            <w:tcW w:w="2254" w:type="dxa"/>
+          </w:tcPr>
+          <w:p>
+            <w:pPr>
+              <w:spacing w:line="360" w:lineRule="auto"/>
+              <w:rPr>
+                <w:rFonts w:ascii="Times New Roman" w:hAnsi="Times New Roman" w:cs="Times New Roman"/>
+                <w:sz w:val="24"/>
+                <w:lang w:val="en-US"/>
+              </w:rPr>
+            </w:pPr>
+            <w:r>
+              <w:rPr>
+                <w:rFonts w:ascii="Times New Roman" w:hAnsi="Times New Roman" w:cs="Times New Roman"/>
+                <w:sz w:val="24"/>
+                <w:lang w:val="en-US"/>
+              </w:rPr>
+              <w:t>Monday</w:t>
+            </w:r>
+          </w:p>
+        </w:tc>
+        <w:tc>
+          <w:tcPr>
+            <w:tcW w:w="2255" w:type="dxa"/>
+          </w:tcPr>
+          <w:p>
+            <w:pPr>
+              <w:spacing w:line="360" w:lineRule="auto"/>
+              <w:jc w:val="center"/>
+              <w:rPr>
+                <w:rFonts w:ascii="Times New Roman" w:hAnsi="Times New Roman" w:cs="Times New Roman"/>
+                <w:sz w:val="24"/>
+                <w:lang w:val="en-US"/>
+              </w:rPr>
+            </w:pPr>
+            <w:r>
+              <w:rPr>
+                <w:rFonts w:ascii="Times New Roman" w:hAnsi="Times New Roman" w:cs="Times New Roman"/>
+                <w:sz w:val="24"/>
+                <w:lang w:val="en-US"/>
+              </w:rPr>
+              <w:t>1150</w:t>
+            </w:r>
+          </w:p>
+        </w:tc>
+        <w:tc>
+          <w:tcPr>
+            <w:tcW w:w="2255" w:type="dxa"/>
+          </w:tcPr>
+          <w:p>
+            <w:pPr>
+              <w:jc w:val="center"/>
+            </w:pPr>
+            <w:r>
+              <w:rPr>
+                <w:rFonts w:ascii="Times New Roman" w:hAnsi="Times New Roman" w:cs="Times New Roman"/>
+                <w:sz w:val="24"/>
+                <w:lang w:val="en-US"/>
+              </w:rPr>
+              <w:t>3235</w:t>
+            </w:r>
+          </w:p>
+        </w:tc>
+        <w:tc>
+          <w:tcPr>
+            <w:tcW w:w="2255" w:type="dxa"/>
+          </w:tcPr>
+          <w:p>
+            <w:pPr>
+              <w:spacing w:line="360" w:lineRule="auto"/>
+              <w:jc w:val="center"/>
+              <w:rPr>
+                <w:rFonts w:ascii="Times New Roman" w:hAnsi="Times New Roman" w:cs="Times New Roman"/>
+                <w:sz w:val="24"/>
+                <w:lang w:val="en-US"/>
+              </w:rPr>
+            </w:pPr>
+            <w:r>
+              <w:rPr>
+                <w:rFonts w:ascii="Times New Roman" w:hAnsi="Times New Roman" w:cs="Times New Roman"/>
+                <w:sz w:val="24"/>
+                <w:lang w:val="en-US"/>
+              </w:rPr>
+              <w:t>2085</w:t>
+            </w:r>
+          </w:p>
+        </w:tc>
+      </w:tr>
+    </w:tbl>
     <w:p>
       <w:pPr>
         <w:spacing w:line="360" w:lineRule="auto"/>
         <w:rPr>
           <w:rFonts w:ascii="Times New Roman" w:hAnsi="Times New Roman" w:cs="Times New Roman"/>
-          <w:b/>
           <w:sz w:val="24"/>
           <w:lang w:val="en-US"/>
         </w:rPr>
       </w:pPr>
-      <w:r>
-        <w:rPr>
-          <w:rFonts w:ascii="Times New Roman" w:hAnsi="Times New Roman" w:cs="Times New Roman"/>
-          <w:b/>
-          <w:sz w:val="24"/>
-          <w:lang w:val="en-US"/>
-        </w:rPr>
-        <w:t>Appendix B. Daily Total Intake Table</w:t>
-      </w:r>
     </w:p>
     <w:sectPr>
       <w:type w:val="continuous"/>
       <w:pgSz w:w="11909" w:h="16834"/>
       <w:pgMar w:top="1440" w:right="1440" w:bottom="1440" w:left="1440" w:header="720" w:footer="720" w:gutter="0"/>
-      <w:pgNumType w:start="0"/>
+      <w:pgNumType w:start="4"/>
       <w:cols w:space="720"/>
-      <w:titlePg/>
       <w:docGrid w:linePitch="299"/>
     </w:sectPr>
   </w:body>
@@ -7582,6 +9415,111 @@
 </w:ftr>
 </file>
 
+<file path=word/footer2.xml><?xml version="1.0" encoding="utf-8"?>
+<w:ftr xmlns:wpc="http://schemas.microsoft.com/office/word/2010/wordprocessingCanvas" xmlns:mc="http://schemas.openxmlformats.org/markup-compatibility/2006" xmlns:o="urn:schemas-microsoft-com:office:office" xmlns:r="http://schemas.openxmlformats.org/officeDocument/2006/relationships" xmlns:m="http://schemas.openxmlformats.org/officeDocument/2006/math" xmlns:v="urn:schemas-microsoft-com:vml" xmlns:wp14="http://schemas.microsoft.com/office/word/2010/wordprocessingDrawing" xmlns:wp="http://schemas.openxmlformats.org/drawingml/2006/wordprocessingDrawing" xmlns:w10="urn:schemas-microsoft-com:office:word" xmlns:w="http://schemas.openxmlformats.org/wordprocessingml/2006/main" xmlns:w14="http://schemas.microsoft.com/office/word/2010/wordml" xmlns:w15="http://schemas.microsoft.com/office/word/2012/wordml" xmlns:wpg="http://schemas.microsoft.com/office/word/2010/wordprocessingGroup" xmlns:wpi="http://schemas.microsoft.com/office/word/2010/wordprocessingInk" xmlns:wne="http://schemas.microsoft.com/office/word/2006/wordml" xmlns:wps="http://schemas.microsoft.com/office/word/2010/wordprocessingShape" mc:Ignorable="w14 w15 wp14">
+  <w:p>
+    <w:pPr>
+      <w:pBdr>
+        <w:top w:val="nil"/>
+        <w:left w:val="nil"/>
+        <w:bottom w:val="nil"/>
+        <w:right w:val="nil"/>
+        <w:between w:val="nil"/>
+      </w:pBdr>
+      <w:tabs>
+        <w:tab w:val="center" w:pos="4513"/>
+        <w:tab w:val="right" w:pos="9026"/>
+      </w:tabs>
+      <w:spacing w:line="240" w:lineRule="auto"/>
+      <w:jc w:val="right"/>
+      <w:rPr>
+        <w:rFonts w:ascii="Times New Roman" w:eastAsia="Times New Roman" w:hAnsi="Times New Roman" w:cs="Times New Roman"/>
+        <w:b/>
+        <w:bCs/>
+        <w:color w:val="000000"/>
+        <w:sz w:val="24"/>
+        <w:szCs w:val="24"/>
+      </w:rPr>
+    </w:pPr>
+    <w:r>
+      <w:rPr>
+        <w:rFonts w:ascii="Times New Roman" w:eastAsia="Times New Roman" w:hAnsi="Times New Roman" w:cs="Times New Roman"/>
+        <w:b/>
+        <w:bCs/>
+        <w:color w:val="000000"/>
+        <w:sz w:val="24"/>
+        <w:szCs w:val="24"/>
+      </w:rPr>
+      <w:fldChar w:fldCharType="begin"/>
+    </w:r>
+    <w:r>
+      <w:rPr>
+        <w:rFonts w:ascii="Times New Roman" w:eastAsia="Times New Roman" w:hAnsi="Times New Roman" w:cs="Times New Roman"/>
+        <w:b/>
+        <w:bCs/>
+        <w:color w:val="000000"/>
+        <w:sz w:val="24"/>
+        <w:szCs w:val="24"/>
+      </w:rPr>
+      <w:instrText>PAGE</w:instrText>
+    </w:r>
+    <w:r>
+      <w:rPr>
+        <w:rFonts w:ascii="Times New Roman" w:eastAsia="Times New Roman" w:hAnsi="Times New Roman" w:cs="Times New Roman"/>
+        <w:b/>
+        <w:bCs/>
+        <w:color w:val="000000"/>
+        <w:sz w:val="24"/>
+        <w:szCs w:val="24"/>
+      </w:rPr>
+      <w:fldChar w:fldCharType="separate"/>
+    </w:r>
+    <w:r>
+      <w:rPr>
+        <w:rFonts w:ascii="Times New Roman" w:eastAsia="Times New Roman" w:hAnsi="Times New Roman" w:cs="Times New Roman"/>
+        <w:b/>
+        <w:bCs/>
+        <w:noProof/>
+        <w:color w:val="000000"/>
+        <w:sz w:val="24"/>
+        <w:szCs w:val="24"/>
+      </w:rPr>
+      <w:t>7</w:t>
+    </w:r>
+    <w:r>
+      <w:rPr>
+        <w:rFonts w:ascii="Times New Roman" w:eastAsia="Times New Roman" w:hAnsi="Times New Roman" w:cs="Times New Roman"/>
+        <w:b/>
+        <w:bCs/>
+        <w:color w:val="000000"/>
+        <w:sz w:val="24"/>
+        <w:szCs w:val="24"/>
+      </w:rPr>
+      <w:fldChar w:fldCharType="end"/>
+    </w:r>
+  </w:p>
+  <w:p>
+    <w:pPr>
+      <w:pBdr>
+        <w:top w:val="nil"/>
+        <w:left w:val="nil"/>
+        <w:bottom w:val="nil"/>
+        <w:right w:val="nil"/>
+        <w:between w:val="nil"/>
+      </w:pBdr>
+      <w:tabs>
+        <w:tab w:val="center" w:pos="4513"/>
+        <w:tab w:val="right" w:pos="9026"/>
+      </w:tabs>
+      <w:spacing w:line="240" w:lineRule="auto"/>
+      <w:rPr>
+        <w:color w:val="000000"/>
+      </w:rPr>
+    </w:pPr>
+  </w:p>
+</w:ftr>
+</file>
+
 <file path=word/footnotes.xml><?xml version="1.0" encoding="utf-8"?>
 <w:footnotes xmlns:wpc="http://schemas.microsoft.com/office/word/2010/wordprocessingCanvas" xmlns:mc="http://schemas.openxmlformats.org/markup-compatibility/2006" xmlns:o="urn:schemas-microsoft-com:office:office" xmlns:r="http://schemas.openxmlformats.org/officeDocument/2006/relationships" xmlns:m="http://schemas.openxmlformats.org/officeDocument/2006/math" xmlns:v="urn:schemas-microsoft-com:vml" xmlns:wp14="http://schemas.microsoft.com/office/word/2010/wordprocessingDrawing" xmlns:wp="http://schemas.openxmlformats.org/drawingml/2006/wordprocessingDrawing" xmlns:w10="urn:schemas-microsoft-com:office:word" xmlns:w="http://schemas.openxmlformats.org/wordprocessingml/2006/main" xmlns:w14="http://schemas.microsoft.com/office/word/2010/wordml" xmlns:w15="http://schemas.microsoft.com/office/word/2012/wordml" xmlns:wpg="http://schemas.microsoft.com/office/word/2010/wordprocessingGroup" xmlns:wpi="http://schemas.microsoft.com/office/word/2010/wordprocessingInk" xmlns:wne="http://schemas.microsoft.com/office/word/2006/wordml" xmlns:wps="http://schemas.microsoft.com/office/word/2010/wordprocessingShape" mc:Ignorable="w14 w15 wp14">
   <w:footnote w:type="separator" w:id="-1">
@@ -7605,6 +9543,17 @@
     </w:p>
   </w:footnote>
 </w:footnotes>
+</file>
+
+<file path=word/header1.xml><?xml version="1.0" encoding="utf-8"?>
+<w:hdr xmlns:wpc="http://schemas.microsoft.com/office/word/2010/wordprocessingCanvas" xmlns:mc="http://schemas.openxmlformats.org/markup-compatibility/2006" xmlns:o="urn:schemas-microsoft-com:office:office" xmlns:r="http://schemas.openxmlformats.org/officeDocument/2006/relationships" xmlns:m="http://schemas.openxmlformats.org/officeDocument/2006/math" xmlns:v="urn:schemas-microsoft-com:vml" xmlns:wp14="http://schemas.microsoft.com/office/word/2010/wordprocessingDrawing" xmlns:wp="http://schemas.openxmlformats.org/drawingml/2006/wordprocessingDrawing" xmlns:w10="urn:schemas-microsoft-com:office:word" xmlns:w="http://schemas.openxmlformats.org/wordprocessingml/2006/main" xmlns:w14="http://schemas.microsoft.com/office/word/2010/wordml" xmlns:w15="http://schemas.microsoft.com/office/word/2012/wordml" xmlns:wpg="http://schemas.microsoft.com/office/word/2010/wordprocessingGroup" xmlns:wpi="http://schemas.microsoft.com/office/word/2010/wordprocessingInk" xmlns:wne="http://schemas.microsoft.com/office/word/2006/wordml" xmlns:wps="http://schemas.microsoft.com/office/word/2010/wordprocessingShape" mc:Ignorable="w14 w15 wp14">
+  <w:p>
+    <w:pPr>
+      <w:pStyle w:val="Header"/>
+      <w:jc w:val="right"/>
+    </w:pPr>
+  </w:p>
+</w:hdr>
 </file>
 
 <file path=word/numbering.xml><?xml version="1.0" encoding="utf-8"?>
@@ -8508,7 +10457,7 @@
   </w:latentStyles>
   <w:style w:type="paragraph" w:default="1" w:styleId="Normal">
     <w:name w:val="Normal"/>
-    <w:rsid w:val="002C5D72"/>
+    <w:rsid w:val="00B60F8C"/>
   </w:style>
   <w:style w:type="paragraph" w:styleId="Heading1">
     <w:name w:val="heading 1"/>
@@ -8733,7 +10682,6 @@
     <w:name w:val="Normal (Web)"/>
     <w:basedOn w:val="Normal"/>
     <w:uiPriority w:val="99"/>
-    <w:semiHidden/>
     <w:unhideWhenUsed/>
     <w:rsid w:val="00194817"/>
     <w:pPr>
@@ -9126,7 +11074,7 @@
 </file>
 
 <file path=customXml/itemProps1.xml><?xml version="1.0" encoding="utf-8"?>
-<ds:datastoreItem xmlns:ds="http://schemas.openxmlformats.org/officeDocument/2006/customXml" ds:itemID="{1E030041-0F75-4081-8D8D-E193FD6ED0A2}">
+<ds:datastoreItem xmlns:ds="http://schemas.openxmlformats.org/officeDocument/2006/customXml" ds:itemID="{BFA33905-8241-49E9-9B55-8D7D5EB8842E}">
   <ds:schemaRefs>
     <ds:schemaRef ds:uri="http://schemas.openxmlformats.org/officeDocument/2006/bibliography"/>
   </ds:schemaRefs>
